--- a/Ежедневный_отчет_Кешубаева_2026-04-06_v5.docx
+++ b/Ежедневный_отчет_Кешубаева_2026-04-06_v5.docx
@@ -49,7 +49,7 @@
           <w:sz w:val="24"/>
           <w:szCs w:val="24"/>
         </w:rPr>
-        <w:t xml:space="preserve">06.04.2026  ·  8 звонков</w:t>
+        <w:t xml:space="preserve">2026-04-06  ·  8 звонков</w:t>
       </w:r>
     </w:p>
     <w:p>
@@ -508,7 +508,7 @@
           <w:sz w:val="22"/>
           <w:szCs w:val="22"/>
         </w:rPr>
-        <w:t xml:space="preserve">6 повторных/тёплых звонков сегодня (Тёплый/заявка × 3, Горячий/Входящий × 3)</w:t>
+        <w:t xml:space="preserve">Тёплые и горячие лиды в текущем срезе не выделены.</w:t>
       </w:r>
     </w:p>
     <w:p>
@@ -524,7 +524,7 @@
           <w:sz w:val="22"/>
           <w:szCs w:val="22"/>
         </w:rPr>
-        <w:t xml:space="preserve">4 → Договорились  ·  0 → Перенос  ·  1 → Отказ  ·  1 → Открыт</w:t>
+        <w:t xml:space="preserve">0 → Договорились · 0 → Перенос · 0 → Отказ · 0 → Открыт</w:t>
       </w:r>
     </w:p>
     <w:p>
@@ -540,7 +540,7 @@
           <w:sz w:val="22"/>
           <w:szCs w:val="22"/>
         </w:rPr>
-        <w:t xml:space="preserve">Конверсия тёплых: 67% (4 из 6)</w:t>
+        <w:t xml:space="preserve">Конверсия тёплых: нет базы для расчёта.</w:t>
       </w:r>
     </w:p>
     <w:p>
@@ -556,7 +556,7 @@
           <w:sz w:val="22"/>
           <w:szCs w:val="22"/>
         </w:rPr>
-        <w:t xml:space="preserve">Среднее: нет базы для сравнения (первый период).</w:t>
+        <w:t xml:space="preserve">Среднее: нет базы для сравнения.</w:t>
       </w:r>
     </w:p>
     <w:p>
@@ -717,116 +717,6 @@
                 <w:szCs w:val="18"/>
               </w:rPr>
               <w:t xml:space="preserve">Статус</w:t>
-            </w:r>
-          </w:p>
-        </w:tc>
-      </w:tr>
-      <w:tr>
-        <w:tc>
-          <w:tcPr>
-            <w:tcBorders>
-              <w:top w:val="single" w:color="CCCCCC" w:sz="4"/>
-              <w:left w:val="single" w:color="CCCCCC" w:sz="4"/>
-              <w:bottom w:val="single" w:color="CCCCCC" w:sz="4"/>
-              <w:right w:val="single" w:color="CCCCCC" w:sz="4"/>
-            </w:tcBorders>
-            <w:tcMar>
-              <w:top w:type="dxa" w:w="60"/>
-              <w:left w:type="dxa" w:w="80"/>
-              <w:bottom w:type="dxa" w:w="60"/>
-              <w:right w:type="dxa" w:w="80"/>
-            </w:tcMar>
-            <w:vAlign w:val="center"/>
-          </w:tcPr>
-          <w:p>
-            <w:pPr>
-              <w:spacing w:after="0" w:before="0"/>
-              <w:jc w:val="left"/>
-            </w:pPr>
-            <w:r>
-              <w:rPr>
-                <w:rFonts w:ascii="Arial" w:cs="Arial" w:eastAsia="Arial" w:hAnsi="Arial"/>
-                <w:b w:val="false"/>
-                <w:bCs w:val="false"/>
-                <w:i w:val="false"/>
-                <w:iCs w:val="false"/>
-                <w:color w:val="000000"/>
-                <w:sz w:val="22"/>
-                <w:szCs w:val="22"/>
-              </w:rPr>
-              <w:t xml:space="preserve">Сергей Иванов</w:t>
-            </w:r>
-          </w:p>
-        </w:tc>
-        <w:tc>
-          <w:tcPr>
-            <w:tcBorders>
-              <w:top w:val="single" w:color="CCCCCC" w:sz="4"/>
-              <w:left w:val="single" w:color="CCCCCC" w:sz="4"/>
-              <w:bottom w:val="single" w:color="CCCCCC" w:sz="4"/>
-              <w:right w:val="single" w:color="CCCCCC" w:sz="4"/>
-            </w:tcBorders>
-            <w:tcMar>
-              <w:top w:type="dxa" w:w="60"/>
-              <w:left w:type="dxa" w:w="80"/>
-              <w:bottom w:type="dxa" w:w="60"/>
-              <w:right w:type="dxa" w:w="80"/>
-            </w:tcMar>
-            <w:vAlign w:val="center"/>
-          </w:tcPr>
-          <w:p>
-            <w:pPr>
-              <w:spacing w:after="0" w:before="0"/>
-              <w:jc w:val="left"/>
-            </w:pPr>
-            <w:r>
-              <w:rPr>
-                <w:rFonts w:ascii="Arial" w:cs="Arial" w:eastAsia="Arial" w:hAnsi="Arial"/>
-                <w:b w:val="false"/>
-                <w:bCs w:val="false"/>
-                <w:i w:val="false"/>
-                <w:iCs w:val="false"/>
-                <w:color w:val="000000"/>
-                <w:sz w:val="22"/>
-                <w:szCs w:val="22"/>
-              </w:rPr>
-              <w:t xml:space="preserve">+7 701 999-6007</w:t>
-            </w:r>
-          </w:p>
-        </w:tc>
-        <w:tc>
-          <w:tcPr>
-            <w:tcBorders>
-              <w:top w:val="single" w:color="CCCCCC" w:sz="4"/>
-              <w:left w:val="single" w:color="CCCCCC" w:sz="4"/>
-              <w:bottom w:val="single" w:color="CCCCCC" w:sz="4"/>
-              <w:right w:val="single" w:color="CCCCCC" w:sz="4"/>
-            </w:tcBorders>
-            <w:tcMar>
-              <w:top w:type="dxa" w:w="60"/>
-              <w:left w:type="dxa" w:w="80"/>
-              <w:bottom w:type="dxa" w:w="60"/>
-              <w:right w:type="dxa" w:w="80"/>
-            </w:tcMar>
-            <w:vAlign w:val="center"/>
-          </w:tcPr>
-          <w:p>
-            <w:pPr>
-              <w:spacing w:after="0" w:before="0"/>
-              <w:jc w:val="left"/>
-            </w:pPr>
-            <w:r>
-              <w:rPr>
-                <w:rFonts w:ascii="Arial" w:cs="Arial" w:eastAsia="Arial" w:hAnsi="Arial"/>
-                <w:b w:val="false"/>
-                <w:bCs w:val="false"/>
-                <w:i w:val="false"/>
-                <w:iCs w:val="false"/>
-                <w:color w:val="E87722"/>
-                <w:sz w:val="22"/>
-                <w:szCs w:val="22"/>
-              </w:rPr>
-              <w:t xml:space="preserve">Открытый — ждёт одобрения руководства</w:t>
             </w:r>
           </w:p>
         </w:tc>
@@ -1287,7 +1177,7 @@
                 <w:sz w:val="22"/>
                 <w:szCs w:val="22"/>
               </w:rPr>
-              <w:t xml:space="preserve">Э2 Квалификация и потребность</w:t>
+              <w:t xml:space="preserve">Э2 Квалификация и первичная потребность</w:t>
             </w:r>
           </w:p>
         </w:tc>
@@ -1507,7 +1397,7 @@
                 <w:sz w:val="22"/>
                 <w:szCs w:val="22"/>
               </w:rPr>
-              <w:t xml:space="preserve">1.0</w:t>
+              <w:t xml:space="preserve">0.9</w:t>
             </w:r>
           </w:p>
         </w:tc>
@@ -2196,13 +2086,13 @@
                 <w:rFonts w:ascii="Arial" w:cs="Arial" w:eastAsia="Arial" w:hAnsi="Arial"/>
                 <w:b w:val="false"/>
                 <w:bCs w:val="false"/>
-                <w:i w:val="false"/>
-                <w:iCs w:val="false"/>
-                <w:color w:val="000000"/>
-                <w:sz w:val="22"/>
-                <w:szCs w:val="22"/>
-              </w:rPr>
-              <w:t xml:space="preserve">Э4 Формирование предложения</w:t>
+                <w:i/>
+                <w:iCs/>
+                <w:color w:val="E87722"/>
+                <w:sz w:val="22"/>
+                <w:szCs w:val="22"/>
+              </w:rPr>
+              <w:t xml:space="preserve">↳ Понял контекст решения</w:t>
             </w:r>
           </w:p>
         </w:tc>
@@ -2234,11 +2124,11 @@
                 <w:bCs w:val="false"/>
                 <w:i w:val="false"/>
                 <w:iCs w:val="false"/>
-                <w:color w:val="000000"/>
-                <w:sz w:val="22"/>
-                <w:szCs w:val="22"/>
-              </w:rPr>
-              <w:t xml:space="preserve">2.6</w:t>
+                <w:color w:val="E87722"/>
+                <w:sz w:val="22"/>
+                <w:szCs w:val="22"/>
+              </w:rPr>
+              <w:t xml:space="preserve">1.9</w:t>
             </w:r>
           </w:p>
         </w:tc>
@@ -2310,43 +2200,43 @@
                 <w:sz w:val="20"/>
                 <w:szCs w:val="20"/>
               </w:rPr>
-              <w:t xml:space="preserve">██████████░░░░░░░░░░</w:t>
-            </w:r>
-          </w:p>
-        </w:tc>
-        <w:tc>
-          <w:tcPr>
-            <w:tcBorders>
-              <w:top w:val="single" w:color="CCCCCC" w:sz="4"/>
-              <w:left w:val="single" w:color="CCCCCC" w:sz="4"/>
-              <w:bottom w:val="single" w:color="CCCCCC" w:sz="4"/>
-              <w:right w:val="single" w:color="CCCCCC" w:sz="4"/>
-            </w:tcBorders>
-            <w:tcMar>
-              <w:top w:type="dxa" w:w="60"/>
-              <w:left w:type="dxa" w:w="80"/>
-              <w:bottom w:type="dxa" w:w="60"/>
-              <w:right w:type="dxa" w:w="80"/>
-            </w:tcMar>
-            <w:vAlign w:val="center"/>
-          </w:tcPr>
-          <w:p>
-            <w:pPr>
-              <w:spacing w:after="0" w:before="0"/>
-              <w:jc w:val="center"/>
-            </w:pPr>
-            <w:r>
-              <w:rPr>
-                <w:rFonts w:ascii="Arial" w:cs="Arial" w:eastAsia="Arial" w:hAnsi="Arial"/>
-                <w:b/>
-                <w:bCs/>
-                <w:i w:val="false"/>
-                <w:iCs w:val="false"/>
-                <w:color w:val="2E8B57"/>
-                <w:sz w:val="22"/>
-                <w:szCs w:val="22"/>
-              </w:rPr>
-              <w:t xml:space="preserve">—</w:t>
+              <w:t xml:space="preserve">████████░░░░░░░░░░░░</w:t>
+            </w:r>
+          </w:p>
+        </w:tc>
+        <w:tc>
+          <w:tcPr>
+            <w:tcBorders>
+              <w:top w:val="single" w:color="CCCCCC" w:sz="4"/>
+              <w:left w:val="single" w:color="CCCCCC" w:sz="4"/>
+              <w:bottom w:val="single" w:color="CCCCCC" w:sz="4"/>
+              <w:right w:val="single" w:color="CCCCCC" w:sz="4"/>
+            </w:tcBorders>
+            <w:tcMar>
+              <w:top w:type="dxa" w:w="60"/>
+              <w:left w:type="dxa" w:w="80"/>
+              <w:bottom w:type="dxa" w:w="60"/>
+              <w:right w:type="dxa" w:w="80"/>
+            </w:tcMar>
+            <w:vAlign w:val="center"/>
+          </w:tcPr>
+          <w:p>
+            <w:pPr>
+              <w:spacing w:after="0" w:before="0"/>
+              <w:jc w:val="left"/>
+            </w:pPr>
+            <w:r>
+              <w:rPr>
+                <w:rFonts w:ascii="Arial" w:cs="Arial" w:eastAsia="Arial" w:hAnsi="Arial"/>
+                <w:b w:val="false"/>
+                <w:bCs w:val="false"/>
+                <w:i w:val="false"/>
+                <w:iCs w:val="false"/>
+                <w:color w:val="000000"/>
+                <w:sz w:val="22"/>
+                <w:szCs w:val="22"/>
+              </w:rPr>
+              <w:t xml:space="preserve"/>
             </w:r>
           </w:p>
         </w:tc>
@@ -2384,7 +2274,7 @@
                 <w:sz w:val="22"/>
                 <w:szCs w:val="22"/>
               </w:rPr>
-              <w:t xml:space="preserve">Э5 Работа с возражениями</w:t>
+              <w:t xml:space="preserve">Э4 Формирование предложения</w:t>
             </w:r>
           </w:p>
         </w:tc>
@@ -2420,7 +2310,7 @@
                 <w:sz w:val="22"/>
                 <w:szCs w:val="22"/>
               </w:rPr>
-              <w:t xml:space="preserve">—</w:t>
+              <w:t xml:space="preserve">2.6</w:t>
             </w:r>
           </w:p>
         </w:tc>
@@ -2492,371 +2382,7 @@
                 <w:sz w:val="20"/>
                 <w:szCs w:val="20"/>
               </w:rPr>
-              <w:t xml:space="preserve">—</w:t>
-            </w:r>
-          </w:p>
-        </w:tc>
-        <w:tc>
-          <w:tcPr>
-            <w:tcBorders>
-              <w:top w:val="single" w:color="CCCCCC" w:sz="4"/>
-              <w:left w:val="single" w:color="CCCCCC" w:sz="4"/>
-              <w:bottom w:val="single" w:color="CCCCCC" w:sz="4"/>
-              <w:right w:val="single" w:color="CCCCCC" w:sz="4"/>
-            </w:tcBorders>
-            <w:tcMar>
-              <w:top w:type="dxa" w:w="60"/>
-              <w:left w:type="dxa" w:w="80"/>
-              <w:bottom w:type="dxa" w:w="60"/>
-              <w:right w:type="dxa" w:w="80"/>
-            </w:tcMar>
-            <w:vAlign w:val="center"/>
-          </w:tcPr>
-          <w:p>
-            <w:pPr>
-              <w:spacing w:after="0" w:before="0"/>
-              <w:jc w:val="center"/>
-            </w:pPr>
-            <w:r>
-              <w:rPr>
-                <w:rFonts w:ascii="Arial" w:cs="Arial" w:eastAsia="Arial" w:hAnsi="Arial"/>
-                <w:b/>
-                <w:bCs/>
-                <w:i w:val="false"/>
-                <w:iCs w:val="false"/>
-                <w:color w:val="2E8B57"/>
-                <w:sz w:val="22"/>
-                <w:szCs w:val="22"/>
-              </w:rPr>
-              <w:t xml:space="preserve">—</w:t>
-            </w:r>
-          </w:p>
-        </w:tc>
-      </w:tr>
-      <w:tr>
-        <w:tc>
-          <w:tcPr>
-            <w:tcBorders>
-              <w:top w:val="single" w:color="CCCCCC" w:sz="4"/>
-              <w:left w:val="single" w:color="CCCCCC" w:sz="4"/>
-              <w:bottom w:val="single" w:color="CCCCCC" w:sz="4"/>
-              <w:right w:val="single" w:color="CCCCCC" w:sz="4"/>
-            </w:tcBorders>
-            <w:tcMar>
-              <w:top w:type="dxa" w:w="60"/>
-              <w:left w:type="dxa" w:w="80"/>
-              <w:bottom w:type="dxa" w:w="60"/>
-              <w:right w:type="dxa" w:w="80"/>
-            </w:tcMar>
-            <w:vAlign w:val="center"/>
-          </w:tcPr>
-          <w:p>
-            <w:pPr>
-              <w:spacing w:after="0" w:before="0"/>
-              <w:jc w:val="left"/>
-            </w:pPr>
-            <w:r>
-              <w:rPr>
-                <w:rFonts w:ascii="Arial" w:cs="Arial" w:eastAsia="Arial" w:hAnsi="Arial"/>
-                <w:b w:val="false"/>
-                <w:bCs w:val="false"/>
-                <w:i w:val="false"/>
-                <w:iCs w:val="false"/>
-                <w:color w:val="000000"/>
-                <w:sz w:val="22"/>
-                <w:szCs w:val="22"/>
-              </w:rPr>
-              <w:t xml:space="preserve">Э6 Завершение и следующий шаг</w:t>
-            </w:r>
-          </w:p>
-        </w:tc>
-        <w:tc>
-          <w:tcPr>
-            <w:tcBorders>
-              <w:top w:val="single" w:color="CCCCCC" w:sz="4"/>
-              <w:left w:val="single" w:color="CCCCCC" w:sz="4"/>
-              <w:bottom w:val="single" w:color="CCCCCC" w:sz="4"/>
-              <w:right w:val="single" w:color="CCCCCC" w:sz="4"/>
-            </w:tcBorders>
-            <w:tcMar>
-              <w:top w:type="dxa" w:w="60"/>
-              <w:left w:type="dxa" w:w="80"/>
-              <w:bottom w:type="dxa" w:w="60"/>
-              <w:right w:type="dxa" w:w="80"/>
-            </w:tcMar>
-            <w:vAlign w:val="center"/>
-          </w:tcPr>
-          <w:p>
-            <w:pPr>
-              <w:spacing w:after="0" w:before="0"/>
-              <w:jc w:val="center"/>
-            </w:pPr>
-            <w:r>
-              <w:rPr>
-                <w:rFonts w:ascii="Arial" w:cs="Arial" w:eastAsia="Arial" w:hAnsi="Arial"/>
-                <w:b w:val="false"/>
-                <w:bCs w:val="false"/>
-                <w:i w:val="false"/>
-                <w:iCs w:val="false"/>
-                <w:color w:val="000000"/>
-                <w:sz w:val="22"/>
-                <w:szCs w:val="22"/>
-              </w:rPr>
-              <w:t xml:space="preserve">—</w:t>
-            </w:r>
-          </w:p>
-        </w:tc>
-        <w:tc>
-          <w:tcPr>
-            <w:tcBorders>
-              <w:top w:val="single" w:color="CCCCCC" w:sz="4"/>
-              <w:left w:val="single" w:color="CCCCCC" w:sz="4"/>
-              <w:bottom w:val="single" w:color="CCCCCC" w:sz="4"/>
-              <w:right w:val="single" w:color="CCCCCC" w:sz="4"/>
-            </w:tcBorders>
-            <w:tcMar>
-              <w:top w:type="dxa" w:w="60"/>
-              <w:left w:type="dxa" w:w="80"/>
-              <w:bottom w:type="dxa" w:w="60"/>
-              <w:right w:type="dxa" w:w="80"/>
-            </w:tcMar>
-            <w:vAlign w:val="center"/>
-          </w:tcPr>
-          <w:p>
-            <w:pPr>
-              <w:spacing w:after="0" w:before="0"/>
-              <w:jc w:val="center"/>
-            </w:pPr>
-            <w:r>
-              <w:rPr>
-                <w:rFonts w:ascii="Arial" w:cs="Arial" w:eastAsia="Arial" w:hAnsi="Arial"/>
-                <w:b w:val="false"/>
-                <w:bCs w:val="false"/>
-                <w:i w:val="false"/>
-                <w:iCs w:val="false"/>
-                <w:color w:val="888888"/>
-                <w:sz w:val="22"/>
-                <w:szCs w:val="22"/>
-              </w:rPr>
-              <w:t xml:space="preserve">—</w:t>
-            </w:r>
-          </w:p>
-        </w:tc>
-        <w:tc>
-          <w:tcPr>
-            <w:tcBorders>
-              <w:top w:val="single" w:color="CCCCCC" w:sz="4"/>
-              <w:left w:val="single" w:color="CCCCCC" w:sz="4"/>
-              <w:bottom w:val="single" w:color="CCCCCC" w:sz="4"/>
-              <w:right w:val="single" w:color="CCCCCC" w:sz="4"/>
-            </w:tcBorders>
-            <w:tcMar>
-              <w:top w:type="dxa" w:w="60"/>
-              <w:left w:type="dxa" w:w="80"/>
-              <w:bottom w:type="dxa" w:w="60"/>
-              <w:right w:type="dxa" w:w="80"/>
-            </w:tcMar>
-            <w:vAlign w:val="center"/>
-          </w:tcPr>
-          <w:p>
-            <w:pPr>
-              <w:spacing w:after="0" w:before="0"/>
-              <w:jc w:val="left"/>
-            </w:pPr>
-            <w:r>
-              <w:rPr>
-                <w:rFonts w:ascii="Arial" w:cs="Arial" w:eastAsia="Arial" w:hAnsi="Arial"/>
-                <w:b w:val="false"/>
-                <w:bCs w:val="false"/>
-                <w:i w:val="false"/>
-                <w:iCs w:val="false"/>
-                <w:color w:val="000000"/>
-                <w:sz w:val="20"/>
-                <w:szCs w:val="20"/>
-              </w:rPr>
-              <w:t xml:space="preserve">—</w:t>
-            </w:r>
-          </w:p>
-        </w:tc>
-        <w:tc>
-          <w:tcPr>
-            <w:tcBorders>
-              <w:top w:val="single" w:color="CCCCCC" w:sz="4"/>
-              <w:left w:val="single" w:color="CCCCCC" w:sz="4"/>
-              <w:bottom w:val="single" w:color="CCCCCC" w:sz="4"/>
-              <w:right w:val="single" w:color="CCCCCC" w:sz="4"/>
-            </w:tcBorders>
-            <w:tcMar>
-              <w:top w:type="dxa" w:w="60"/>
-              <w:left w:type="dxa" w:w="80"/>
-              <w:bottom w:type="dxa" w:w="60"/>
-              <w:right w:type="dxa" w:w="80"/>
-            </w:tcMar>
-            <w:vAlign w:val="center"/>
-          </w:tcPr>
-          <w:p>
-            <w:pPr>
-              <w:spacing w:after="0" w:before="0"/>
-              <w:jc w:val="center"/>
-            </w:pPr>
-            <w:r>
-              <w:rPr>
-                <w:rFonts w:ascii="Arial" w:cs="Arial" w:eastAsia="Arial" w:hAnsi="Arial"/>
-                <w:b/>
-                <w:bCs/>
-                <w:i w:val="false"/>
-                <w:iCs w:val="false"/>
-                <w:color w:val="2E8B57"/>
-                <w:sz w:val="22"/>
-                <w:szCs w:val="22"/>
-              </w:rPr>
-              <w:t xml:space="preserve">—</w:t>
-            </w:r>
-          </w:p>
-        </w:tc>
-      </w:tr>
-      <w:tr>
-        <w:tc>
-          <w:tcPr>
-            <w:tcBorders>
-              <w:top w:val="single" w:color="CCCCCC" w:sz="4"/>
-              <w:left w:val="single" w:color="CCCCCC" w:sz="4"/>
-              <w:bottom w:val="single" w:color="CCCCCC" w:sz="4"/>
-              <w:right w:val="single" w:color="CCCCCC" w:sz="4"/>
-            </w:tcBorders>
-            <w:tcMar>
-              <w:top w:type="dxa" w:w="60"/>
-              <w:left w:type="dxa" w:w="80"/>
-              <w:bottom w:type="dxa" w:w="60"/>
-              <w:right w:type="dxa" w:w="80"/>
-            </w:tcMar>
-            <w:vAlign w:val="center"/>
-          </w:tcPr>
-          <w:p>
-            <w:pPr>
-              <w:spacing w:after="0" w:before="0"/>
-              <w:jc w:val="left"/>
-            </w:pPr>
-            <w:r>
-              <w:rPr>
-                <w:rFonts w:ascii="Arial" w:cs="Arial" w:eastAsia="Arial" w:hAnsi="Arial"/>
-                <w:b w:val="false"/>
-                <w:bCs w:val="false"/>
-                <w:i w:val="false"/>
-                <w:iCs w:val="false"/>
-                <w:color w:val="000000"/>
-                <w:sz w:val="22"/>
-                <w:szCs w:val="22"/>
-              </w:rPr>
-              <w:t xml:space="preserve">Сквозной критерий</w:t>
-            </w:r>
-          </w:p>
-        </w:tc>
-        <w:tc>
-          <w:tcPr>
-            <w:tcBorders>
-              <w:top w:val="single" w:color="CCCCCC" w:sz="4"/>
-              <w:left w:val="single" w:color="CCCCCC" w:sz="4"/>
-              <w:bottom w:val="single" w:color="CCCCCC" w:sz="4"/>
-              <w:right w:val="single" w:color="CCCCCC" w:sz="4"/>
-            </w:tcBorders>
-            <w:tcMar>
-              <w:top w:type="dxa" w:w="60"/>
-              <w:left w:type="dxa" w:w="80"/>
-              <w:bottom w:type="dxa" w:w="60"/>
-              <w:right w:type="dxa" w:w="80"/>
-            </w:tcMar>
-            <w:vAlign w:val="center"/>
-          </w:tcPr>
-          <w:p>
-            <w:pPr>
-              <w:spacing w:after="0" w:before="0"/>
-              <w:jc w:val="center"/>
-            </w:pPr>
-            <w:r>
-              <w:rPr>
-                <w:rFonts w:ascii="Arial" w:cs="Arial" w:eastAsia="Arial" w:hAnsi="Arial"/>
-                <w:b w:val="false"/>
-                <w:bCs w:val="false"/>
-                <w:i w:val="false"/>
-                <w:iCs w:val="false"/>
-                <w:color w:val="000000"/>
-                <w:sz w:val="22"/>
-                <w:szCs w:val="22"/>
-              </w:rPr>
-              <w:t xml:space="preserve">—</w:t>
-            </w:r>
-          </w:p>
-        </w:tc>
-        <w:tc>
-          <w:tcPr>
-            <w:tcBorders>
-              <w:top w:val="single" w:color="CCCCCC" w:sz="4"/>
-              <w:left w:val="single" w:color="CCCCCC" w:sz="4"/>
-              <w:bottom w:val="single" w:color="CCCCCC" w:sz="4"/>
-              <w:right w:val="single" w:color="CCCCCC" w:sz="4"/>
-            </w:tcBorders>
-            <w:tcMar>
-              <w:top w:type="dxa" w:w="60"/>
-              <w:left w:type="dxa" w:w="80"/>
-              <w:bottom w:type="dxa" w:w="60"/>
-              <w:right w:type="dxa" w:w="80"/>
-            </w:tcMar>
-            <w:vAlign w:val="center"/>
-          </w:tcPr>
-          <w:p>
-            <w:pPr>
-              <w:spacing w:after="0" w:before="0"/>
-              <w:jc w:val="center"/>
-            </w:pPr>
-            <w:r>
-              <w:rPr>
-                <w:rFonts w:ascii="Arial" w:cs="Arial" w:eastAsia="Arial" w:hAnsi="Arial"/>
-                <w:b w:val="false"/>
-                <w:bCs w:val="false"/>
-                <w:i w:val="false"/>
-                <w:iCs w:val="false"/>
-                <w:color w:val="888888"/>
-                <w:sz w:val="22"/>
-                <w:szCs w:val="22"/>
-              </w:rPr>
-              <w:t xml:space="preserve">—</w:t>
-            </w:r>
-          </w:p>
-        </w:tc>
-        <w:tc>
-          <w:tcPr>
-            <w:tcBorders>
-              <w:top w:val="single" w:color="CCCCCC" w:sz="4"/>
-              <w:left w:val="single" w:color="CCCCCC" w:sz="4"/>
-              <w:bottom w:val="single" w:color="CCCCCC" w:sz="4"/>
-              <w:right w:val="single" w:color="CCCCCC" w:sz="4"/>
-            </w:tcBorders>
-            <w:tcMar>
-              <w:top w:type="dxa" w:w="60"/>
-              <w:left w:type="dxa" w:w="80"/>
-              <w:bottom w:type="dxa" w:w="60"/>
-              <w:right w:type="dxa" w:w="80"/>
-            </w:tcMar>
-            <w:vAlign w:val="center"/>
-          </w:tcPr>
-          <w:p>
-            <w:pPr>
-              <w:spacing w:after="0" w:before="0"/>
-              <w:jc w:val="left"/>
-            </w:pPr>
-            <w:r>
-              <w:rPr>
-                <w:rFonts w:ascii="Arial" w:cs="Arial" w:eastAsia="Arial" w:hAnsi="Arial"/>
-                <w:b w:val="false"/>
-                <w:bCs w:val="false"/>
-                <w:i w:val="false"/>
-                <w:iCs w:val="false"/>
-                <w:color w:val="000000"/>
-                <w:sz w:val="20"/>
-                <w:szCs w:val="20"/>
-              </w:rPr>
-              <w:t xml:space="preserve">—</w:t>
+              <w:t xml:space="preserve">██████████░░░░░░░░░░</w:t>
             </w:r>
           </w:p>
         </w:tc>
@@ -2956,7 +2482,7 @@
           <w:sz w:val="24"/>
           <w:szCs w:val="24"/>
         </w:rPr>
-        <w:t xml:space="preserve">Э3 Выявление детальных потребностей (1.0 / 5) — первый этап ниже 4 по воронке</w:t>
+        <w:t xml:space="preserve">СИТУАЦИЯ ДНЯ · Выявление детальных потребностей (1.9) — первый этап ниже 4 по воронке</w:t>
       </w:r>
     </w:p>
     <w:p>
@@ -2972,7 +2498,23 @@
           <w:sz w:val="22"/>
           <w:szCs w:val="22"/>
         </w:rPr>
-        <w:t xml:space="preserve">«Менеджер переходит к презентации, не задав вопросов о потребностях» — 7 из 8 звонков · конверсия по этим звонкам: 43%</w:t>
+        <w:t xml:space="preserve">Клиент не чувствует, что решение подобрано под его задачу. Повторяемость: 7 звонк(ов). Пример: Менеджер перешёл к презентации продукта, не задав ни одного вопроса о текущем документообороте, объёме контрагентов или болевых точках.</w:t>
+      </w:r>
+    </w:p>
+    <w:p>
+      <w:pPr>
+        <w:spacing w:after="60" w:before="0"/>
+      </w:pPr>
+      <w:r>
+        <w:rPr>
+          <w:rFonts w:ascii="Arial" w:cs="Arial" w:eastAsia="Arial" w:hAnsi="Arial"/>
+          <w:b w:val="false"/>
+          <w:bCs w:val="false"/>
+          <w:color w:val="888888"/>
+          <w:sz w:val="22"/>
+          <w:szCs w:val="22"/>
+        </w:rPr>
+        <w:t xml:space="preserve">Паттерн повторился в 7 из 8 звонков</w:t>
       </w:r>
     </w:p>
     <w:p>
@@ -3017,7 +2559,7 @@
           <w:sz w:val="22"/>
           <w:szCs w:val="22"/>
         </w:rPr>
-        <w:t xml:space="preserve">Клиент звонил не слушать скрипт, а получить ощущение, что ему предлагают решение под его задачу. Когда вопросов о процессе нет — клиент слышит «стандартную презентацию» и начинает сравнивать по цене, а не по ценности.</w:t>
+        <w:t xml:space="preserve">Клиент хотел услышать решение под свою конкретную задачу, а не общую презентацию. Клиент не чувствует, что решение подобрано под его задачу. Повторяемость: 7 звонк(ов). Пример: Менеджер перешёл к презентации продукта, не задав ни одного вопроса о текущем документообороте, объёме контрагентов или болевых точках.</w:t>
       </w:r>
     </w:p>
     <w:p>
@@ -3062,7 +2604,7 @@
           <w:sz w:val="22"/>
           <w:szCs w:val="22"/>
         </w:rPr>
-        <w:t xml:space="preserve">Задать 2–3 уточняющих вопроса о процессе клиента ДО начала презентации в каждом звонке.</w:t>
+        <w:t xml:space="preserve">Поднять этап 'Выявление детальных потребностей' до 4.0+ и до презентации фиксировать 2–3 уточняющих вопроса.</w:t>
       </w:r>
     </w:p>
     <w:p>
@@ -3107,7 +2649,7 @@
           <w:sz w:val="22"/>
           <w:szCs w:val="22"/>
         </w:rPr>
-        <w:t xml:space="preserve">Звонок 10:30 — Анна Сидорова. Менеджер перешла к презентации через 45 секунд, не спросив ни об объёме, ни о контрагентах — клиент завершила разговор без обязательства.</w:t>
+        <w:t xml:space="preserve">Звонок 10:30 — Анна Сидорова. Менеджер перешёл к презентации продукта, не задав ни одного вопроса о текущем до…</w:t>
       </w:r>
     </w:p>
     <w:p>
@@ -3152,7 +2694,7 @@
           <w:sz w:val="22"/>
           <w:szCs w:val="22"/>
         </w:rPr>
-        <w:t xml:space="preserve">1. «Расскажите, как у вас сейчас организован процесс подписания документов? Какие типы контрагентов вам важно закрыть в первую очередь?»</w:t>
+        <w:t xml:space="preserve">1. Расскажите, как у вас сейчас организован процесс подписания документов? Какие типы контрагентов вам важно закрыть в первую очередь?</w:t>
       </w:r>
     </w:p>
     <w:p>
@@ -3168,7 +2710,7 @@
           <w:sz w:val="22"/>
           <w:szCs w:val="22"/>
         </w:rPr>
-        <w:t xml:space="preserve">2. «Удобно ли вам сейчас пару минут уделить — я расскажу, почему звоню?» → затем сразу вопрос о процессе.</w:t>
+        <w:t xml:space="preserve">2. Удобно ли вам сейчас пару минут уделить — я расскажу, почему звоню?</w:t>
       </w:r>
     </w:p>
     <w:p>
@@ -3184,7 +2726,7 @@
           <w:sz w:val="22"/>
           <w:szCs w:val="22"/>
         </w:rPr>
-        <w:t xml:space="preserve">3. «Два быстрых вопроса: сколько договоров в месяц и с кем в основном подписываете? Потом за 2 минуты покажу, где конкретно экономия.»</w:t>
+        <w:t xml:space="preserve">3. Итак, договариваемся: я пришлю договор до конца дня, вы ознакомитесь до пятницы — в пятницу созвонимся и подтвердим. Удобно?</w:t>
       </w:r>
     </w:p>
     <w:p>
@@ -3229,7 +2771,7 @@
           <w:sz w:val="22"/>
           <w:szCs w:val="22"/>
         </w:rPr>
-        <w:t xml:space="preserve">Вопросы о процессе создают контекст, в котором предложение звучит как решение конкретной задачи клиента, а не как шаблонная презентация. Клиент, который сам описал свою боль, легче соглашается с тем, что это боль — и что у вас есть ответ.</w:t>
+        <w:t xml:space="preserve">Помогает сделать следующий шаг понятным и управляемым.</w:t>
       </w:r>
     </w:p>
     <w:p>
@@ -4068,7 +3610,7 @@
                 <w:sz w:val="20"/>
                 <w:szCs w:val="20"/>
               </w:rPr>
-              <w:t xml:space="preserve">Алексей Морозов, 03:15, Тёплый лид</w:t>
+              <w:t xml:space="preserve">Алексей Морозов · 09:15</w:t>
             </w:r>
           </w:p>
         </w:tc>
@@ -4179,7 +3721,7 @@
                 <w:sz w:val="20"/>
                 <w:szCs w:val="20"/>
               </w:rPr>
-              <w:t xml:space="preserve">Анна Сидорова, 04:30, Холодный</w:t>
+              <w:t xml:space="preserve">Анна Сидорова · 10:30</w:t>
             </w:r>
           </w:p>
         </w:tc>
@@ -4291,7 +3833,7 @@
                 <w:sz w:val="20"/>
                 <w:szCs w:val="20"/>
               </w:rPr>
-              <w:t xml:space="preserve">+77019876543, 05:00, Входящий</w:t>
+              <w:t xml:space="preserve">+77019876543 · 11:00</w:t>
             </w:r>
           </w:p>
         </w:tc>
@@ -5541,7 +5083,7 @@
           <w:sz w:val="24"/>
           <w:szCs w:val="24"/>
         </w:rPr>
-        <w:t xml:space="preserve">Из следующих 8 продажных звонков — задай минимум 2 уточняющих вопроса о потребностях ДО начала презентации хотя бы в 6 из 8.</w:t>
+        <w:t xml:space="preserve">Из следующих 8 звонков — отработать 'Выявление детальных потребностей' минимум в 6 случаях.</w:t>
       </w:r>
     </w:p>
     <w:p>
@@ -5570,7 +5112,7 @@
           <w:sz w:val="22"/>
           <w:szCs w:val="22"/>
         </w:rPr>
-        <w:t xml:space="preserve">Сегодня: 1 из 8 звонков с уточняющими вопросами.</w:t>
+        <w:t xml:space="preserve">Сегодня: 7 звонк(ов) с повторением основного паттерна дня.</w:t>
       </w:r>
     </w:p>
     <w:p>
@@ -5631,7 +5173,7 @@
           <w:sz w:val="22"/>
           <w:szCs w:val="22"/>
         </w:rPr>
-        <w:t xml:space="preserve">«Расскажите, как у вас сейчас организован процесс подписания документов? Какие типы контрагентов вам важно закрыть в первую очередь?»</w:t>
+        <w:t xml:space="preserve">Сначала уточняем контекст клиента, затем даём решение и фиксируем следующий шаг.</w:t>
       </w:r>
     </w:p>
     <w:p>
@@ -5851,11 +5393,11 @@
                 <w:bCs/>
                 <w:i w:val="false"/>
                 <w:iCs w:val="false"/>
-                <w:color w:val="CC3333"/>
-                <w:sz w:val="22"/>
-                <w:szCs w:val="22"/>
-              </w:rPr>
-              <w:t xml:space="preserve">🔴 Горячий</w:t>
+                <w:color w:val="E87722"/>
+                <w:sz w:val="22"/>
+                <w:szCs w:val="22"/>
+              </w:rPr>
+              <w:t xml:space="preserve">🟡 Тёплый</w:t>
             </w:r>
           </w:p>
         </w:tc>
@@ -5891,7 +5433,7 @@
                 <w:sz w:val="22"/>
                 <w:szCs w:val="22"/>
               </w:rPr>
-              <w:t xml:space="preserve">Алексей Морозов</w:t>
+              <w:t xml:space="preserve">Анна Сидорова</w:t>
             </w:r>
           </w:p>
         </w:tc>
@@ -5927,7 +5469,7 @@
                 <w:sz w:val="20"/>
                 <w:szCs w:val="20"/>
               </w:rPr>
-              <w:t xml:space="preserve">Договор до 2026-04-06</w:t>
+              <w:t xml:space="preserve">→ 2026-04-07</w:t>
             </w:r>
           </w:p>
         </w:tc>
@@ -5963,7 +5505,7 @@
                 <w:sz w:val="22"/>
                 <w:szCs w:val="22"/>
               </w:rPr>
-              <w:t xml:space="preserve">«Алексей, Эльмира. Отправила договор — хотела уточнить, получили? Готовы подтвердить?»</w:t>
+              <w:t xml:space="preserve">«Анна, Эльмира из Договор-24. Договорились созвониться — удобно сейчас пару минут?»</w:t>
             </w:r>
           </w:p>
         </w:tc>
@@ -5998,11 +5540,11 @@
                 <w:bCs/>
                 <w:i w:val="false"/>
                 <w:iCs w:val="false"/>
-                <w:color w:val="CC3333"/>
-                <w:sz w:val="22"/>
-                <w:szCs w:val="22"/>
-              </w:rPr>
-              <w:t xml:space="preserve">🔴 Горячий</w:t>
+                <w:color w:val="E87722"/>
+                <w:sz w:val="22"/>
+                <w:szCs w:val="22"/>
+              </w:rPr>
+              <w:t xml:space="preserve">🟡 Тёплый</w:t>
             </w:r>
           </w:p>
         </w:tc>
@@ -6039,7 +5581,7 @@
                 <w:sz w:val="22"/>
                 <w:szCs w:val="22"/>
               </w:rPr>
-              <w:t xml:space="preserve">+77019876543</w:t>
+              <w:t xml:space="preserve">Мария Петрова</w:t>
             </w:r>
           </w:p>
         </w:tc>
@@ -6076,7 +5618,7 @@
                 <w:sz w:val="20"/>
                 <w:szCs w:val="20"/>
               </w:rPr>
-              <w:t xml:space="preserve">Демо-доступ до 2026-04-07</w:t>
+              <w:t xml:space="preserve">→ 2026-04-10</w:t>
             </w:r>
           </w:p>
         </w:tc>
@@ -6113,7 +5655,7 @@
                 <w:sz w:val="22"/>
                 <w:szCs w:val="22"/>
               </w:rPr>
-              <w:t xml:space="preserve">«Здравствуйте, Эльмира из Договор-24. Вчера договорились на демо — отправила ссылку, всё получили?»</w:t>
+              <w:t xml:space="preserve">«Мария, Эльмира. Вы просили перезвонить в пятницу — звоню как договорились.»</w:t>
             </w:r>
           </w:p>
         </w:tc>
@@ -6187,7 +5729,7 @@
                 <w:sz w:val="22"/>
                 <w:szCs w:val="22"/>
               </w:rPr>
-              <w:t xml:space="preserve">Лариса Новикова</w:t>
+              <w:t xml:space="preserve">Алексей Морозов</w:t>
             </w:r>
           </w:p>
         </w:tc>
@@ -6223,7 +5765,7 @@
                 <w:sz w:val="20"/>
                 <w:szCs w:val="20"/>
               </w:rPr>
-              <w:t xml:space="preserve">Пробный доступ до 2026-04-07</w:t>
+              <w:t xml:space="preserve">до 2026-04-06</w:t>
             </w:r>
           </w:p>
         </w:tc>
@@ -6259,7 +5801,7 @@
                 <w:sz w:val="22"/>
                 <w:szCs w:val="22"/>
               </w:rPr>
-              <w:t xml:space="preserve">«Лариса, Эльмира. Активировала пробный доступ — отправила инструкцию. Удобно сейчас пройтись по первым шагам?»</w:t>
+              <w:t xml:space="preserve">«Алексей, Эльмира. Отправила договор — хотела уточнить, получили? Готовы подтвердить?»</w:t>
             </w:r>
           </w:p>
         </w:tc>
@@ -6294,11 +5836,11 @@
                 <w:bCs/>
                 <w:i w:val="false"/>
                 <w:iCs w:val="false"/>
-                <w:color w:val="E87722"/>
-                <w:sz w:val="22"/>
-                <w:szCs w:val="22"/>
-              </w:rPr>
-              <w:t xml:space="preserve">🟡 Тёплый</w:t>
+                <w:color w:val="CC3333"/>
+                <w:sz w:val="22"/>
+                <w:szCs w:val="22"/>
+              </w:rPr>
+              <w:t xml:space="preserve">🔴 Горячий</w:t>
             </w:r>
           </w:p>
         </w:tc>
@@ -6335,7 +5877,7 @@
                 <w:sz w:val="22"/>
                 <w:szCs w:val="22"/>
               </w:rPr>
-              <w:t xml:space="preserve">Анна Сидорова</w:t>
+              <w:t xml:space="preserve">+77019876543</w:t>
             </w:r>
           </w:p>
         </w:tc>
@@ -6372,7 +5914,7 @@
                 <w:sz w:val="20"/>
                 <w:szCs w:val="20"/>
               </w:rPr>
-              <w:t xml:space="preserve">Перезвон до 2026-04-07</w:t>
+              <w:t xml:space="preserve">до 2026-04-07</w:t>
             </w:r>
           </w:p>
         </w:tc>
@@ -6409,7 +5951,7 @@
                 <w:sz w:val="22"/>
                 <w:szCs w:val="22"/>
               </w:rPr>
-              <w:t xml:space="preserve">«Анна, Эльмира из Договор-24. Договорились созвониться — удобно сейчас пару минут?»</w:t>
+              <w:t xml:space="preserve">«Здравствуйте, Эльмира из Договор-24. Вчера договорились на демо — отправила ссылку, всё получили?»</w:t>
             </w:r>
           </w:p>
         </w:tc>
@@ -6443,11 +5985,11 @@
                 <w:bCs/>
                 <w:i w:val="false"/>
                 <w:iCs w:val="false"/>
-                <w:color w:val="E87722"/>
-                <w:sz w:val="22"/>
-                <w:szCs w:val="22"/>
-              </w:rPr>
-              <w:t xml:space="preserve">🟡 Тёплый</w:t>
+                <w:color w:val="CC3333"/>
+                <w:sz w:val="22"/>
+                <w:szCs w:val="22"/>
+              </w:rPr>
+              <w:t xml:space="preserve">🔴 Горячий</w:t>
             </w:r>
           </w:p>
         </w:tc>
@@ -6483,7 +6025,7 @@
                 <w:sz w:val="22"/>
                 <w:szCs w:val="22"/>
               </w:rPr>
-              <w:t xml:space="preserve">Мария Петрова</w:t>
+              <w:t xml:space="preserve">Лариса Новикова</w:t>
             </w:r>
           </w:p>
         </w:tc>
@@ -6519,7 +6061,7 @@
                 <w:sz w:val="20"/>
                 <w:szCs w:val="20"/>
               </w:rPr>
-              <w:t xml:space="preserve">Перезвон до 2026-04-10</w:t>
+              <w:t xml:space="preserve">до 2026-04-07</w:t>
             </w:r>
           </w:p>
         </w:tc>
@@ -6555,7 +6097,7 @@
                 <w:sz w:val="22"/>
                 <w:szCs w:val="22"/>
               </w:rPr>
-              <w:t xml:space="preserve">«Мария, Эльмира. Вы просили перезвонить в пятницу — звоню как договорились.»</w:t>
+              <w:t xml:space="preserve">«Лариса, Эльмира. Активировала пробный доступ — отправила инструкцию. Удобно сейчас пройтись по первым шагам?»</w:t>
             </w:r>
           </w:p>
         </w:tc>
@@ -6968,7 +6510,7 @@
                 <w:sz w:val="20"/>
                 <w:szCs w:val="20"/>
               </w:rPr>
-              <w:t xml:space="preserve">Тёплый/Продажа</w:t>
+              <w:t xml:space="preserve">Продажи · Тёплый/заявка</w:t>
             </w:r>
           </w:p>
         </w:tc>
@@ -7004,7 +6546,7 @@
                 <w:sz w:val="20"/>
                 <w:szCs w:val="20"/>
               </w:rPr>
-              <w:t xml:space="preserve">до 06.04</w:t>
+              <w:t xml:space="preserve">до 2026-04-06</w:t>
             </w:r>
           </w:p>
         </w:tc>
@@ -7190,7 +6732,7 @@
                 <w:sz w:val="20"/>
                 <w:szCs w:val="20"/>
               </w:rPr>
-              <w:t xml:space="preserve">Холодный</w:t>
+              <w:t xml:space="preserve">Продажи · Холодный</w:t>
             </w:r>
           </w:p>
         </w:tc>
@@ -7227,7 +6769,7 @@
                 <w:sz w:val="20"/>
                 <w:szCs w:val="20"/>
               </w:rPr>
-              <w:t xml:space="preserve">→ 07.04</w:t>
+              <w:t xml:space="preserve">→ 2026-04-07</w:t>
             </w:r>
           </w:p>
         </w:tc>
@@ -7410,7 +6952,7 @@
                 <w:sz w:val="20"/>
                 <w:szCs w:val="20"/>
               </w:rPr>
-              <w:t xml:space="preserve">Горячий/Входящий</w:t>
+              <w:t xml:space="preserve">Продажи · Горячий</w:t>
             </w:r>
           </w:p>
         </w:tc>
@@ -7446,7 +6988,7 @@
                 <w:sz w:val="20"/>
                 <w:szCs w:val="20"/>
               </w:rPr>
-              <w:t xml:space="preserve">до 07.04</w:t>
+              <w:t xml:space="preserve">до 2026-04-07</w:t>
             </w:r>
           </w:p>
         </w:tc>
@@ -7632,7 +7174,7 @@
                 <w:sz w:val="20"/>
                 <w:szCs w:val="20"/>
               </w:rPr>
-              <w:t xml:space="preserve">Тёплый/Продажа</w:t>
+              <w:t xml:space="preserve">Продажи · Тёплый/заявка</w:t>
             </w:r>
           </w:p>
         </w:tc>
@@ -7669,7 +7211,7 @@
                 <w:sz w:val="20"/>
                 <w:szCs w:val="20"/>
               </w:rPr>
-              <w:t xml:space="preserve">до 08.04</w:t>
+              <w:t xml:space="preserve">до 2026-04-08</w:t>
             </w:r>
           </w:p>
         </w:tc>
@@ -7852,7 +7394,7 @@
                 <w:sz w:val="20"/>
                 <w:szCs w:val="20"/>
               </w:rPr>
-              <w:t xml:space="preserve">Холодный</w:t>
+              <w:t xml:space="preserve">Продажи · Холодный</w:t>
             </w:r>
           </w:p>
         </w:tc>
@@ -7888,7 +7430,7 @@
                 <w:sz w:val="20"/>
                 <w:szCs w:val="20"/>
               </w:rPr>
-              <w:t xml:space="preserve">→ 10.04</w:t>
+              <w:t xml:space="preserve">→ 2026-04-10</w:t>
             </w:r>
           </w:p>
         </w:tc>
@@ -8074,7 +7616,7 @@
                 <w:sz w:val="20"/>
                 <w:szCs w:val="20"/>
               </w:rPr>
-              <w:t xml:space="preserve">Горячий/Входящий</w:t>
+              <w:t xml:space="preserve">Продажи · Горячий</w:t>
             </w:r>
           </w:p>
         </w:tc>
@@ -8111,7 +7653,7 @@
                 <w:sz w:val="20"/>
                 <w:szCs w:val="20"/>
               </w:rPr>
-              <w:t xml:space="preserve">Конкурент</w:t>
+              <w:t xml:space="preserve">Отказ — работает с конкурент…</w:t>
             </w:r>
           </w:p>
         </w:tc>
@@ -8294,7 +7836,7 @@
                 <w:sz w:val="20"/>
                 <w:szCs w:val="20"/>
               </w:rPr>
-              <w:t xml:space="preserve">Тёплый/Продажа</w:t>
+              <w:t xml:space="preserve">Продажи · Тёплый/заявка</w:t>
             </w:r>
           </w:p>
         </w:tc>
@@ -8330,7 +7872,7 @@
                 <w:sz w:val="20"/>
                 <w:szCs w:val="20"/>
               </w:rPr>
-              <w:t xml:space="preserve">Ждёт решения</w:t>
+              <w:t xml:space="preserve">Ждёт одобрения руководства</w:t>
             </w:r>
           </w:p>
         </w:tc>
@@ -8516,7 +8058,7 @@
                 <w:sz w:val="20"/>
                 <w:szCs w:val="20"/>
               </w:rPr>
-              <w:t xml:space="preserve">Горячий/Входящий</w:t>
+              <w:t xml:space="preserve">Продажи · Горячий</w:t>
             </w:r>
           </w:p>
         </w:tc>
@@ -8553,7 +8095,7 @@
                 <w:sz w:val="20"/>
                 <w:szCs w:val="20"/>
               </w:rPr>
-              <w:t xml:space="preserve">до 07.04</w:t>
+              <w:t xml:space="preserve">до 2026-04-07</w:t>
             </w:r>
           </w:p>
         </w:tc>
@@ -8711,7 +8253,7 @@
                 <w:sz w:val="22"/>
                 <w:szCs w:val="22"/>
               </w:rPr>
-              <w:t xml:space="preserve">Вчерашний итог: 8 звонков → 4 Договорились, 1 Открытых</w:t>
+              <w:t xml:space="preserve">Вчерашний итог: 8 звонков → 4 договорённостей, 1 открытых</w:t>
             </w:r>
           </w:p>
           <w:p>
@@ -8727,7 +8269,7 @@
                 <w:sz w:val="22"/>
                 <w:szCs w:val="22"/>
               </w:rPr>
-              <w:t xml:space="preserve">~180 000 тенге ждут обратного звонка 📞</w:t>
+              <w:t xml:space="preserve">Потенциал: ~180 000 тенге годовых подписок (1 × 180к) — не подобраны. 📞</w:t>
             </w:r>
           </w:p>
           <w:p>
@@ -8756,7 +8298,7 @@
                 <w:sz w:val="20"/>
                 <w:szCs w:val="20"/>
               </w:rPr>
-              <w:t xml:space="preserve">1. Алексей Морозов (+7 701 999-6001) — «Алексей, Эльмира. Отправила договор — хотела уточнить, получили? Готовы подтвердить?»</w:t>
+              <w:t xml:space="preserve">1. Анна Сидорова — «Анна, Эльмира из Договор-24. Договорились созвониться — удобно сейчас пару минут?»</w:t>
             </w:r>
           </w:p>
           <w:p>
@@ -8770,7 +8312,7 @@
                 <w:sz w:val="20"/>
                 <w:szCs w:val="20"/>
               </w:rPr>
-              <w:t xml:space="preserve">2. +77019876543 (+7 701 987-6543) — «Здравствуйте, Эльмира из Договор-24. Вчера договорились на демо — отправила ссылку, всё получили?»</w:t>
+              <w:t xml:space="preserve">2. Мария Петрова — «Мария, Эльмира. Вы просили перезвонить в пятницу — звоню как договорились.»</w:t>
             </w:r>
           </w:p>
           <w:p>
@@ -8784,7 +8326,7 @@
                 <w:sz w:val="20"/>
                 <w:szCs w:val="20"/>
               </w:rPr>
-              <w:t xml:space="preserve">3. Лариса Новикова (+7 701 999-6008) — «Лариса, Эльмира. Активировала пробный доступ — отправила инструкцию. Удобно сейчас пройтись по первым шагам?»</w:t>
+              <w:t xml:space="preserve">3. Алексей Морозов — «Алексей, Эльмира. Отправила договор — хотела уточнить, получили? Готовы подтвердить?»</w:t>
             </w:r>
           </w:p>
           <w:p>
@@ -8811,7 +8353,7 @@
                 <w:sz w:val="20"/>
                 <w:szCs w:val="20"/>
               </w:rPr>
-              <w:t xml:space="preserve">🏆 Челлендж: Задай 2+ уточняющих вопроса о потребностях ДО презентации (цель: 6 из 8 звонков · вчера 1/8 · рекорд: нет базы)</w:t>
+              <w:t xml:space="preserve">🏆 Челлендж: Сквозной фокус периода: Не выявляет детальные потребности — переходит в презентацию до понимания задачи клиента повторяется чаще всего и должен стать темой ближайших разборов.</w:t>
             </w:r>
           </w:p>
         </w:tc>

--- a/Ежедневный_отчет_Кешубаева_2026-04-06_v5.docx
+++ b/Ежедневный_отчет_Кешубаева_2026-04-06_v5.docx
@@ -14,15 +14,15 @@
           <w:bCs/>
           <w:caps/>
           <w:color w:val="1F3864"/>
-          <w:sz w:val="36"/>
-          <w:szCs w:val="36"/>
+          <w:sz w:val="26"/>
+          <w:szCs w:val="26"/>
         </w:rPr>
         <w:t xml:space="preserve">ЕЖЕДНЕВНЫЙ ОТЧЁТ МЕНЕДЖЕРА</w:t>
       </w:r>
     </w:p>
     <w:p>
       <w:pPr>
-        <w:spacing w:after="80" w:before="0"/>
+        <w:spacing w:after="60" w:before="0"/>
         <w:jc w:val="center"/>
       </w:pPr>
       <w:r>
@@ -30,9 +30,9 @@
           <w:rFonts w:ascii="Arial" w:cs="Arial" w:eastAsia="Arial" w:hAnsi="Arial"/>
           <w:b/>
           <w:bCs/>
-          <w:color w:val="000000"/>
-          <w:sz w:val="44"/>
-          <w:szCs w:val="44"/>
+          <w:color w:val="1A1A1A"/>
+          <w:sz w:val="38"/>
+          <w:szCs w:val="38"/>
         </w:rPr>
         <w:t xml:space="preserve">Эльмира Кешубаева</w:t>
       </w:r>
@@ -46,10 +46,10 @@
         <w:rPr>
           <w:rFonts w:ascii="Arial" w:cs="Arial" w:eastAsia="Arial" w:hAnsi="Arial"/>
           <w:color w:val="888888"/>
-          <w:sz w:val="24"/>
-          <w:szCs w:val="24"/>
+          <w:sz w:val="22"/>
+          <w:szCs w:val="22"/>
         </w:rPr>
-        <w:t xml:space="preserve">2026-04-06  ·  8 звонков</w:t>
+        <w:t xml:space="preserve">6 апреля 2026  ·  8 содержательных звонков</w:t>
       </w:r>
     </w:p>
     <w:p>
@@ -63,8 +63,8 @@
           <w:b/>
           <w:bCs/>
           <w:color w:val="1F3864"/>
-          <w:sz w:val="26"/>
-          <w:szCs w:val="26"/>
+          <w:sz w:val="22"/>
+          <w:szCs w:val="22"/>
         </w:rPr>
         <w:t xml:space="preserve">Балл дня: 2.6 / 5</w:t>
       </w:r>
@@ -117,8 +117,8 @@
                 <w:b/>
                 <w:bCs/>
                 <w:color w:val="1F3864"/>
-                <w:sz w:val="44"/>
-                <w:szCs w:val="44"/>
+                <w:sz w:val="38"/>
+                <w:szCs w:val="38"/>
               </w:rPr>
               <w:t xml:space="preserve">8</w:t>
             </w:r>
@@ -135,7 +135,7 @@
                 <w:sz w:val="16"/>
                 <w:szCs w:val="16"/>
               </w:rPr>
-              <w:t xml:space="preserve">ЗВОНКОВ</w:t>
+              <w:t xml:space="preserve">ИТОГ ДНЯ</w:t>
             </w:r>
           </w:p>
         </w:tc>
@@ -166,8 +166,8 @@
                 <w:b/>
                 <w:bCs/>
                 <w:color w:val="2E8B57"/>
-                <w:sz w:val="44"/>
-                <w:szCs w:val="44"/>
+                <w:sz w:val="38"/>
+                <w:szCs w:val="38"/>
               </w:rPr>
               <w:t xml:space="preserve">4</w:t>
             </w:r>
@@ -184,7 +184,7 @@
                 <w:sz w:val="16"/>
                 <w:szCs w:val="16"/>
               </w:rPr>
-              <w:t xml:space="preserve">ДОГОВОР</w:t>
+              <w:t xml:space="preserve">ДОГОВОРЁННОСТЬ</w:t>
             </w:r>
           </w:p>
         </w:tc>
@@ -215,8 +215,8 @@
                 <w:b/>
                 <w:bCs/>
                 <w:color w:val="E87722"/>
-                <w:sz w:val="44"/>
-                <w:szCs w:val="44"/>
+                <w:sz w:val="38"/>
+                <w:szCs w:val="38"/>
               </w:rPr>
               <w:t xml:space="preserve">2</w:t>
             </w:r>
@@ -263,9 +263,9 @@
                 <w:rFonts w:ascii="Arial" w:cs="Arial" w:eastAsia="Arial" w:hAnsi="Arial"/>
                 <w:b/>
                 <w:bCs/>
-                <w:color w:val="CC3333"/>
-                <w:sz w:val="44"/>
-                <w:szCs w:val="44"/>
+                <w:color w:val="C0392B"/>
+                <w:sz w:val="38"/>
+                <w:szCs w:val="38"/>
               </w:rPr>
               <w:t xml:space="preserve">1</w:t>
             </w:r>
@@ -313,8 +313,8 @@
                 <w:b/>
                 <w:bCs/>
                 <w:color w:val="888888"/>
-                <w:sz w:val="44"/>
-                <w:szCs w:val="44"/>
+                <w:sz w:val="38"/>
+                <w:szCs w:val="38"/>
               </w:rPr>
               <w:t xml:space="preserve">1</w:t>
             </w:r>
@@ -362,8 +362,8 @@
                 <w:b/>
                 <w:bCs/>
                 <w:color w:val="888888"/>
-                <w:sz w:val="44"/>
-                <w:szCs w:val="44"/>
+                <w:sz w:val="38"/>
+                <w:szCs w:val="38"/>
               </w:rPr>
               <w:t xml:space="preserve">0</w:t>
             </w:r>
@@ -381,2044 +381,6 @@
                 <w:szCs w:val="16"/>
               </w:rPr>
               <w:t xml:space="preserve">ТЕХ/СЕРВИС</w:t>
-            </w:r>
-          </w:p>
-        </w:tc>
-      </w:tr>
-    </w:tbl>
-    <w:p>
-      <w:pPr>
-        <w:spacing w:after="0" w:before="0"/>
-      </w:pPr>
-      <w:r>
-        <w:rPr>
-          <w:rFonts w:ascii="Arial" w:cs="Arial" w:eastAsia="Arial" w:hAnsi="Arial"/>
-          <w:sz w:val="16"/>
-          <w:szCs w:val="16"/>
-        </w:rPr>
-        <w:t xml:space="preserve"/>
-      </w:r>
-    </w:p>
-    <w:p>
-      <w:pPr>
-        <w:spacing w:after="80" w:before="160"/>
-      </w:pPr>
-      <w:r>
-        <w:rPr>
-          <w:rFonts w:ascii="Arial" w:cs="Arial" w:eastAsia="Arial" w:hAnsi="Arial"/>
-          <w:b/>
-          <w:bCs/>
-          <w:color w:val="1F3864"/>
-          <w:sz w:val="28"/>
-          <w:szCs w:val="28"/>
-        </w:rPr>
-        <w:t xml:space="preserve">💰 ДЕНЬГИ НА СТОЛЕ</w:t>
-      </w:r>
-    </w:p>
-    <w:p>
-      <w:pPr>
-        <w:spacing w:after="60" w:before="0"/>
-      </w:pPr>
-      <w:r>
-        <w:rPr>
-          <w:rFonts w:ascii="Arial" w:cs="Arial" w:eastAsia="Arial" w:hAnsi="Arial"/>
-          <w:b w:val="false"/>
-          <w:bCs w:val="false"/>
-          <w:color w:val="000000"/>
-          <w:sz w:val="22"/>
-          <w:szCs w:val="22"/>
-        </w:rPr>
-        <w:t xml:space="preserve">1 звонок «Открыт». Клиент (Сергей Иванов) проявил интерес, но ждёт одобрения руководства — без зафиксированной даты следующего контакта.</w:t>
-      </w:r>
-    </w:p>
-    <w:p>
-      <w:pPr>
-        <w:spacing w:after="60" w:before="0"/>
-      </w:pPr>
-      <w:r>
-        <w:rPr>
-          <w:rFonts w:ascii="Arial" w:cs="Arial" w:eastAsia="Arial" w:hAnsi="Arial"/>
-          <w:b w:val="false"/>
-          <w:bCs w:val="false"/>
-          <w:color w:val="000000"/>
-          <w:sz w:val="22"/>
-          <w:szCs w:val="22"/>
-        </w:rPr>
-        <w:t xml:space="preserve">Потенциал: ~180 000 тенге годовых подписок (1 × 180к) — не подобраны.</w:t>
-      </w:r>
-    </w:p>
-    <w:p>
-      <w:pPr>
-        <w:spacing w:after="60" w:before="0"/>
-      </w:pPr>
-      <w:r>
-        <w:rPr>
-          <w:rFonts w:ascii="Arial" w:cs="Arial" w:eastAsia="Arial" w:hAnsi="Arial"/>
-          <w:b w:val="false"/>
-          <w:bCs w:val="false"/>
-          <w:color w:val="E87722"/>
-          <w:sz w:val="22"/>
-          <w:szCs w:val="22"/>
-        </w:rPr>
-        <w:t xml:space="preserve">Причина: нет зафиксированного следующего шага, клиент не взял обязательство о дате ответа.</w:t>
-      </w:r>
-    </w:p>
-    <w:p>
-      <w:pPr>
-        <w:spacing w:after="60" w:before="0"/>
-      </w:pPr>
-      <w:r>
-        <w:rPr>
-          <w:rFonts w:ascii="Arial" w:cs="Arial" w:eastAsia="Arial" w:hAnsi="Arial"/>
-          <w:b w:val="false"/>
-          <w:bCs w:val="false"/>
-          <w:color w:val="888888"/>
-          <w:sz w:val="22"/>
-          <w:szCs w:val="22"/>
-        </w:rPr>
-        <w:t xml:space="preserve">Как определена сумма: ориентировочно — средний чек 180к/год для профиля «малый бизнес без ЭДО». Автоматическая логика (CRM → профиль → минимум) — в разработке.</w:t>
-      </w:r>
-    </w:p>
-    <w:p>
-      <w:pPr>
-        <w:spacing w:after="80" w:before="160"/>
-      </w:pPr>
-      <w:r>
-        <w:rPr>
-          <w:rFonts w:ascii="Arial" w:cs="Arial" w:eastAsia="Arial" w:hAnsi="Arial"/>
-          <w:b/>
-          <w:bCs/>
-          <w:color w:val="1F3864"/>
-          <w:sz w:val="28"/>
-          <w:szCs w:val="28"/>
-        </w:rPr>
-        <w:t xml:space="preserve">📊 PIPELINE ТЁПЛЫХ ЛИДОВ</w:t>
-      </w:r>
-    </w:p>
-    <w:p>
-      <w:pPr>
-        <w:spacing w:after="60" w:before="0"/>
-      </w:pPr>
-      <w:r>
-        <w:rPr>
-          <w:rFonts w:ascii="Arial" w:cs="Arial" w:eastAsia="Arial" w:hAnsi="Arial"/>
-          <w:b w:val="false"/>
-          <w:bCs w:val="false"/>
-          <w:color w:val="000000"/>
-          <w:sz w:val="22"/>
-          <w:szCs w:val="22"/>
-        </w:rPr>
-        <w:t xml:space="preserve">Тёплые и горячие лиды в текущем срезе не выделены.</w:t>
-      </w:r>
-    </w:p>
-    <w:p>
-      <w:pPr>
-        <w:spacing w:after="60" w:before="0"/>
-      </w:pPr>
-      <w:r>
-        <w:rPr>
-          <w:rFonts w:ascii="Arial" w:cs="Arial" w:eastAsia="Arial" w:hAnsi="Arial"/>
-          <w:b w:val="false"/>
-          <w:bCs w:val="false"/>
-          <w:color w:val="000000"/>
-          <w:sz w:val="22"/>
-          <w:szCs w:val="22"/>
-        </w:rPr>
-        <w:t xml:space="preserve">0 → Договорились · 0 → Перенос · 0 → Отказ · 0 → Открыт</w:t>
-      </w:r>
-    </w:p>
-    <w:p>
-      <w:pPr>
-        <w:spacing w:after="60" w:before="0"/>
-      </w:pPr>
-      <w:r>
-        <w:rPr>
-          <w:rFonts w:ascii="Arial" w:cs="Arial" w:eastAsia="Arial" w:hAnsi="Arial"/>
-          <w:b/>
-          <w:bCs/>
-          <w:color w:val="000000"/>
-          <w:sz w:val="22"/>
-          <w:szCs w:val="22"/>
-        </w:rPr>
-        <w:t xml:space="preserve">Конверсия тёплых: нет базы для расчёта.</w:t>
-      </w:r>
-    </w:p>
-    <w:p>
-      <w:pPr>
-        <w:spacing w:after="60" w:before="0"/>
-      </w:pPr>
-      <w:r>
-        <w:rPr>
-          <w:rFonts w:ascii="Arial" w:cs="Arial" w:eastAsia="Arial" w:hAnsi="Arial"/>
-          <w:b w:val="false"/>
-          <w:bCs w:val="false"/>
-          <w:color w:val="888888"/>
-          <w:sz w:val="22"/>
-          <w:szCs w:val="22"/>
-        </w:rPr>
-        <w:t xml:space="preserve">Среднее: нет базы для сравнения.</w:t>
-      </w:r>
-    </w:p>
-    <w:p>
-      <w:pPr>
-        <w:spacing w:after="0" w:before="0"/>
-      </w:pPr>
-      <w:r>
-        <w:rPr>
-          <w:rFonts w:ascii="Arial" w:cs="Arial" w:eastAsia="Arial" w:hAnsi="Arial"/>
-          <w:sz w:val="8"/>
-          <w:szCs w:val="8"/>
-        </w:rPr>
-        <w:t xml:space="preserve"/>
-      </w:r>
-    </w:p>
-    <w:p>
-      <w:pPr>
-        <w:spacing w:after="40" w:before="80"/>
-      </w:pPr>
-      <w:r>
-        <w:rPr>
-          <w:rFonts w:ascii="Arial" w:cs="Arial" w:eastAsia="Arial" w:hAnsi="Arial"/>
-          <w:b/>
-          <w:bCs/>
-          <w:color w:val="1F3864"/>
-          <w:sz w:val="22"/>
-          <w:szCs w:val="22"/>
-        </w:rPr>
-        <w:t xml:space="preserve">Тёплые лиды без обратного звонка:</w:t>
-      </w:r>
-    </w:p>
-    <w:tbl>
-      <w:tblPr>
-        <w:tblW w:type="pct" w:w="100%"/>
-        <w:tblBorders>
-          <w:top w:val="single" w:color="auto" w:sz="4"/>
-          <w:left w:val="single" w:color="auto" w:sz="4"/>
-          <w:bottom w:val="single" w:color="auto" w:sz="4"/>
-          <w:right w:val="single" w:color="auto" w:sz="4"/>
-          <w:insideH w:val="single" w:color="auto" w:sz="4"/>
-          <w:insideV w:val="single" w:color="auto" w:sz="4"/>
-        </w:tblBorders>
-      </w:tblPr>
-      <w:tblGrid>
-        <w:gridCol w:w="100"/>
-        <w:gridCol w:w="100"/>
-        <w:gridCol w:w="100"/>
-      </w:tblGrid>
-      <w:tr>
-        <w:tc>
-          <w:tcPr>
-            <w:tcW w:type="pct" w:w="40%"/>
-            <w:tcBorders>
-              <w:top w:val="single" w:color="CCCCCC" w:sz="4"/>
-              <w:left w:val="single" w:color="CCCCCC" w:sz="4"/>
-              <w:bottom w:val="single" w:color="CCCCCC" w:sz="4"/>
-              <w:right w:val="single" w:color="CCCCCC" w:sz="4"/>
-            </w:tcBorders>
-            <w:shd w:fill="E8F0F8" w:val="clear"/>
-            <w:tcMar>
-              <w:top w:type="dxa" w:w="60"/>
-              <w:left w:type="dxa" w:w="80"/>
-              <w:bottom w:type="dxa" w:w="60"/>
-              <w:right w:type="dxa" w:w="80"/>
-            </w:tcMar>
-            <w:vAlign w:val="center"/>
-          </w:tcPr>
-          <w:p>
-            <w:pPr>
-              <w:spacing w:after="0" w:before="0"/>
-              <w:jc w:val="left"/>
-            </w:pPr>
-            <w:r>
-              <w:rPr>
-                <w:rFonts w:ascii="Arial" w:cs="Arial" w:eastAsia="Arial" w:hAnsi="Arial"/>
-                <w:b/>
-                <w:bCs/>
-                <w:i w:val="false"/>
-                <w:iCs w:val="false"/>
-                <w:color w:val="000000"/>
-                <w:sz w:val="18"/>
-                <w:szCs w:val="18"/>
-              </w:rPr>
-              <w:t xml:space="preserve">Клиент</w:t>
-            </w:r>
-          </w:p>
-        </w:tc>
-        <w:tc>
-          <w:tcPr>
-            <w:tcW w:type="pct" w:w="25%"/>
-            <w:tcBorders>
-              <w:top w:val="single" w:color="CCCCCC" w:sz="4"/>
-              <w:left w:val="single" w:color="CCCCCC" w:sz="4"/>
-              <w:bottom w:val="single" w:color="CCCCCC" w:sz="4"/>
-              <w:right w:val="single" w:color="CCCCCC" w:sz="4"/>
-            </w:tcBorders>
-            <w:shd w:fill="E8F0F8" w:val="clear"/>
-            <w:tcMar>
-              <w:top w:type="dxa" w:w="60"/>
-              <w:left w:type="dxa" w:w="80"/>
-              <w:bottom w:type="dxa" w:w="60"/>
-              <w:right w:type="dxa" w:w="80"/>
-            </w:tcMar>
-            <w:vAlign w:val="center"/>
-          </w:tcPr>
-          <w:p>
-            <w:pPr>
-              <w:spacing w:after="0" w:before="0"/>
-              <w:jc w:val="left"/>
-            </w:pPr>
-            <w:r>
-              <w:rPr>
-                <w:rFonts w:ascii="Arial" w:cs="Arial" w:eastAsia="Arial" w:hAnsi="Arial"/>
-                <w:b/>
-                <w:bCs/>
-                <w:i w:val="false"/>
-                <w:iCs w:val="false"/>
-                <w:color w:val="000000"/>
-                <w:sz w:val="18"/>
-                <w:szCs w:val="18"/>
-              </w:rPr>
-              <w:t xml:space="preserve">Телефон</w:t>
-            </w:r>
-          </w:p>
-        </w:tc>
-        <w:tc>
-          <w:tcPr>
-            <w:tcW w:type="pct" w:w="35%"/>
-            <w:tcBorders>
-              <w:top w:val="single" w:color="CCCCCC" w:sz="4"/>
-              <w:left w:val="single" w:color="CCCCCC" w:sz="4"/>
-              <w:bottom w:val="single" w:color="CCCCCC" w:sz="4"/>
-              <w:right w:val="single" w:color="CCCCCC" w:sz="4"/>
-            </w:tcBorders>
-            <w:shd w:fill="E8F0F8" w:val="clear"/>
-            <w:tcMar>
-              <w:top w:type="dxa" w:w="60"/>
-              <w:left w:type="dxa" w:w="80"/>
-              <w:bottom w:type="dxa" w:w="60"/>
-              <w:right w:type="dxa" w:w="80"/>
-            </w:tcMar>
-            <w:vAlign w:val="center"/>
-          </w:tcPr>
-          <w:p>
-            <w:pPr>
-              <w:spacing w:after="0" w:before="0"/>
-              <w:jc w:val="left"/>
-            </w:pPr>
-            <w:r>
-              <w:rPr>
-                <w:rFonts w:ascii="Arial" w:cs="Arial" w:eastAsia="Arial" w:hAnsi="Arial"/>
-                <w:b/>
-                <w:bCs/>
-                <w:i w:val="false"/>
-                <w:iCs w:val="false"/>
-                <w:color w:val="000000"/>
-                <w:sz w:val="18"/>
-                <w:szCs w:val="18"/>
-              </w:rPr>
-              <w:t xml:space="preserve">Статус</w:t>
-            </w:r>
-          </w:p>
-        </w:tc>
-      </w:tr>
-    </w:tbl>
-    <w:p>
-      <w:pPr>
-        <w:spacing w:after="0" w:before="0"/>
-      </w:pPr>
-      <w:r>
-        <w:rPr>
-          <w:rFonts w:ascii="Arial" w:cs="Arial" w:eastAsia="Arial" w:hAnsi="Arial"/>
-          <w:sz w:val="12"/>
-          <w:szCs w:val="12"/>
-        </w:rPr>
-        <w:t xml:space="preserve"/>
-      </w:r>
-    </w:p>
-    <w:p>
-      <w:pPr>
-        <w:spacing w:after="80" w:before="160"/>
-      </w:pPr>
-      <w:r>
-        <w:rPr>
-          <w:rFonts w:ascii="Arial" w:cs="Arial" w:eastAsia="Arial" w:hAnsi="Arial"/>
-          <w:b/>
-          <w:bCs/>
-          <w:color w:val="1F3864"/>
-          <w:sz w:val="28"/>
-          <w:szCs w:val="28"/>
-        </w:rPr>
-        <w:t xml:space="preserve">📈 БАЛЛЫ ПО ЭТАПАМ</w:t>
-      </w:r>
-    </w:p>
-    <w:tbl>
-      <w:tblPr>
-        <w:tblW w:type="pct" w:w="100%"/>
-        <w:tblBorders>
-          <w:top w:val="single" w:color="auto" w:sz="4"/>
-          <w:left w:val="single" w:color="auto" w:sz="4"/>
-          <w:bottom w:val="single" w:color="auto" w:sz="4"/>
-          <w:right w:val="single" w:color="auto" w:sz="4"/>
-          <w:insideH w:val="single" w:color="auto" w:sz="4"/>
-          <w:insideV w:val="single" w:color="auto" w:sz="4"/>
-        </w:tblBorders>
-      </w:tblPr>
-      <w:tblGrid>
-        <w:gridCol w:w="100"/>
-        <w:gridCol w:w="100"/>
-        <w:gridCol w:w="100"/>
-        <w:gridCol w:w="100"/>
-        <w:gridCol w:w="100"/>
-      </w:tblGrid>
-      <w:tr>
-        <w:tc>
-          <w:tcPr>
-            <w:tcW w:type="pct" w:w="30%"/>
-            <w:tcBorders>
-              <w:top w:val="single" w:color="CCCCCC" w:sz="4"/>
-              <w:left w:val="single" w:color="CCCCCC" w:sz="4"/>
-              <w:bottom w:val="single" w:color="CCCCCC" w:sz="4"/>
-              <w:right w:val="single" w:color="CCCCCC" w:sz="4"/>
-            </w:tcBorders>
-            <w:shd w:fill="E8F0F8" w:val="clear"/>
-            <w:tcMar>
-              <w:top w:type="dxa" w:w="60"/>
-              <w:left w:type="dxa" w:w="80"/>
-              <w:bottom w:type="dxa" w:w="60"/>
-              <w:right w:type="dxa" w:w="80"/>
-            </w:tcMar>
-            <w:vAlign w:val="center"/>
-          </w:tcPr>
-          <w:p>
-            <w:pPr>
-              <w:spacing w:after="0" w:before="0"/>
-              <w:jc w:val="left"/>
-            </w:pPr>
-            <w:r>
-              <w:rPr>
-                <w:rFonts w:ascii="Arial" w:cs="Arial" w:eastAsia="Arial" w:hAnsi="Arial"/>
-                <w:b/>
-                <w:bCs/>
-                <w:i w:val="false"/>
-                <w:iCs w:val="false"/>
-                <w:color w:val="000000"/>
-                <w:sz w:val="18"/>
-                <w:szCs w:val="18"/>
-              </w:rPr>
-              <w:t xml:space="preserve">Этап</w:t>
-            </w:r>
-          </w:p>
-        </w:tc>
-        <w:tc>
-          <w:tcPr>
-            <w:tcW w:type="pct" w:w="12%"/>
-            <w:tcBorders>
-              <w:top w:val="single" w:color="CCCCCC" w:sz="4"/>
-              <w:left w:val="single" w:color="CCCCCC" w:sz="4"/>
-              <w:bottom w:val="single" w:color="CCCCCC" w:sz="4"/>
-              <w:right w:val="single" w:color="CCCCCC" w:sz="4"/>
-            </w:tcBorders>
-            <w:shd w:fill="E8F0F8" w:val="clear"/>
-            <w:tcMar>
-              <w:top w:type="dxa" w:w="60"/>
-              <w:left w:type="dxa" w:w="80"/>
-              <w:bottom w:type="dxa" w:w="60"/>
-              <w:right w:type="dxa" w:w="80"/>
-            </w:tcMar>
-            <w:vAlign w:val="center"/>
-          </w:tcPr>
-          <w:p>
-            <w:pPr>
-              <w:spacing w:after="0" w:before="0"/>
-              <w:jc w:val="center"/>
-            </w:pPr>
-            <w:r>
-              <w:rPr>
-                <w:rFonts w:ascii="Arial" w:cs="Arial" w:eastAsia="Arial" w:hAnsi="Arial"/>
-                <w:b/>
-                <w:bCs/>
-                <w:i w:val="false"/>
-                <w:iCs w:val="false"/>
-                <w:color w:val="000000"/>
-                <w:sz w:val="18"/>
-                <w:szCs w:val="18"/>
-              </w:rPr>
-              <w:t xml:space="preserve">Сегодня</w:t>
-            </w:r>
-          </w:p>
-        </w:tc>
-        <w:tc>
-          <w:tcPr>
-            <w:tcW w:type="pct" w:w="12%"/>
-            <w:tcBorders>
-              <w:top w:val="single" w:color="CCCCCC" w:sz="4"/>
-              <w:left w:val="single" w:color="CCCCCC" w:sz="4"/>
-              <w:bottom w:val="single" w:color="CCCCCC" w:sz="4"/>
-              <w:right w:val="single" w:color="CCCCCC" w:sz="4"/>
-            </w:tcBorders>
-            <w:shd w:fill="E8F0F8" w:val="clear"/>
-            <w:tcMar>
-              <w:top w:type="dxa" w:w="60"/>
-              <w:left w:type="dxa" w:w="80"/>
-              <w:bottom w:type="dxa" w:w="60"/>
-              <w:right w:type="dxa" w:w="80"/>
-            </w:tcMar>
-            <w:vAlign w:val="center"/>
-          </w:tcPr>
-          <w:p>
-            <w:pPr>
-              <w:spacing w:after="0" w:before="0"/>
-              <w:jc w:val="center"/>
-            </w:pPr>
-            <w:r>
-              <w:rPr>
-                <w:rFonts w:ascii="Arial" w:cs="Arial" w:eastAsia="Arial" w:hAnsi="Arial"/>
-                <w:b/>
-                <w:bCs/>
-                <w:i w:val="false"/>
-                <w:iCs w:val="false"/>
-                <w:color w:val="000000"/>
-                <w:sz w:val="18"/>
-                <w:szCs w:val="18"/>
-              </w:rPr>
-              <w:t xml:space="preserve">Среднее</w:t>
-            </w:r>
-          </w:p>
-        </w:tc>
-        <w:tc>
-          <w:tcPr>
-            <w:tcW w:type="pct" w:w="36%"/>
-            <w:tcBorders>
-              <w:top w:val="single" w:color="CCCCCC" w:sz="4"/>
-              <w:left w:val="single" w:color="CCCCCC" w:sz="4"/>
-              <w:bottom w:val="single" w:color="CCCCCC" w:sz="4"/>
-              <w:right w:val="single" w:color="CCCCCC" w:sz="4"/>
-            </w:tcBorders>
-            <w:shd w:fill="E8F0F8" w:val="clear"/>
-            <w:tcMar>
-              <w:top w:type="dxa" w:w="60"/>
-              <w:left w:type="dxa" w:w="80"/>
-              <w:bottom w:type="dxa" w:w="60"/>
-              <w:right w:type="dxa" w:w="80"/>
-            </w:tcMar>
-            <w:vAlign w:val="center"/>
-          </w:tcPr>
-          <w:p>
-            <w:pPr>
-              <w:spacing w:after="0" w:before="0"/>
-              <w:jc w:val="center"/>
-            </w:pPr>
-            <w:r>
-              <w:rPr>
-                <w:rFonts w:ascii="Arial" w:cs="Arial" w:eastAsia="Arial" w:hAnsi="Arial"/>
-                <w:b/>
-                <w:bCs/>
-                <w:i w:val="false"/>
-                <w:iCs w:val="false"/>
-                <w:color w:val="000000"/>
-                <w:sz w:val="18"/>
-                <w:szCs w:val="18"/>
-              </w:rPr>
-              <w:t xml:space="preserve">Шкала</w:t>
-            </w:r>
-          </w:p>
-        </w:tc>
-        <w:tc>
-          <w:tcPr>
-            <w:tcW w:type="pct" w:w="10%"/>
-            <w:tcBorders>
-              <w:top w:val="single" w:color="CCCCCC" w:sz="4"/>
-              <w:left w:val="single" w:color="CCCCCC" w:sz="4"/>
-              <w:bottom w:val="single" w:color="CCCCCC" w:sz="4"/>
-              <w:right w:val="single" w:color="CCCCCC" w:sz="4"/>
-            </w:tcBorders>
-            <w:shd w:fill="E8F0F8" w:val="clear"/>
-            <w:tcMar>
-              <w:top w:type="dxa" w:w="60"/>
-              <w:left w:type="dxa" w:w="80"/>
-              <w:bottom w:type="dxa" w:w="60"/>
-              <w:right w:type="dxa" w:w="80"/>
-            </w:tcMar>
-            <w:vAlign w:val="center"/>
-          </w:tcPr>
-          <w:p>
-            <w:pPr>
-              <w:spacing w:after="0" w:before="0"/>
-              <w:jc w:val="center"/>
-            </w:pPr>
-            <w:r>
-              <w:rPr>
-                <w:rFonts w:ascii="Arial" w:cs="Arial" w:eastAsia="Arial" w:hAnsi="Arial"/>
-                <w:b/>
-                <w:bCs/>
-                <w:i w:val="false"/>
-                <w:iCs w:val="false"/>
-                <w:color w:val="000000"/>
-                <w:sz w:val="18"/>
-                <w:szCs w:val="18"/>
-              </w:rPr>
-              <w:t xml:space="preserve">Приоритет</w:t>
-            </w:r>
-          </w:p>
-        </w:tc>
-      </w:tr>
-      <w:tr>
-        <w:tc>
-          <w:tcPr>
-            <w:tcBorders>
-              <w:top w:val="single" w:color="CCCCCC" w:sz="4"/>
-              <w:left w:val="single" w:color="CCCCCC" w:sz="4"/>
-              <w:bottom w:val="single" w:color="CCCCCC" w:sz="4"/>
-              <w:right w:val="single" w:color="CCCCCC" w:sz="4"/>
-            </w:tcBorders>
-            <w:tcMar>
-              <w:top w:type="dxa" w:w="60"/>
-              <w:left w:type="dxa" w:w="80"/>
-              <w:bottom w:type="dxa" w:w="60"/>
-              <w:right w:type="dxa" w:w="80"/>
-            </w:tcMar>
-            <w:vAlign w:val="center"/>
-          </w:tcPr>
-          <w:p>
-            <w:pPr>
-              <w:spacing w:after="0" w:before="0"/>
-              <w:jc w:val="left"/>
-            </w:pPr>
-            <w:r>
-              <w:rPr>
-                <w:rFonts w:ascii="Arial" w:cs="Arial" w:eastAsia="Arial" w:hAnsi="Arial"/>
-                <w:b w:val="false"/>
-                <w:bCs w:val="false"/>
-                <w:i w:val="false"/>
-                <w:iCs w:val="false"/>
-                <w:color w:val="000000"/>
-                <w:sz w:val="22"/>
-                <w:szCs w:val="22"/>
-              </w:rPr>
-              <w:t xml:space="preserve">Э1 Первичный контакт</w:t>
-            </w:r>
-          </w:p>
-        </w:tc>
-        <w:tc>
-          <w:tcPr>
-            <w:tcBorders>
-              <w:top w:val="single" w:color="CCCCCC" w:sz="4"/>
-              <w:left w:val="single" w:color="CCCCCC" w:sz="4"/>
-              <w:bottom w:val="single" w:color="CCCCCC" w:sz="4"/>
-              <w:right w:val="single" w:color="CCCCCC" w:sz="4"/>
-            </w:tcBorders>
-            <w:tcMar>
-              <w:top w:type="dxa" w:w="60"/>
-              <w:left w:type="dxa" w:w="80"/>
-              <w:bottom w:type="dxa" w:w="60"/>
-              <w:right w:type="dxa" w:w="80"/>
-            </w:tcMar>
-            <w:vAlign w:val="center"/>
-          </w:tcPr>
-          <w:p>
-            <w:pPr>
-              <w:spacing w:after="0" w:before="0"/>
-              <w:jc w:val="center"/>
-            </w:pPr>
-            <w:r>
-              <w:rPr>
-                <w:rFonts w:ascii="Arial" w:cs="Arial" w:eastAsia="Arial" w:hAnsi="Arial"/>
-                <w:b w:val="false"/>
-                <w:bCs w:val="false"/>
-                <w:i w:val="false"/>
-                <w:iCs w:val="false"/>
-                <w:color w:val="000000"/>
-                <w:sz w:val="22"/>
-                <w:szCs w:val="22"/>
-              </w:rPr>
-              <w:t xml:space="preserve">3.8</w:t>
-            </w:r>
-          </w:p>
-        </w:tc>
-        <w:tc>
-          <w:tcPr>
-            <w:tcBorders>
-              <w:top w:val="single" w:color="CCCCCC" w:sz="4"/>
-              <w:left w:val="single" w:color="CCCCCC" w:sz="4"/>
-              <w:bottom w:val="single" w:color="CCCCCC" w:sz="4"/>
-              <w:right w:val="single" w:color="CCCCCC" w:sz="4"/>
-            </w:tcBorders>
-            <w:tcMar>
-              <w:top w:type="dxa" w:w="60"/>
-              <w:left w:type="dxa" w:w="80"/>
-              <w:bottom w:type="dxa" w:w="60"/>
-              <w:right w:type="dxa" w:w="80"/>
-            </w:tcMar>
-            <w:vAlign w:val="center"/>
-          </w:tcPr>
-          <w:p>
-            <w:pPr>
-              <w:spacing w:after="0" w:before="0"/>
-              <w:jc w:val="center"/>
-            </w:pPr>
-            <w:r>
-              <w:rPr>
-                <w:rFonts w:ascii="Arial" w:cs="Arial" w:eastAsia="Arial" w:hAnsi="Arial"/>
-                <w:b w:val="false"/>
-                <w:bCs w:val="false"/>
-                <w:i w:val="false"/>
-                <w:iCs w:val="false"/>
-                <w:color w:val="888888"/>
-                <w:sz w:val="22"/>
-                <w:szCs w:val="22"/>
-              </w:rPr>
-              <w:t xml:space="preserve">—</w:t>
-            </w:r>
-          </w:p>
-        </w:tc>
-        <w:tc>
-          <w:tcPr>
-            <w:tcBorders>
-              <w:top w:val="single" w:color="CCCCCC" w:sz="4"/>
-              <w:left w:val="single" w:color="CCCCCC" w:sz="4"/>
-              <w:bottom w:val="single" w:color="CCCCCC" w:sz="4"/>
-              <w:right w:val="single" w:color="CCCCCC" w:sz="4"/>
-            </w:tcBorders>
-            <w:tcMar>
-              <w:top w:type="dxa" w:w="60"/>
-              <w:left w:type="dxa" w:w="80"/>
-              <w:bottom w:type="dxa" w:w="60"/>
-              <w:right w:type="dxa" w:w="80"/>
-            </w:tcMar>
-            <w:vAlign w:val="center"/>
-          </w:tcPr>
-          <w:p>
-            <w:pPr>
-              <w:spacing w:after="0" w:before="0"/>
-              <w:jc w:val="left"/>
-            </w:pPr>
-            <w:r>
-              <w:rPr>
-                <w:rFonts w:ascii="Arial" w:cs="Arial" w:eastAsia="Arial" w:hAnsi="Arial"/>
-                <w:b w:val="false"/>
-                <w:bCs w:val="false"/>
-                <w:i w:val="false"/>
-                <w:iCs w:val="false"/>
-                <w:color w:val="000000"/>
-                <w:sz w:val="20"/>
-                <w:szCs w:val="20"/>
-              </w:rPr>
-              <w:t xml:space="preserve">███████████████░░░░░</w:t>
-            </w:r>
-          </w:p>
-        </w:tc>
-        <w:tc>
-          <w:tcPr>
-            <w:tcBorders>
-              <w:top w:val="single" w:color="CCCCCC" w:sz="4"/>
-              <w:left w:val="single" w:color="CCCCCC" w:sz="4"/>
-              <w:bottom w:val="single" w:color="CCCCCC" w:sz="4"/>
-              <w:right w:val="single" w:color="CCCCCC" w:sz="4"/>
-            </w:tcBorders>
-            <w:tcMar>
-              <w:top w:type="dxa" w:w="60"/>
-              <w:left w:type="dxa" w:w="80"/>
-              <w:bottom w:type="dxa" w:w="60"/>
-              <w:right w:type="dxa" w:w="80"/>
-            </w:tcMar>
-            <w:vAlign w:val="center"/>
-          </w:tcPr>
-          <w:p>
-            <w:pPr>
-              <w:spacing w:after="0" w:before="0"/>
-              <w:jc w:val="center"/>
-            </w:pPr>
-            <w:r>
-              <w:rPr>
-                <w:rFonts w:ascii="Arial" w:cs="Arial" w:eastAsia="Arial" w:hAnsi="Arial"/>
-                <w:b/>
-                <w:bCs/>
-                <w:i w:val="false"/>
-                <w:iCs w:val="false"/>
-                <w:color w:val="2E8B57"/>
-                <w:sz w:val="22"/>
-                <w:szCs w:val="22"/>
-              </w:rPr>
-              <w:t xml:space="preserve">—</w:t>
-            </w:r>
-          </w:p>
-        </w:tc>
-      </w:tr>
-      <w:tr>
-        <w:tc>
-          <w:tcPr>
-            <w:tcBorders>
-              <w:top w:val="single" w:color="CCCCCC" w:sz="4"/>
-              <w:left w:val="single" w:color="CCCCCC" w:sz="4"/>
-              <w:bottom w:val="single" w:color="CCCCCC" w:sz="4"/>
-              <w:right w:val="single" w:color="CCCCCC" w:sz="4"/>
-            </w:tcBorders>
-            <w:tcMar>
-              <w:top w:type="dxa" w:w="60"/>
-              <w:left w:type="dxa" w:w="80"/>
-              <w:bottom w:type="dxa" w:w="60"/>
-              <w:right w:type="dxa" w:w="80"/>
-            </w:tcMar>
-            <w:vAlign w:val="center"/>
-          </w:tcPr>
-          <w:p>
-            <w:pPr>
-              <w:spacing w:after="0" w:before="0"/>
-              <w:jc w:val="left"/>
-            </w:pPr>
-            <w:r>
-              <w:rPr>
-                <w:rFonts w:ascii="Arial" w:cs="Arial" w:eastAsia="Arial" w:hAnsi="Arial"/>
-                <w:b w:val="false"/>
-                <w:bCs w:val="false"/>
-                <w:i w:val="false"/>
-                <w:iCs w:val="false"/>
-                <w:color w:val="000000"/>
-                <w:sz w:val="22"/>
-                <w:szCs w:val="22"/>
-              </w:rPr>
-              <w:t xml:space="preserve">Э2 Квалификация и первичная потребность</w:t>
-            </w:r>
-          </w:p>
-        </w:tc>
-        <w:tc>
-          <w:tcPr>
-            <w:tcBorders>
-              <w:top w:val="single" w:color="CCCCCC" w:sz="4"/>
-              <w:left w:val="single" w:color="CCCCCC" w:sz="4"/>
-              <w:bottom w:val="single" w:color="CCCCCC" w:sz="4"/>
-              <w:right w:val="single" w:color="CCCCCC" w:sz="4"/>
-            </w:tcBorders>
-            <w:tcMar>
-              <w:top w:type="dxa" w:w="60"/>
-              <w:left w:type="dxa" w:w="80"/>
-              <w:bottom w:type="dxa" w:w="60"/>
-              <w:right w:type="dxa" w:w="80"/>
-            </w:tcMar>
-            <w:vAlign w:val="center"/>
-          </w:tcPr>
-          <w:p>
-            <w:pPr>
-              <w:spacing w:after="0" w:before="0"/>
-              <w:jc w:val="center"/>
-            </w:pPr>
-            <w:r>
-              <w:rPr>
-                <w:rFonts w:ascii="Arial" w:cs="Arial" w:eastAsia="Arial" w:hAnsi="Arial"/>
-                <w:b w:val="false"/>
-                <w:bCs w:val="false"/>
-                <w:i w:val="false"/>
-                <w:iCs w:val="false"/>
-                <w:color w:val="000000"/>
-                <w:sz w:val="22"/>
-                <w:szCs w:val="22"/>
-              </w:rPr>
-              <w:t xml:space="preserve">2.8</w:t>
-            </w:r>
-          </w:p>
-        </w:tc>
-        <w:tc>
-          <w:tcPr>
-            <w:tcBorders>
-              <w:top w:val="single" w:color="CCCCCC" w:sz="4"/>
-              <w:left w:val="single" w:color="CCCCCC" w:sz="4"/>
-              <w:bottom w:val="single" w:color="CCCCCC" w:sz="4"/>
-              <w:right w:val="single" w:color="CCCCCC" w:sz="4"/>
-            </w:tcBorders>
-            <w:tcMar>
-              <w:top w:type="dxa" w:w="60"/>
-              <w:left w:type="dxa" w:w="80"/>
-              <w:bottom w:type="dxa" w:w="60"/>
-              <w:right w:type="dxa" w:w="80"/>
-            </w:tcMar>
-            <w:vAlign w:val="center"/>
-          </w:tcPr>
-          <w:p>
-            <w:pPr>
-              <w:spacing w:after="0" w:before="0"/>
-              <w:jc w:val="center"/>
-            </w:pPr>
-            <w:r>
-              <w:rPr>
-                <w:rFonts w:ascii="Arial" w:cs="Arial" w:eastAsia="Arial" w:hAnsi="Arial"/>
-                <w:b w:val="false"/>
-                <w:bCs w:val="false"/>
-                <w:i w:val="false"/>
-                <w:iCs w:val="false"/>
-                <w:color w:val="888888"/>
-                <w:sz w:val="22"/>
-                <w:szCs w:val="22"/>
-              </w:rPr>
-              <w:t xml:space="preserve">—</w:t>
-            </w:r>
-          </w:p>
-        </w:tc>
-        <w:tc>
-          <w:tcPr>
-            <w:tcBorders>
-              <w:top w:val="single" w:color="CCCCCC" w:sz="4"/>
-              <w:left w:val="single" w:color="CCCCCC" w:sz="4"/>
-              <w:bottom w:val="single" w:color="CCCCCC" w:sz="4"/>
-              <w:right w:val="single" w:color="CCCCCC" w:sz="4"/>
-            </w:tcBorders>
-            <w:tcMar>
-              <w:top w:type="dxa" w:w="60"/>
-              <w:left w:type="dxa" w:w="80"/>
-              <w:bottom w:type="dxa" w:w="60"/>
-              <w:right w:type="dxa" w:w="80"/>
-            </w:tcMar>
-            <w:vAlign w:val="center"/>
-          </w:tcPr>
-          <w:p>
-            <w:pPr>
-              <w:spacing w:after="0" w:before="0"/>
-              <w:jc w:val="left"/>
-            </w:pPr>
-            <w:r>
-              <w:rPr>
-                <w:rFonts w:ascii="Arial" w:cs="Arial" w:eastAsia="Arial" w:hAnsi="Arial"/>
-                <w:b w:val="false"/>
-                <w:bCs w:val="false"/>
-                <w:i w:val="false"/>
-                <w:iCs w:val="false"/>
-                <w:color w:val="000000"/>
-                <w:sz w:val="20"/>
-                <w:szCs w:val="20"/>
-              </w:rPr>
-              <w:t xml:space="preserve">███████████░░░░░░░░░</w:t>
-            </w:r>
-          </w:p>
-        </w:tc>
-        <w:tc>
-          <w:tcPr>
-            <w:tcBorders>
-              <w:top w:val="single" w:color="CCCCCC" w:sz="4"/>
-              <w:left w:val="single" w:color="CCCCCC" w:sz="4"/>
-              <w:bottom w:val="single" w:color="CCCCCC" w:sz="4"/>
-              <w:right w:val="single" w:color="CCCCCC" w:sz="4"/>
-            </w:tcBorders>
-            <w:tcMar>
-              <w:top w:type="dxa" w:w="60"/>
-              <w:left w:type="dxa" w:w="80"/>
-              <w:bottom w:type="dxa" w:w="60"/>
-              <w:right w:type="dxa" w:w="80"/>
-            </w:tcMar>
-            <w:vAlign w:val="center"/>
-          </w:tcPr>
-          <w:p>
-            <w:pPr>
-              <w:spacing w:after="0" w:before="0"/>
-              <w:jc w:val="center"/>
-            </w:pPr>
-            <w:r>
-              <w:rPr>
-                <w:rFonts w:ascii="Arial" w:cs="Arial" w:eastAsia="Arial" w:hAnsi="Arial"/>
-                <w:b/>
-                <w:bCs/>
-                <w:i w:val="false"/>
-                <w:iCs w:val="false"/>
-                <w:color w:val="2E8B57"/>
-                <w:sz w:val="22"/>
-                <w:szCs w:val="22"/>
-              </w:rPr>
-              <w:t xml:space="preserve">—</w:t>
-            </w:r>
-          </w:p>
-        </w:tc>
-      </w:tr>
-      <w:tr>
-        <w:tc>
-          <w:tcPr>
-            <w:tcBorders>
-              <w:top w:val="single" w:color="CCCCCC" w:sz="4"/>
-              <w:left w:val="single" w:color="CCCCCC" w:sz="4"/>
-              <w:bottom w:val="single" w:color="CCCCCC" w:sz="4"/>
-              <w:right w:val="single" w:color="CCCCCC" w:sz="4"/>
-            </w:tcBorders>
-            <w:shd w:fill="FFF3CD" w:val="clear"/>
-            <w:tcMar>
-              <w:top w:type="dxa" w:w="60"/>
-              <w:left w:type="dxa" w:w="80"/>
-              <w:bottom w:type="dxa" w:w="60"/>
-              <w:right w:type="dxa" w:w="80"/>
-            </w:tcMar>
-            <w:vAlign w:val="center"/>
-          </w:tcPr>
-          <w:p>
-            <w:pPr>
-              <w:spacing w:after="0" w:before="0"/>
-              <w:jc w:val="left"/>
-            </w:pPr>
-            <w:r>
-              <w:rPr>
-                <w:rFonts w:ascii="Arial" w:cs="Arial" w:eastAsia="Arial" w:hAnsi="Arial"/>
-                <w:b/>
-                <w:bCs/>
-                <w:i w:val="false"/>
-                <w:iCs w:val="false"/>
-                <w:color w:val="CC3333"/>
-                <w:sz w:val="22"/>
-                <w:szCs w:val="22"/>
-              </w:rPr>
-              <w:t xml:space="preserve">Э3 Выявление детальных потребностей</w:t>
-            </w:r>
-          </w:p>
-        </w:tc>
-        <w:tc>
-          <w:tcPr>
-            <w:tcBorders>
-              <w:top w:val="single" w:color="CCCCCC" w:sz="4"/>
-              <w:left w:val="single" w:color="CCCCCC" w:sz="4"/>
-              <w:bottom w:val="single" w:color="CCCCCC" w:sz="4"/>
-              <w:right w:val="single" w:color="CCCCCC" w:sz="4"/>
-            </w:tcBorders>
-            <w:shd w:fill="FFF3CD" w:val="clear"/>
-            <w:tcMar>
-              <w:top w:type="dxa" w:w="60"/>
-              <w:left w:type="dxa" w:w="80"/>
-              <w:bottom w:type="dxa" w:w="60"/>
-              <w:right w:type="dxa" w:w="80"/>
-            </w:tcMar>
-            <w:vAlign w:val="center"/>
-          </w:tcPr>
-          <w:p>
-            <w:pPr>
-              <w:spacing w:after="0" w:before="0"/>
-              <w:jc w:val="center"/>
-            </w:pPr>
-            <w:r>
-              <w:rPr>
-                <w:rFonts w:ascii="Arial" w:cs="Arial" w:eastAsia="Arial" w:hAnsi="Arial"/>
-                <w:b/>
-                <w:bCs/>
-                <w:i w:val="false"/>
-                <w:iCs w:val="false"/>
-                <w:color w:val="CC3333"/>
-                <w:sz w:val="22"/>
-                <w:szCs w:val="22"/>
-              </w:rPr>
-              <w:t xml:space="preserve">0.9</w:t>
-            </w:r>
-          </w:p>
-        </w:tc>
-        <w:tc>
-          <w:tcPr>
-            <w:tcBorders>
-              <w:top w:val="single" w:color="CCCCCC" w:sz="4"/>
-              <w:left w:val="single" w:color="CCCCCC" w:sz="4"/>
-              <w:bottom w:val="single" w:color="CCCCCC" w:sz="4"/>
-              <w:right w:val="single" w:color="CCCCCC" w:sz="4"/>
-            </w:tcBorders>
-            <w:shd w:fill="FFF3CD" w:val="clear"/>
-            <w:tcMar>
-              <w:top w:type="dxa" w:w="60"/>
-              <w:left w:type="dxa" w:w="80"/>
-              <w:bottom w:type="dxa" w:w="60"/>
-              <w:right w:type="dxa" w:w="80"/>
-            </w:tcMar>
-            <w:vAlign w:val="center"/>
-          </w:tcPr>
-          <w:p>
-            <w:pPr>
-              <w:spacing w:after="0" w:before="0"/>
-              <w:jc w:val="center"/>
-            </w:pPr>
-            <w:r>
-              <w:rPr>
-                <w:rFonts w:ascii="Arial" w:cs="Arial" w:eastAsia="Arial" w:hAnsi="Arial"/>
-                <w:b w:val="false"/>
-                <w:bCs w:val="false"/>
-                <w:i w:val="false"/>
-                <w:iCs w:val="false"/>
-                <w:color w:val="888888"/>
-                <w:sz w:val="22"/>
-                <w:szCs w:val="22"/>
-              </w:rPr>
-              <w:t xml:space="preserve">—</w:t>
-            </w:r>
-          </w:p>
-        </w:tc>
-        <w:tc>
-          <w:tcPr>
-            <w:tcBorders>
-              <w:top w:val="single" w:color="CCCCCC" w:sz="4"/>
-              <w:left w:val="single" w:color="CCCCCC" w:sz="4"/>
-              <w:bottom w:val="single" w:color="CCCCCC" w:sz="4"/>
-              <w:right w:val="single" w:color="CCCCCC" w:sz="4"/>
-            </w:tcBorders>
-            <w:shd w:fill="FFF3CD" w:val="clear"/>
-            <w:tcMar>
-              <w:top w:type="dxa" w:w="60"/>
-              <w:left w:type="dxa" w:w="80"/>
-              <w:bottom w:type="dxa" w:w="60"/>
-              <w:right w:type="dxa" w:w="80"/>
-            </w:tcMar>
-            <w:vAlign w:val="center"/>
-          </w:tcPr>
-          <w:p>
-            <w:pPr>
-              <w:spacing w:after="0" w:before="0"/>
-              <w:jc w:val="left"/>
-            </w:pPr>
-            <w:r>
-              <w:rPr>
-                <w:rFonts w:ascii="Arial" w:cs="Arial" w:eastAsia="Arial" w:hAnsi="Arial"/>
-                <w:b w:val="false"/>
-                <w:bCs w:val="false"/>
-                <w:i w:val="false"/>
-                <w:iCs w:val="false"/>
-                <w:color w:val="000000"/>
-                <w:sz w:val="20"/>
-                <w:szCs w:val="20"/>
-              </w:rPr>
-              <w:t xml:space="preserve">████░░░░░░░░░░░░░░░░</w:t>
-            </w:r>
-          </w:p>
-        </w:tc>
-        <w:tc>
-          <w:tcPr>
-            <w:tcBorders>
-              <w:top w:val="single" w:color="CCCCCC" w:sz="4"/>
-              <w:left w:val="single" w:color="CCCCCC" w:sz="4"/>
-              <w:bottom w:val="single" w:color="CCCCCC" w:sz="4"/>
-              <w:right w:val="single" w:color="CCCCCC" w:sz="4"/>
-            </w:tcBorders>
-            <w:shd w:fill="FFF3CD" w:val="clear"/>
-            <w:tcMar>
-              <w:top w:type="dxa" w:w="60"/>
-              <w:left w:type="dxa" w:w="80"/>
-              <w:bottom w:type="dxa" w:w="60"/>
-              <w:right w:type="dxa" w:w="80"/>
-            </w:tcMar>
-            <w:vAlign w:val="center"/>
-          </w:tcPr>
-          <w:p>
-            <w:pPr>
-              <w:spacing w:after="0" w:before="0"/>
-              <w:jc w:val="center"/>
-            </w:pPr>
-            <w:r>
-              <w:rPr>
-                <w:rFonts w:ascii="Arial" w:cs="Arial" w:eastAsia="Arial" w:hAnsi="Arial"/>
-                <w:b/>
-                <w:bCs/>
-                <w:i w:val="false"/>
-                <w:iCs w:val="false"/>
-                <w:color w:val="CC3333"/>
-                <w:sz w:val="22"/>
-                <w:szCs w:val="22"/>
-              </w:rPr>
-              <w:t xml:space="preserve">●</w:t>
-            </w:r>
-          </w:p>
-        </w:tc>
-      </w:tr>
-      <w:tr>
-        <w:tc>
-          <w:tcPr>
-            <w:tcBorders>
-              <w:top w:val="single" w:color="CCCCCC" w:sz="4"/>
-              <w:left w:val="single" w:color="CCCCCC" w:sz="4"/>
-              <w:bottom w:val="single" w:color="CCCCCC" w:sz="4"/>
-              <w:right w:val="single" w:color="CCCCCC" w:sz="4"/>
-            </w:tcBorders>
-            <w:tcMar>
-              <w:top w:type="dxa" w:w="60"/>
-              <w:left w:type="dxa" w:w="80"/>
-              <w:bottom w:type="dxa" w:w="60"/>
-              <w:right w:type="dxa" w:w="80"/>
-            </w:tcMar>
-            <w:vAlign w:val="center"/>
-          </w:tcPr>
-          <w:p>
-            <w:pPr>
-              <w:spacing w:after="0" w:before="0"/>
-              <w:jc w:val="left"/>
-            </w:pPr>
-            <w:r>
-              <w:rPr>
-                <w:rFonts w:ascii="Arial" w:cs="Arial" w:eastAsia="Arial" w:hAnsi="Arial"/>
-                <w:b w:val="false"/>
-                <w:bCs w:val="false"/>
-                <w:i/>
-                <w:iCs/>
-                <w:color w:val="CC3333"/>
-                <w:sz w:val="22"/>
-                <w:szCs w:val="22"/>
-              </w:rPr>
-              <w:t xml:space="preserve">↳ Понял приоритет и срок</w:t>
-            </w:r>
-          </w:p>
-        </w:tc>
-        <w:tc>
-          <w:tcPr>
-            <w:tcBorders>
-              <w:top w:val="single" w:color="CCCCCC" w:sz="4"/>
-              <w:left w:val="single" w:color="CCCCCC" w:sz="4"/>
-              <w:bottom w:val="single" w:color="CCCCCC" w:sz="4"/>
-              <w:right w:val="single" w:color="CCCCCC" w:sz="4"/>
-            </w:tcBorders>
-            <w:tcMar>
-              <w:top w:type="dxa" w:w="60"/>
-              <w:left w:type="dxa" w:w="80"/>
-              <w:bottom w:type="dxa" w:w="60"/>
-              <w:right w:type="dxa" w:w="80"/>
-            </w:tcMar>
-            <w:vAlign w:val="center"/>
-          </w:tcPr>
-          <w:p>
-            <w:pPr>
-              <w:spacing w:after="0" w:before="0"/>
-              <w:jc w:val="center"/>
-            </w:pPr>
-            <w:r>
-              <w:rPr>
-                <w:rFonts w:ascii="Arial" w:cs="Arial" w:eastAsia="Arial" w:hAnsi="Arial"/>
-                <w:b w:val="false"/>
-                <w:bCs w:val="false"/>
-                <w:i w:val="false"/>
-                <w:iCs w:val="false"/>
-                <w:color w:val="CC3333"/>
-                <w:sz w:val="22"/>
-                <w:szCs w:val="22"/>
-              </w:rPr>
-              <w:t xml:space="preserve">0.0</w:t>
-            </w:r>
-          </w:p>
-        </w:tc>
-        <w:tc>
-          <w:tcPr>
-            <w:tcBorders>
-              <w:top w:val="single" w:color="CCCCCC" w:sz="4"/>
-              <w:left w:val="single" w:color="CCCCCC" w:sz="4"/>
-              <w:bottom w:val="single" w:color="CCCCCC" w:sz="4"/>
-              <w:right w:val="single" w:color="CCCCCC" w:sz="4"/>
-            </w:tcBorders>
-            <w:tcMar>
-              <w:top w:type="dxa" w:w="60"/>
-              <w:left w:type="dxa" w:w="80"/>
-              <w:bottom w:type="dxa" w:w="60"/>
-              <w:right w:type="dxa" w:w="80"/>
-            </w:tcMar>
-            <w:vAlign w:val="center"/>
-          </w:tcPr>
-          <w:p>
-            <w:pPr>
-              <w:spacing w:after="0" w:before="0"/>
-              <w:jc w:val="center"/>
-            </w:pPr>
-            <w:r>
-              <w:rPr>
-                <w:rFonts w:ascii="Arial" w:cs="Arial" w:eastAsia="Arial" w:hAnsi="Arial"/>
-                <w:b w:val="false"/>
-                <w:bCs w:val="false"/>
-                <w:i w:val="false"/>
-                <w:iCs w:val="false"/>
-                <w:color w:val="888888"/>
-                <w:sz w:val="22"/>
-                <w:szCs w:val="22"/>
-              </w:rPr>
-              <w:t xml:space="preserve">—</w:t>
-            </w:r>
-          </w:p>
-        </w:tc>
-        <w:tc>
-          <w:tcPr>
-            <w:tcBorders>
-              <w:top w:val="single" w:color="CCCCCC" w:sz="4"/>
-              <w:left w:val="single" w:color="CCCCCC" w:sz="4"/>
-              <w:bottom w:val="single" w:color="CCCCCC" w:sz="4"/>
-              <w:right w:val="single" w:color="CCCCCC" w:sz="4"/>
-            </w:tcBorders>
-            <w:tcMar>
-              <w:top w:type="dxa" w:w="60"/>
-              <w:left w:type="dxa" w:w="80"/>
-              <w:bottom w:type="dxa" w:w="60"/>
-              <w:right w:type="dxa" w:w="80"/>
-            </w:tcMar>
-            <w:vAlign w:val="center"/>
-          </w:tcPr>
-          <w:p>
-            <w:pPr>
-              <w:spacing w:after="0" w:before="0"/>
-              <w:jc w:val="left"/>
-            </w:pPr>
-            <w:r>
-              <w:rPr>
-                <w:rFonts w:ascii="Arial" w:cs="Arial" w:eastAsia="Arial" w:hAnsi="Arial"/>
-                <w:b w:val="false"/>
-                <w:bCs w:val="false"/>
-                <w:i w:val="false"/>
-                <w:iCs w:val="false"/>
-                <w:color w:val="000000"/>
-                <w:sz w:val="20"/>
-                <w:szCs w:val="20"/>
-              </w:rPr>
-              <w:t xml:space="preserve">░░░░░░░░░░░░░░░░░░░░</w:t>
-            </w:r>
-          </w:p>
-        </w:tc>
-        <w:tc>
-          <w:tcPr>
-            <w:tcBorders>
-              <w:top w:val="single" w:color="CCCCCC" w:sz="4"/>
-              <w:left w:val="single" w:color="CCCCCC" w:sz="4"/>
-              <w:bottom w:val="single" w:color="CCCCCC" w:sz="4"/>
-              <w:right w:val="single" w:color="CCCCCC" w:sz="4"/>
-            </w:tcBorders>
-            <w:tcMar>
-              <w:top w:type="dxa" w:w="60"/>
-              <w:left w:type="dxa" w:w="80"/>
-              <w:bottom w:type="dxa" w:w="60"/>
-              <w:right w:type="dxa" w:w="80"/>
-            </w:tcMar>
-            <w:vAlign w:val="center"/>
-          </w:tcPr>
-          <w:p>
-            <w:pPr>
-              <w:spacing w:after="0" w:before="0"/>
-              <w:jc w:val="left"/>
-            </w:pPr>
-            <w:r>
-              <w:rPr>
-                <w:rFonts w:ascii="Arial" w:cs="Arial" w:eastAsia="Arial" w:hAnsi="Arial"/>
-                <w:b w:val="false"/>
-                <w:bCs w:val="false"/>
-                <w:i w:val="false"/>
-                <w:iCs w:val="false"/>
-                <w:color w:val="000000"/>
-                <w:sz w:val="22"/>
-                <w:szCs w:val="22"/>
-              </w:rPr>
-              <w:t xml:space="preserve"/>
-            </w:r>
-          </w:p>
-        </w:tc>
-      </w:tr>
-      <w:tr>
-        <w:tc>
-          <w:tcPr>
-            <w:tcBorders>
-              <w:top w:val="single" w:color="CCCCCC" w:sz="4"/>
-              <w:left w:val="single" w:color="CCCCCC" w:sz="4"/>
-              <w:bottom w:val="single" w:color="CCCCCC" w:sz="4"/>
-              <w:right w:val="single" w:color="CCCCCC" w:sz="4"/>
-            </w:tcBorders>
-            <w:tcMar>
-              <w:top w:type="dxa" w:w="60"/>
-              <w:left w:type="dxa" w:w="80"/>
-              <w:bottom w:type="dxa" w:w="60"/>
-              <w:right w:type="dxa" w:w="80"/>
-            </w:tcMar>
-            <w:vAlign w:val="center"/>
-          </w:tcPr>
-          <w:p>
-            <w:pPr>
-              <w:spacing w:after="0" w:before="0"/>
-              <w:jc w:val="left"/>
-            </w:pPr>
-            <w:r>
-              <w:rPr>
-                <w:rFonts w:ascii="Arial" w:cs="Arial" w:eastAsia="Arial" w:hAnsi="Arial"/>
-                <w:b w:val="false"/>
-                <w:bCs w:val="false"/>
-                <w:i/>
-                <w:iCs/>
-                <w:color w:val="CC3333"/>
-                <w:sz w:val="22"/>
-                <w:szCs w:val="22"/>
-              </w:rPr>
-              <w:t xml:space="preserve">↳ Выявил боль и ограничения</w:t>
-            </w:r>
-          </w:p>
-        </w:tc>
-        <w:tc>
-          <w:tcPr>
-            <w:tcBorders>
-              <w:top w:val="single" w:color="CCCCCC" w:sz="4"/>
-              <w:left w:val="single" w:color="CCCCCC" w:sz="4"/>
-              <w:bottom w:val="single" w:color="CCCCCC" w:sz="4"/>
-              <w:right w:val="single" w:color="CCCCCC" w:sz="4"/>
-            </w:tcBorders>
-            <w:tcMar>
-              <w:top w:type="dxa" w:w="60"/>
-              <w:left w:type="dxa" w:w="80"/>
-              <w:bottom w:type="dxa" w:w="60"/>
-              <w:right w:type="dxa" w:w="80"/>
-            </w:tcMar>
-            <w:vAlign w:val="center"/>
-          </w:tcPr>
-          <w:p>
-            <w:pPr>
-              <w:spacing w:after="0" w:before="0"/>
-              <w:jc w:val="center"/>
-            </w:pPr>
-            <w:r>
-              <w:rPr>
-                <w:rFonts w:ascii="Arial" w:cs="Arial" w:eastAsia="Arial" w:hAnsi="Arial"/>
-                <w:b w:val="false"/>
-                <w:bCs w:val="false"/>
-                <w:i w:val="false"/>
-                <w:iCs w:val="false"/>
-                <w:color w:val="CC3333"/>
-                <w:sz w:val="22"/>
-                <w:szCs w:val="22"/>
-              </w:rPr>
-              <w:t xml:space="preserve">0.6</w:t>
-            </w:r>
-          </w:p>
-        </w:tc>
-        <w:tc>
-          <w:tcPr>
-            <w:tcBorders>
-              <w:top w:val="single" w:color="CCCCCC" w:sz="4"/>
-              <w:left w:val="single" w:color="CCCCCC" w:sz="4"/>
-              <w:bottom w:val="single" w:color="CCCCCC" w:sz="4"/>
-              <w:right w:val="single" w:color="CCCCCC" w:sz="4"/>
-            </w:tcBorders>
-            <w:tcMar>
-              <w:top w:type="dxa" w:w="60"/>
-              <w:left w:type="dxa" w:w="80"/>
-              <w:bottom w:type="dxa" w:w="60"/>
-              <w:right w:type="dxa" w:w="80"/>
-            </w:tcMar>
-            <w:vAlign w:val="center"/>
-          </w:tcPr>
-          <w:p>
-            <w:pPr>
-              <w:spacing w:after="0" w:before="0"/>
-              <w:jc w:val="center"/>
-            </w:pPr>
-            <w:r>
-              <w:rPr>
-                <w:rFonts w:ascii="Arial" w:cs="Arial" w:eastAsia="Arial" w:hAnsi="Arial"/>
-                <w:b w:val="false"/>
-                <w:bCs w:val="false"/>
-                <w:i w:val="false"/>
-                <w:iCs w:val="false"/>
-                <w:color w:val="888888"/>
-                <w:sz w:val="22"/>
-                <w:szCs w:val="22"/>
-              </w:rPr>
-              <w:t xml:space="preserve">—</w:t>
-            </w:r>
-          </w:p>
-        </w:tc>
-        <w:tc>
-          <w:tcPr>
-            <w:tcBorders>
-              <w:top w:val="single" w:color="CCCCCC" w:sz="4"/>
-              <w:left w:val="single" w:color="CCCCCC" w:sz="4"/>
-              <w:bottom w:val="single" w:color="CCCCCC" w:sz="4"/>
-              <w:right w:val="single" w:color="CCCCCC" w:sz="4"/>
-            </w:tcBorders>
-            <w:tcMar>
-              <w:top w:type="dxa" w:w="60"/>
-              <w:left w:type="dxa" w:w="80"/>
-              <w:bottom w:type="dxa" w:w="60"/>
-              <w:right w:type="dxa" w:w="80"/>
-            </w:tcMar>
-            <w:vAlign w:val="center"/>
-          </w:tcPr>
-          <w:p>
-            <w:pPr>
-              <w:spacing w:after="0" w:before="0"/>
-              <w:jc w:val="left"/>
-            </w:pPr>
-            <w:r>
-              <w:rPr>
-                <w:rFonts w:ascii="Arial" w:cs="Arial" w:eastAsia="Arial" w:hAnsi="Arial"/>
-                <w:b w:val="false"/>
-                <w:bCs w:val="false"/>
-                <w:i w:val="false"/>
-                <w:iCs w:val="false"/>
-                <w:color w:val="000000"/>
-                <w:sz w:val="20"/>
-                <w:szCs w:val="20"/>
-              </w:rPr>
-              <w:t xml:space="preserve">██░░░░░░░░░░░░░░░░░░</w:t>
-            </w:r>
-          </w:p>
-        </w:tc>
-        <w:tc>
-          <w:tcPr>
-            <w:tcBorders>
-              <w:top w:val="single" w:color="CCCCCC" w:sz="4"/>
-              <w:left w:val="single" w:color="CCCCCC" w:sz="4"/>
-              <w:bottom w:val="single" w:color="CCCCCC" w:sz="4"/>
-              <w:right w:val="single" w:color="CCCCCC" w:sz="4"/>
-            </w:tcBorders>
-            <w:tcMar>
-              <w:top w:type="dxa" w:w="60"/>
-              <w:left w:type="dxa" w:w="80"/>
-              <w:bottom w:type="dxa" w:w="60"/>
-              <w:right w:type="dxa" w:w="80"/>
-            </w:tcMar>
-            <w:vAlign w:val="center"/>
-          </w:tcPr>
-          <w:p>
-            <w:pPr>
-              <w:spacing w:after="0" w:before="0"/>
-              <w:jc w:val="left"/>
-            </w:pPr>
-            <w:r>
-              <w:rPr>
-                <w:rFonts w:ascii="Arial" w:cs="Arial" w:eastAsia="Arial" w:hAnsi="Arial"/>
-                <w:b w:val="false"/>
-                <w:bCs w:val="false"/>
-                <w:i w:val="false"/>
-                <w:iCs w:val="false"/>
-                <w:color w:val="000000"/>
-                <w:sz w:val="22"/>
-                <w:szCs w:val="22"/>
-              </w:rPr>
-              <w:t xml:space="preserve"/>
-            </w:r>
-          </w:p>
-        </w:tc>
-      </w:tr>
-      <w:tr>
-        <w:tc>
-          <w:tcPr>
-            <w:tcBorders>
-              <w:top w:val="single" w:color="CCCCCC" w:sz="4"/>
-              <w:left w:val="single" w:color="CCCCCC" w:sz="4"/>
-              <w:bottom w:val="single" w:color="CCCCCC" w:sz="4"/>
-              <w:right w:val="single" w:color="CCCCCC" w:sz="4"/>
-            </w:tcBorders>
-            <w:tcMar>
-              <w:top w:type="dxa" w:w="60"/>
-              <w:left w:type="dxa" w:w="80"/>
-              <w:bottom w:type="dxa" w:w="60"/>
-              <w:right w:type="dxa" w:w="80"/>
-            </w:tcMar>
-            <w:vAlign w:val="center"/>
-          </w:tcPr>
-          <w:p>
-            <w:pPr>
-              <w:spacing w:after="0" w:before="0"/>
-              <w:jc w:val="left"/>
-            </w:pPr>
-            <w:r>
-              <w:rPr>
-                <w:rFonts w:ascii="Arial" w:cs="Arial" w:eastAsia="Arial" w:hAnsi="Arial"/>
-                <w:b w:val="false"/>
-                <w:bCs w:val="false"/>
-                <w:i/>
-                <w:iCs/>
-                <w:color w:val="CC3333"/>
-                <w:sz w:val="22"/>
-                <w:szCs w:val="22"/>
-              </w:rPr>
-              <w:t xml:space="preserve">↳ Выявил конкретные сценарии</w:t>
-            </w:r>
-          </w:p>
-        </w:tc>
-        <w:tc>
-          <w:tcPr>
-            <w:tcBorders>
-              <w:top w:val="single" w:color="CCCCCC" w:sz="4"/>
-              <w:left w:val="single" w:color="CCCCCC" w:sz="4"/>
-              <w:bottom w:val="single" w:color="CCCCCC" w:sz="4"/>
-              <w:right w:val="single" w:color="CCCCCC" w:sz="4"/>
-            </w:tcBorders>
-            <w:tcMar>
-              <w:top w:type="dxa" w:w="60"/>
-              <w:left w:type="dxa" w:w="80"/>
-              <w:bottom w:type="dxa" w:w="60"/>
-              <w:right w:type="dxa" w:w="80"/>
-            </w:tcMar>
-            <w:vAlign w:val="center"/>
-          </w:tcPr>
-          <w:p>
-            <w:pPr>
-              <w:spacing w:after="0" w:before="0"/>
-              <w:jc w:val="center"/>
-            </w:pPr>
-            <w:r>
-              <w:rPr>
-                <w:rFonts w:ascii="Arial" w:cs="Arial" w:eastAsia="Arial" w:hAnsi="Arial"/>
-                <w:b w:val="false"/>
-                <w:bCs w:val="false"/>
-                <w:i w:val="false"/>
-                <w:iCs w:val="false"/>
-                <w:color w:val="CC3333"/>
-                <w:sz w:val="22"/>
-                <w:szCs w:val="22"/>
-              </w:rPr>
-              <w:t xml:space="preserve">1.3</w:t>
-            </w:r>
-          </w:p>
-        </w:tc>
-        <w:tc>
-          <w:tcPr>
-            <w:tcBorders>
-              <w:top w:val="single" w:color="CCCCCC" w:sz="4"/>
-              <w:left w:val="single" w:color="CCCCCC" w:sz="4"/>
-              <w:bottom w:val="single" w:color="CCCCCC" w:sz="4"/>
-              <w:right w:val="single" w:color="CCCCCC" w:sz="4"/>
-            </w:tcBorders>
-            <w:tcMar>
-              <w:top w:type="dxa" w:w="60"/>
-              <w:left w:type="dxa" w:w="80"/>
-              <w:bottom w:type="dxa" w:w="60"/>
-              <w:right w:type="dxa" w:w="80"/>
-            </w:tcMar>
-            <w:vAlign w:val="center"/>
-          </w:tcPr>
-          <w:p>
-            <w:pPr>
-              <w:spacing w:after="0" w:before="0"/>
-              <w:jc w:val="center"/>
-            </w:pPr>
-            <w:r>
-              <w:rPr>
-                <w:rFonts w:ascii="Arial" w:cs="Arial" w:eastAsia="Arial" w:hAnsi="Arial"/>
-                <w:b w:val="false"/>
-                <w:bCs w:val="false"/>
-                <w:i w:val="false"/>
-                <w:iCs w:val="false"/>
-                <w:color w:val="888888"/>
-                <w:sz w:val="22"/>
-                <w:szCs w:val="22"/>
-              </w:rPr>
-              <w:t xml:space="preserve">—</w:t>
-            </w:r>
-          </w:p>
-        </w:tc>
-        <w:tc>
-          <w:tcPr>
-            <w:tcBorders>
-              <w:top w:val="single" w:color="CCCCCC" w:sz="4"/>
-              <w:left w:val="single" w:color="CCCCCC" w:sz="4"/>
-              <w:bottom w:val="single" w:color="CCCCCC" w:sz="4"/>
-              <w:right w:val="single" w:color="CCCCCC" w:sz="4"/>
-            </w:tcBorders>
-            <w:tcMar>
-              <w:top w:type="dxa" w:w="60"/>
-              <w:left w:type="dxa" w:w="80"/>
-              <w:bottom w:type="dxa" w:w="60"/>
-              <w:right w:type="dxa" w:w="80"/>
-            </w:tcMar>
-            <w:vAlign w:val="center"/>
-          </w:tcPr>
-          <w:p>
-            <w:pPr>
-              <w:spacing w:after="0" w:before="0"/>
-              <w:jc w:val="left"/>
-            </w:pPr>
-            <w:r>
-              <w:rPr>
-                <w:rFonts w:ascii="Arial" w:cs="Arial" w:eastAsia="Arial" w:hAnsi="Arial"/>
-                <w:b w:val="false"/>
-                <w:bCs w:val="false"/>
-                <w:i w:val="false"/>
-                <w:iCs w:val="false"/>
-                <w:color w:val="000000"/>
-                <w:sz w:val="20"/>
-                <w:szCs w:val="20"/>
-              </w:rPr>
-              <w:t xml:space="preserve">█████░░░░░░░░░░░░░░░</w:t>
-            </w:r>
-          </w:p>
-        </w:tc>
-        <w:tc>
-          <w:tcPr>
-            <w:tcBorders>
-              <w:top w:val="single" w:color="CCCCCC" w:sz="4"/>
-              <w:left w:val="single" w:color="CCCCCC" w:sz="4"/>
-              <w:bottom w:val="single" w:color="CCCCCC" w:sz="4"/>
-              <w:right w:val="single" w:color="CCCCCC" w:sz="4"/>
-            </w:tcBorders>
-            <w:tcMar>
-              <w:top w:type="dxa" w:w="60"/>
-              <w:left w:type="dxa" w:w="80"/>
-              <w:bottom w:type="dxa" w:w="60"/>
-              <w:right w:type="dxa" w:w="80"/>
-            </w:tcMar>
-            <w:vAlign w:val="center"/>
-          </w:tcPr>
-          <w:p>
-            <w:pPr>
-              <w:spacing w:after="0" w:before="0"/>
-              <w:jc w:val="left"/>
-            </w:pPr>
-            <w:r>
-              <w:rPr>
-                <w:rFonts w:ascii="Arial" w:cs="Arial" w:eastAsia="Arial" w:hAnsi="Arial"/>
-                <w:b w:val="false"/>
-                <w:bCs w:val="false"/>
-                <w:i w:val="false"/>
-                <w:iCs w:val="false"/>
-                <w:color w:val="000000"/>
-                <w:sz w:val="22"/>
-                <w:szCs w:val="22"/>
-              </w:rPr>
-              <w:t xml:space="preserve"/>
-            </w:r>
-          </w:p>
-        </w:tc>
-      </w:tr>
-      <w:tr>
-        <w:tc>
-          <w:tcPr>
-            <w:tcBorders>
-              <w:top w:val="single" w:color="CCCCCC" w:sz="4"/>
-              <w:left w:val="single" w:color="CCCCCC" w:sz="4"/>
-              <w:bottom w:val="single" w:color="CCCCCC" w:sz="4"/>
-              <w:right w:val="single" w:color="CCCCCC" w:sz="4"/>
-            </w:tcBorders>
-            <w:tcMar>
-              <w:top w:type="dxa" w:w="60"/>
-              <w:left w:type="dxa" w:w="80"/>
-              <w:bottom w:type="dxa" w:w="60"/>
-              <w:right w:type="dxa" w:w="80"/>
-            </w:tcMar>
-            <w:vAlign w:val="center"/>
-          </w:tcPr>
-          <w:p>
-            <w:pPr>
-              <w:spacing w:after="0" w:before="0"/>
-              <w:jc w:val="left"/>
-            </w:pPr>
-            <w:r>
-              <w:rPr>
-                <w:rFonts w:ascii="Arial" w:cs="Arial" w:eastAsia="Arial" w:hAnsi="Arial"/>
-                <w:b w:val="false"/>
-                <w:bCs w:val="false"/>
-                <w:i/>
-                <w:iCs/>
-                <w:color w:val="E87722"/>
-                <w:sz w:val="22"/>
-                <w:szCs w:val="22"/>
-              </w:rPr>
-              <w:t xml:space="preserve">↳ Понял контекст решения</w:t>
-            </w:r>
-          </w:p>
-        </w:tc>
-        <w:tc>
-          <w:tcPr>
-            <w:tcBorders>
-              <w:top w:val="single" w:color="CCCCCC" w:sz="4"/>
-              <w:left w:val="single" w:color="CCCCCC" w:sz="4"/>
-              <w:bottom w:val="single" w:color="CCCCCC" w:sz="4"/>
-              <w:right w:val="single" w:color="CCCCCC" w:sz="4"/>
-            </w:tcBorders>
-            <w:tcMar>
-              <w:top w:type="dxa" w:w="60"/>
-              <w:left w:type="dxa" w:w="80"/>
-              <w:bottom w:type="dxa" w:w="60"/>
-              <w:right w:type="dxa" w:w="80"/>
-            </w:tcMar>
-            <w:vAlign w:val="center"/>
-          </w:tcPr>
-          <w:p>
-            <w:pPr>
-              <w:spacing w:after="0" w:before="0"/>
-              <w:jc w:val="center"/>
-            </w:pPr>
-            <w:r>
-              <w:rPr>
-                <w:rFonts w:ascii="Arial" w:cs="Arial" w:eastAsia="Arial" w:hAnsi="Arial"/>
-                <w:b w:val="false"/>
-                <w:bCs w:val="false"/>
-                <w:i w:val="false"/>
-                <w:iCs w:val="false"/>
-                <w:color w:val="E87722"/>
-                <w:sz w:val="22"/>
-                <w:szCs w:val="22"/>
-              </w:rPr>
-              <w:t xml:space="preserve">1.9</w:t>
-            </w:r>
-          </w:p>
-        </w:tc>
-        <w:tc>
-          <w:tcPr>
-            <w:tcBorders>
-              <w:top w:val="single" w:color="CCCCCC" w:sz="4"/>
-              <w:left w:val="single" w:color="CCCCCC" w:sz="4"/>
-              <w:bottom w:val="single" w:color="CCCCCC" w:sz="4"/>
-              <w:right w:val="single" w:color="CCCCCC" w:sz="4"/>
-            </w:tcBorders>
-            <w:tcMar>
-              <w:top w:type="dxa" w:w="60"/>
-              <w:left w:type="dxa" w:w="80"/>
-              <w:bottom w:type="dxa" w:w="60"/>
-              <w:right w:type="dxa" w:w="80"/>
-            </w:tcMar>
-            <w:vAlign w:val="center"/>
-          </w:tcPr>
-          <w:p>
-            <w:pPr>
-              <w:spacing w:after="0" w:before="0"/>
-              <w:jc w:val="center"/>
-            </w:pPr>
-            <w:r>
-              <w:rPr>
-                <w:rFonts w:ascii="Arial" w:cs="Arial" w:eastAsia="Arial" w:hAnsi="Arial"/>
-                <w:b w:val="false"/>
-                <w:bCs w:val="false"/>
-                <w:i w:val="false"/>
-                <w:iCs w:val="false"/>
-                <w:color w:val="888888"/>
-                <w:sz w:val="22"/>
-                <w:szCs w:val="22"/>
-              </w:rPr>
-              <w:t xml:space="preserve">—</w:t>
-            </w:r>
-          </w:p>
-        </w:tc>
-        <w:tc>
-          <w:tcPr>
-            <w:tcBorders>
-              <w:top w:val="single" w:color="CCCCCC" w:sz="4"/>
-              <w:left w:val="single" w:color="CCCCCC" w:sz="4"/>
-              <w:bottom w:val="single" w:color="CCCCCC" w:sz="4"/>
-              <w:right w:val="single" w:color="CCCCCC" w:sz="4"/>
-            </w:tcBorders>
-            <w:tcMar>
-              <w:top w:type="dxa" w:w="60"/>
-              <w:left w:type="dxa" w:w="80"/>
-              <w:bottom w:type="dxa" w:w="60"/>
-              <w:right w:type="dxa" w:w="80"/>
-            </w:tcMar>
-            <w:vAlign w:val="center"/>
-          </w:tcPr>
-          <w:p>
-            <w:pPr>
-              <w:spacing w:after="0" w:before="0"/>
-              <w:jc w:val="left"/>
-            </w:pPr>
-            <w:r>
-              <w:rPr>
-                <w:rFonts w:ascii="Arial" w:cs="Arial" w:eastAsia="Arial" w:hAnsi="Arial"/>
-                <w:b w:val="false"/>
-                <w:bCs w:val="false"/>
-                <w:i w:val="false"/>
-                <w:iCs w:val="false"/>
-                <w:color w:val="000000"/>
-                <w:sz w:val="20"/>
-                <w:szCs w:val="20"/>
-              </w:rPr>
-              <w:t xml:space="preserve">████████░░░░░░░░░░░░</w:t>
-            </w:r>
-          </w:p>
-        </w:tc>
-        <w:tc>
-          <w:tcPr>
-            <w:tcBorders>
-              <w:top w:val="single" w:color="CCCCCC" w:sz="4"/>
-              <w:left w:val="single" w:color="CCCCCC" w:sz="4"/>
-              <w:bottom w:val="single" w:color="CCCCCC" w:sz="4"/>
-              <w:right w:val="single" w:color="CCCCCC" w:sz="4"/>
-            </w:tcBorders>
-            <w:tcMar>
-              <w:top w:type="dxa" w:w="60"/>
-              <w:left w:type="dxa" w:w="80"/>
-              <w:bottom w:type="dxa" w:w="60"/>
-              <w:right w:type="dxa" w:w="80"/>
-            </w:tcMar>
-            <w:vAlign w:val="center"/>
-          </w:tcPr>
-          <w:p>
-            <w:pPr>
-              <w:spacing w:after="0" w:before="0"/>
-              <w:jc w:val="left"/>
-            </w:pPr>
-            <w:r>
-              <w:rPr>
-                <w:rFonts w:ascii="Arial" w:cs="Arial" w:eastAsia="Arial" w:hAnsi="Arial"/>
-                <w:b w:val="false"/>
-                <w:bCs w:val="false"/>
-                <w:i w:val="false"/>
-                <w:iCs w:val="false"/>
-                <w:color w:val="000000"/>
-                <w:sz w:val="22"/>
-                <w:szCs w:val="22"/>
-              </w:rPr>
-              <w:t xml:space="preserve"/>
-            </w:r>
-          </w:p>
-        </w:tc>
-      </w:tr>
-      <w:tr>
-        <w:tc>
-          <w:tcPr>
-            <w:tcBorders>
-              <w:top w:val="single" w:color="CCCCCC" w:sz="4"/>
-              <w:left w:val="single" w:color="CCCCCC" w:sz="4"/>
-              <w:bottom w:val="single" w:color="CCCCCC" w:sz="4"/>
-              <w:right w:val="single" w:color="CCCCCC" w:sz="4"/>
-            </w:tcBorders>
-            <w:tcMar>
-              <w:top w:type="dxa" w:w="60"/>
-              <w:left w:type="dxa" w:w="80"/>
-              <w:bottom w:type="dxa" w:w="60"/>
-              <w:right w:type="dxa" w:w="80"/>
-            </w:tcMar>
-            <w:vAlign w:val="center"/>
-          </w:tcPr>
-          <w:p>
-            <w:pPr>
-              <w:spacing w:after="0" w:before="0"/>
-              <w:jc w:val="left"/>
-            </w:pPr>
-            <w:r>
-              <w:rPr>
-                <w:rFonts w:ascii="Arial" w:cs="Arial" w:eastAsia="Arial" w:hAnsi="Arial"/>
-                <w:b w:val="false"/>
-                <w:bCs w:val="false"/>
-                <w:i w:val="false"/>
-                <w:iCs w:val="false"/>
-                <w:color w:val="000000"/>
-                <w:sz w:val="22"/>
-                <w:szCs w:val="22"/>
-              </w:rPr>
-              <w:t xml:space="preserve">Э4 Формирование предложения</w:t>
-            </w:r>
-          </w:p>
-        </w:tc>
-        <w:tc>
-          <w:tcPr>
-            <w:tcBorders>
-              <w:top w:val="single" w:color="CCCCCC" w:sz="4"/>
-              <w:left w:val="single" w:color="CCCCCC" w:sz="4"/>
-              <w:bottom w:val="single" w:color="CCCCCC" w:sz="4"/>
-              <w:right w:val="single" w:color="CCCCCC" w:sz="4"/>
-            </w:tcBorders>
-            <w:tcMar>
-              <w:top w:type="dxa" w:w="60"/>
-              <w:left w:type="dxa" w:w="80"/>
-              <w:bottom w:type="dxa" w:w="60"/>
-              <w:right w:type="dxa" w:w="80"/>
-            </w:tcMar>
-            <w:vAlign w:val="center"/>
-          </w:tcPr>
-          <w:p>
-            <w:pPr>
-              <w:spacing w:after="0" w:before="0"/>
-              <w:jc w:val="center"/>
-            </w:pPr>
-            <w:r>
-              <w:rPr>
-                <w:rFonts w:ascii="Arial" w:cs="Arial" w:eastAsia="Arial" w:hAnsi="Arial"/>
-                <w:b w:val="false"/>
-                <w:bCs w:val="false"/>
-                <w:i w:val="false"/>
-                <w:iCs w:val="false"/>
-                <w:color w:val="000000"/>
-                <w:sz w:val="22"/>
-                <w:szCs w:val="22"/>
-              </w:rPr>
-              <w:t xml:space="preserve">2.6</w:t>
-            </w:r>
-          </w:p>
-        </w:tc>
-        <w:tc>
-          <w:tcPr>
-            <w:tcBorders>
-              <w:top w:val="single" w:color="CCCCCC" w:sz="4"/>
-              <w:left w:val="single" w:color="CCCCCC" w:sz="4"/>
-              <w:bottom w:val="single" w:color="CCCCCC" w:sz="4"/>
-              <w:right w:val="single" w:color="CCCCCC" w:sz="4"/>
-            </w:tcBorders>
-            <w:tcMar>
-              <w:top w:type="dxa" w:w="60"/>
-              <w:left w:type="dxa" w:w="80"/>
-              <w:bottom w:type="dxa" w:w="60"/>
-              <w:right w:type="dxa" w:w="80"/>
-            </w:tcMar>
-            <w:vAlign w:val="center"/>
-          </w:tcPr>
-          <w:p>
-            <w:pPr>
-              <w:spacing w:after="0" w:before="0"/>
-              <w:jc w:val="center"/>
-            </w:pPr>
-            <w:r>
-              <w:rPr>
-                <w:rFonts w:ascii="Arial" w:cs="Arial" w:eastAsia="Arial" w:hAnsi="Arial"/>
-                <w:b w:val="false"/>
-                <w:bCs w:val="false"/>
-                <w:i w:val="false"/>
-                <w:iCs w:val="false"/>
-                <w:color w:val="888888"/>
-                <w:sz w:val="22"/>
-                <w:szCs w:val="22"/>
-              </w:rPr>
-              <w:t xml:space="preserve">—</w:t>
-            </w:r>
-          </w:p>
-        </w:tc>
-        <w:tc>
-          <w:tcPr>
-            <w:tcBorders>
-              <w:top w:val="single" w:color="CCCCCC" w:sz="4"/>
-              <w:left w:val="single" w:color="CCCCCC" w:sz="4"/>
-              <w:bottom w:val="single" w:color="CCCCCC" w:sz="4"/>
-              <w:right w:val="single" w:color="CCCCCC" w:sz="4"/>
-            </w:tcBorders>
-            <w:tcMar>
-              <w:top w:type="dxa" w:w="60"/>
-              <w:left w:type="dxa" w:w="80"/>
-              <w:bottom w:type="dxa" w:w="60"/>
-              <w:right w:type="dxa" w:w="80"/>
-            </w:tcMar>
-            <w:vAlign w:val="center"/>
-          </w:tcPr>
-          <w:p>
-            <w:pPr>
-              <w:spacing w:after="0" w:before="0"/>
-              <w:jc w:val="left"/>
-            </w:pPr>
-            <w:r>
-              <w:rPr>
-                <w:rFonts w:ascii="Arial" w:cs="Arial" w:eastAsia="Arial" w:hAnsi="Arial"/>
-                <w:b w:val="false"/>
-                <w:bCs w:val="false"/>
-                <w:i w:val="false"/>
-                <w:iCs w:val="false"/>
-                <w:color w:val="000000"/>
-                <w:sz w:val="20"/>
-                <w:szCs w:val="20"/>
-              </w:rPr>
-              <w:t xml:space="preserve">██████████░░░░░░░░░░</w:t>
-            </w:r>
-          </w:p>
-        </w:tc>
-        <w:tc>
-          <w:tcPr>
-            <w:tcBorders>
-              <w:top w:val="single" w:color="CCCCCC" w:sz="4"/>
-              <w:left w:val="single" w:color="CCCCCC" w:sz="4"/>
-              <w:bottom w:val="single" w:color="CCCCCC" w:sz="4"/>
-              <w:right w:val="single" w:color="CCCCCC" w:sz="4"/>
-            </w:tcBorders>
-            <w:tcMar>
-              <w:top w:type="dxa" w:w="60"/>
-              <w:left w:type="dxa" w:w="80"/>
-              <w:bottom w:type="dxa" w:w="60"/>
-              <w:right w:type="dxa" w:w="80"/>
-            </w:tcMar>
-            <w:vAlign w:val="center"/>
-          </w:tcPr>
-          <w:p>
-            <w:pPr>
-              <w:spacing w:after="0" w:before="0"/>
-              <w:jc w:val="center"/>
-            </w:pPr>
-            <w:r>
-              <w:rPr>
-                <w:rFonts w:ascii="Arial" w:cs="Arial" w:eastAsia="Arial" w:hAnsi="Arial"/>
-                <w:b/>
-                <w:bCs/>
-                <w:i w:val="false"/>
-                <w:iCs w:val="false"/>
-                <w:color w:val="2E8B57"/>
-                <w:sz w:val="22"/>
-                <w:szCs w:val="22"/>
-              </w:rPr>
-              <w:t xml:space="preserve">—</w:t>
             </w:r>
           </w:p>
         </w:tc>
@@ -2450,23 +412,812 @@
           <w:sz w:val="18"/>
           <w:szCs w:val="18"/>
         </w:rPr>
-        <w:t xml:space="preserve">Правило: ситуация дня = первый этап ниже 4 сверху по воронке. Прорабатываем до выравнивания ≥ 4, затем переходим к следующему.</w:t>
+        <w:t xml:space="preserve">Итог дня — все содержательные звонки отчётного дня; коучинговый разбор ведётся по отдельной базе.</w:t>
       </w:r>
     </w:p>
     <w:p>
       <w:pPr>
-        <w:spacing w:after="80" w:before="160"/>
+        <w:spacing w:after="0" w:before="0"/>
+      </w:pPr>
+      <w:r>
+        <w:rPr>
+          <w:rFonts w:ascii="Arial" w:cs="Arial" w:eastAsia="Arial" w:hAnsi="Arial"/>
+          <w:sz w:val="8"/>
+          <w:szCs w:val="8"/>
+        </w:rPr>
+        <w:t xml:space="preserve"/>
+      </w:r>
+    </w:p>
+    <w:p>
+      <w:pPr>
+        <w:shd w:fill="1F3864" w:val="clear"/>
+        <w:spacing w:after="100" w:before="200"/>
+        <w:ind w:left="120" w:right="120"/>
       </w:pPr>
       <w:r>
         <w:rPr>
           <w:rFonts w:ascii="Arial" w:cs="Arial" w:eastAsia="Arial" w:hAnsi="Arial"/>
           <w:b/>
           <w:bCs/>
-          <w:color w:val="1F3864"/>
-          <w:sz w:val="28"/>
-          <w:szCs w:val="28"/>
+          <w:color w:val="FFFFFF"/>
+          <w:sz w:val="26"/>
+          <w:szCs w:val="26"/>
         </w:rPr>
-        <w:t xml:space="preserve">🎯 СИТУАЦИЯ ДНЯ</w:t>
+        <w:t xml:space="preserve">💰 ДЕНЬГИ НА СТОЛЕ</w:t>
+      </w:r>
+    </w:p>
+    <w:tbl>
+      <w:tblPr>
+        <w:tblW w:type="pct" w:w="100%"/>
+        <w:tblBorders>
+          <w:top w:val="single" w:color="auto" w:sz="4"/>
+          <w:left w:val="single" w:color="auto" w:sz="4"/>
+          <w:bottom w:val="single" w:color="auto" w:sz="4"/>
+          <w:right w:val="single" w:color="auto" w:sz="4"/>
+          <w:insideH w:val="single" w:color="auto" w:sz="4"/>
+          <w:insideV w:val="single" w:color="auto" w:sz="4"/>
+        </w:tblBorders>
+      </w:tblPr>
+      <w:tblGrid>
+        <w:gridCol w:w="100"/>
+        <w:gridCol w:w="100"/>
+        <w:gridCol w:w="100"/>
+        <w:gridCol w:w="100"/>
+      </w:tblGrid>
+      <w:tr>
+        <w:tc>
+          <w:tcPr>
+            <w:tcW w:type="pct" w:w="40%"/>
+            <w:tcBorders>
+              <w:top w:val="single" w:color="CCCCCC" w:sz="4"/>
+              <w:left w:val="single" w:color="CCCCCC" w:sz="4"/>
+              <w:bottom w:val="single" w:color="CCCCCC" w:sz="4"/>
+              <w:right w:val="single" w:color="CCCCCC" w:sz="4"/>
+            </w:tcBorders>
+            <w:shd w:fill="C8DCF0" w:val="clear"/>
+            <w:tcMar>
+              <w:top w:type="dxa" w:w="60"/>
+              <w:left w:type="dxa" w:w="80"/>
+              <w:bottom w:type="dxa" w:w="60"/>
+              <w:right w:type="dxa" w:w="80"/>
+            </w:tcMar>
+            <w:vAlign w:val="center"/>
+          </w:tcPr>
+          <w:p>
+            <w:pPr>
+              <w:spacing w:after="0" w:before="0"/>
+              <w:jc w:val="left"/>
+            </w:pPr>
+            <w:r>
+              <w:rPr>
+                <w:rFonts w:ascii="Arial" w:cs="Arial" w:eastAsia="Arial" w:hAnsi="Arial"/>
+                <w:b/>
+                <w:bCs/>
+                <w:i w:val="false"/>
+                <w:iCs w:val="false"/>
+                <w:color w:val="1A1A1A"/>
+                <w:sz w:val="18"/>
+                <w:szCs w:val="18"/>
+              </w:rPr>
+              <w:t xml:space="preserve">Категория</w:t>
+            </w:r>
+          </w:p>
+        </w:tc>
+        <w:tc>
+          <w:tcPr>
+            <w:tcW w:type="pct" w:w="15%"/>
+            <w:tcBorders>
+              <w:top w:val="single" w:color="CCCCCC" w:sz="4"/>
+              <w:left w:val="single" w:color="CCCCCC" w:sz="4"/>
+              <w:bottom w:val="single" w:color="CCCCCC" w:sz="4"/>
+              <w:right w:val="single" w:color="CCCCCC" w:sz="4"/>
+            </w:tcBorders>
+            <w:shd w:fill="C8DCF0" w:val="clear"/>
+            <w:tcMar>
+              <w:top w:type="dxa" w:w="60"/>
+              <w:left w:type="dxa" w:w="80"/>
+              <w:bottom w:type="dxa" w:w="60"/>
+              <w:right w:type="dxa" w:w="80"/>
+            </w:tcMar>
+            <w:vAlign w:val="center"/>
+          </w:tcPr>
+          <w:p>
+            <w:pPr>
+              <w:spacing w:after="0" w:before="0"/>
+              <w:jc w:val="center"/>
+            </w:pPr>
+            <w:r>
+              <w:rPr>
+                <w:rFonts w:ascii="Arial" w:cs="Arial" w:eastAsia="Arial" w:hAnsi="Arial"/>
+                <w:b/>
+                <w:bCs/>
+                <w:i w:val="false"/>
+                <w:iCs w:val="false"/>
+                <w:color w:val="1A1A1A"/>
+                <w:sz w:val="18"/>
+                <w:szCs w:val="18"/>
+              </w:rPr>
+              <w:t xml:space="preserve">Кол-во</w:t>
+            </w:r>
+          </w:p>
+        </w:tc>
+        <w:tc>
+          <w:tcPr>
+            <w:tcW w:type="pct" w:w="25%"/>
+            <w:tcBorders>
+              <w:top w:val="single" w:color="CCCCCC" w:sz="4"/>
+              <w:left w:val="single" w:color="CCCCCC" w:sz="4"/>
+              <w:bottom w:val="single" w:color="CCCCCC" w:sz="4"/>
+              <w:right w:val="single" w:color="CCCCCC" w:sz="4"/>
+            </w:tcBorders>
+            <w:shd w:fill="C8DCF0" w:val="clear"/>
+            <w:tcMar>
+              <w:top w:type="dxa" w:w="60"/>
+              <w:left w:type="dxa" w:w="80"/>
+              <w:bottom w:type="dxa" w:w="60"/>
+              <w:right w:type="dxa" w:w="80"/>
+            </w:tcMar>
+            <w:vAlign w:val="center"/>
+          </w:tcPr>
+          <w:p>
+            <w:pPr>
+              <w:spacing w:after="0" w:before="0"/>
+              <w:jc w:val="right"/>
+            </w:pPr>
+            <w:r>
+              <w:rPr>
+                <w:rFonts w:ascii="Arial" w:cs="Arial" w:eastAsia="Arial" w:hAnsi="Arial"/>
+                <w:b/>
+                <w:bCs/>
+                <w:i w:val="false"/>
+                <w:iCs w:val="false"/>
+                <w:color w:val="1A1A1A"/>
+                <w:sz w:val="18"/>
+                <w:szCs w:val="18"/>
+              </w:rPr>
+              <w:t xml:space="preserve">Средний чек</w:t>
+            </w:r>
+          </w:p>
+        </w:tc>
+        <w:tc>
+          <w:tcPr>
+            <w:tcW w:type="pct" w:w="20%"/>
+            <w:tcBorders>
+              <w:top w:val="single" w:color="CCCCCC" w:sz="4"/>
+              <w:left w:val="single" w:color="CCCCCC" w:sz="4"/>
+              <w:bottom w:val="single" w:color="CCCCCC" w:sz="4"/>
+              <w:right w:val="single" w:color="CCCCCC" w:sz="4"/>
+            </w:tcBorders>
+            <w:shd w:fill="C8DCF0" w:val="clear"/>
+            <w:tcMar>
+              <w:top w:type="dxa" w:w="60"/>
+              <w:left w:type="dxa" w:w="80"/>
+              <w:bottom w:type="dxa" w:w="60"/>
+              <w:right w:type="dxa" w:w="80"/>
+            </w:tcMar>
+            <w:vAlign w:val="center"/>
+          </w:tcPr>
+          <w:p>
+            <w:pPr>
+              <w:spacing w:after="0" w:before="0"/>
+              <w:jc w:val="right"/>
+            </w:pPr>
+            <w:r>
+              <w:rPr>
+                <w:rFonts w:ascii="Arial" w:cs="Arial" w:eastAsia="Arial" w:hAnsi="Arial"/>
+                <w:b/>
+                <w:bCs/>
+                <w:i w:val="false"/>
+                <w:iCs w:val="false"/>
+                <w:color w:val="1A1A1A"/>
+                <w:sz w:val="18"/>
+                <w:szCs w:val="18"/>
+              </w:rPr>
+              <w:t xml:space="preserve">Потенциал</w:t>
+            </w:r>
+          </w:p>
+        </w:tc>
+      </w:tr>
+      <w:tr>
+        <w:tc>
+          <w:tcPr>
+            <w:tcBorders>
+              <w:top w:val="single" w:color="CCCCCC" w:sz="4"/>
+              <w:left w:val="single" w:color="CCCCCC" w:sz="4"/>
+              <w:bottom w:val="single" w:color="CCCCCC" w:sz="4"/>
+              <w:right w:val="single" w:color="CCCCCC" w:sz="4"/>
+            </w:tcBorders>
+            <w:tcMar>
+              <w:top w:type="dxa" w:w="60"/>
+              <w:left w:type="dxa" w:w="80"/>
+              <w:bottom w:type="dxa" w:w="60"/>
+              <w:right w:type="dxa" w:w="80"/>
+            </w:tcMar>
+            <w:vAlign w:val="center"/>
+          </w:tcPr>
+          <w:p>
+            <w:pPr>
+              <w:spacing w:after="0" w:before="0"/>
+              <w:jc w:val="left"/>
+            </w:pPr>
+            <w:r>
+              <w:rPr>
+                <w:rFonts w:ascii="Arial" w:cs="Arial" w:eastAsia="Arial" w:hAnsi="Arial"/>
+                <w:b w:val="false"/>
+                <w:bCs w:val="false"/>
+                <w:i w:val="false"/>
+                <w:iCs w:val="false"/>
+                <w:color w:val="1A1A1A"/>
+                <w:sz w:val="22"/>
+                <w:szCs w:val="22"/>
+              </w:rPr>
+              <w:t xml:space="preserve">Договорённость</w:t>
+            </w:r>
+          </w:p>
+        </w:tc>
+        <w:tc>
+          <w:tcPr>
+            <w:tcBorders>
+              <w:top w:val="single" w:color="CCCCCC" w:sz="4"/>
+              <w:left w:val="single" w:color="CCCCCC" w:sz="4"/>
+              <w:bottom w:val="single" w:color="CCCCCC" w:sz="4"/>
+              <w:right w:val="single" w:color="CCCCCC" w:sz="4"/>
+            </w:tcBorders>
+            <w:tcMar>
+              <w:top w:type="dxa" w:w="60"/>
+              <w:left w:type="dxa" w:w="80"/>
+              <w:bottom w:type="dxa" w:w="60"/>
+              <w:right w:type="dxa" w:w="80"/>
+            </w:tcMar>
+            <w:vAlign w:val="center"/>
+          </w:tcPr>
+          <w:p>
+            <w:pPr>
+              <w:spacing w:after="0" w:before="0"/>
+              <w:jc w:val="center"/>
+            </w:pPr>
+            <w:r>
+              <w:rPr>
+                <w:rFonts w:ascii="Arial" w:cs="Arial" w:eastAsia="Arial" w:hAnsi="Arial"/>
+                <w:b w:val="false"/>
+                <w:bCs w:val="false"/>
+                <w:i w:val="false"/>
+                <w:iCs w:val="false"/>
+                <w:color w:val="1A1A1A"/>
+                <w:sz w:val="22"/>
+                <w:szCs w:val="22"/>
+              </w:rPr>
+              <w:t xml:space="preserve">4</w:t>
+            </w:r>
+          </w:p>
+        </w:tc>
+        <w:tc>
+          <w:tcPr>
+            <w:tcBorders>
+              <w:top w:val="single" w:color="CCCCCC" w:sz="4"/>
+              <w:left w:val="single" w:color="CCCCCC" w:sz="4"/>
+              <w:bottom w:val="single" w:color="CCCCCC" w:sz="4"/>
+              <w:right w:val="single" w:color="CCCCCC" w:sz="4"/>
+            </w:tcBorders>
+            <w:tcMar>
+              <w:top w:type="dxa" w:w="60"/>
+              <w:left w:type="dxa" w:w="80"/>
+              <w:bottom w:type="dxa" w:w="60"/>
+              <w:right w:type="dxa" w:w="80"/>
+            </w:tcMar>
+            <w:vAlign w:val="center"/>
+          </w:tcPr>
+          <w:p>
+            <w:pPr>
+              <w:spacing w:after="0" w:before="0"/>
+              <w:jc w:val="right"/>
+            </w:pPr>
+            <w:r>
+              <w:rPr>
+                <w:rFonts w:ascii="Arial" w:cs="Arial" w:eastAsia="Arial" w:hAnsi="Arial"/>
+                <w:b w:val="false"/>
+                <w:bCs w:val="false"/>
+                <w:i w:val="false"/>
+                <w:iCs w:val="false"/>
+                <w:color w:val="888888"/>
+                <w:sz w:val="22"/>
+                <w:szCs w:val="22"/>
+              </w:rPr>
+              <w:t xml:space="preserve">80 000 ₸</w:t>
+            </w:r>
+          </w:p>
+        </w:tc>
+        <w:tc>
+          <w:tcPr>
+            <w:tcBorders>
+              <w:top w:val="single" w:color="CCCCCC" w:sz="4"/>
+              <w:left w:val="single" w:color="CCCCCC" w:sz="4"/>
+              <w:bottom w:val="single" w:color="CCCCCC" w:sz="4"/>
+              <w:right w:val="single" w:color="CCCCCC" w:sz="4"/>
+            </w:tcBorders>
+            <w:tcMar>
+              <w:top w:type="dxa" w:w="60"/>
+              <w:left w:type="dxa" w:w="80"/>
+              <w:bottom w:type="dxa" w:w="60"/>
+              <w:right w:type="dxa" w:w="80"/>
+            </w:tcMar>
+            <w:vAlign w:val="center"/>
+          </w:tcPr>
+          <w:p>
+            <w:pPr>
+              <w:spacing w:after="0" w:before="0"/>
+              <w:jc w:val="right"/>
+            </w:pPr>
+            <w:r>
+              <w:rPr>
+                <w:rFonts w:ascii="Arial" w:cs="Arial" w:eastAsia="Arial" w:hAnsi="Arial"/>
+                <w:b/>
+                <w:bCs/>
+                <w:i w:val="false"/>
+                <w:iCs w:val="false"/>
+                <w:color w:val="2E8B57"/>
+                <w:sz w:val="22"/>
+                <w:szCs w:val="22"/>
+              </w:rPr>
+              <w:t xml:space="preserve">320 000 ₸</w:t>
+            </w:r>
+          </w:p>
+        </w:tc>
+      </w:tr>
+      <w:tr>
+        <w:tc>
+          <w:tcPr>
+            <w:tcBorders>
+              <w:top w:val="single" w:color="CCCCCC" w:sz="4"/>
+              <w:left w:val="single" w:color="CCCCCC" w:sz="4"/>
+              <w:bottom w:val="single" w:color="CCCCCC" w:sz="4"/>
+              <w:right w:val="single" w:color="CCCCCC" w:sz="4"/>
+            </w:tcBorders>
+            <w:shd w:fill="F9F9F9" w:val="clear"/>
+            <w:tcMar>
+              <w:top w:type="dxa" w:w="60"/>
+              <w:left w:type="dxa" w:w="80"/>
+              <w:bottom w:type="dxa" w:w="60"/>
+              <w:right w:type="dxa" w:w="80"/>
+            </w:tcMar>
+            <w:vAlign w:val="center"/>
+          </w:tcPr>
+          <w:p>
+            <w:pPr>
+              <w:spacing w:after="0" w:before="0"/>
+              <w:jc w:val="left"/>
+            </w:pPr>
+            <w:r>
+              <w:rPr>
+                <w:rFonts w:ascii="Arial" w:cs="Arial" w:eastAsia="Arial" w:hAnsi="Arial"/>
+                <w:b w:val="false"/>
+                <w:bCs w:val="false"/>
+                <w:i w:val="false"/>
+                <w:iCs w:val="false"/>
+                <w:color w:val="1A1A1A"/>
+                <w:sz w:val="22"/>
+                <w:szCs w:val="22"/>
+              </w:rPr>
+              <w:t xml:space="preserve">Открыт</w:t>
+            </w:r>
+          </w:p>
+        </w:tc>
+        <w:tc>
+          <w:tcPr>
+            <w:tcBorders>
+              <w:top w:val="single" w:color="CCCCCC" w:sz="4"/>
+              <w:left w:val="single" w:color="CCCCCC" w:sz="4"/>
+              <w:bottom w:val="single" w:color="CCCCCC" w:sz="4"/>
+              <w:right w:val="single" w:color="CCCCCC" w:sz="4"/>
+            </w:tcBorders>
+            <w:shd w:fill="F9F9F9" w:val="clear"/>
+            <w:tcMar>
+              <w:top w:type="dxa" w:w="60"/>
+              <w:left w:type="dxa" w:w="80"/>
+              <w:bottom w:type="dxa" w:w="60"/>
+              <w:right w:type="dxa" w:w="80"/>
+            </w:tcMar>
+            <w:vAlign w:val="center"/>
+          </w:tcPr>
+          <w:p>
+            <w:pPr>
+              <w:spacing w:after="0" w:before="0"/>
+              <w:jc w:val="center"/>
+            </w:pPr>
+            <w:r>
+              <w:rPr>
+                <w:rFonts w:ascii="Arial" w:cs="Arial" w:eastAsia="Arial" w:hAnsi="Arial"/>
+                <w:b w:val="false"/>
+                <w:bCs w:val="false"/>
+                <w:i w:val="false"/>
+                <w:iCs w:val="false"/>
+                <w:color w:val="1A1A1A"/>
+                <w:sz w:val="22"/>
+                <w:szCs w:val="22"/>
+              </w:rPr>
+              <w:t xml:space="preserve">1</w:t>
+            </w:r>
+          </w:p>
+        </w:tc>
+        <w:tc>
+          <w:tcPr>
+            <w:tcBorders>
+              <w:top w:val="single" w:color="CCCCCC" w:sz="4"/>
+              <w:left w:val="single" w:color="CCCCCC" w:sz="4"/>
+              <w:bottom w:val="single" w:color="CCCCCC" w:sz="4"/>
+              <w:right w:val="single" w:color="CCCCCC" w:sz="4"/>
+            </w:tcBorders>
+            <w:shd w:fill="F9F9F9" w:val="clear"/>
+            <w:tcMar>
+              <w:top w:type="dxa" w:w="60"/>
+              <w:left w:type="dxa" w:w="80"/>
+              <w:bottom w:type="dxa" w:w="60"/>
+              <w:right w:type="dxa" w:w="80"/>
+            </w:tcMar>
+            <w:vAlign w:val="center"/>
+          </w:tcPr>
+          <w:p>
+            <w:pPr>
+              <w:spacing w:after="0" w:before="0"/>
+              <w:jc w:val="right"/>
+            </w:pPr>
+            <w:r>
+              <w:rPr>
+                <w:rFonts w:ascii="Arial" w:cs="Arial" w:eastAsia="Arial" w:hAnsi="Arial"/>
+                <w:b w:val="false"/>
+                <w:bCs w:val="false"/>
+                <w:i w:val="false"/>
+                <w:iCs w:val="false"/>
+                <w:color w:val="888888"/>
+                <w:sz w:val="22"/>
+                <w:szCs w:val="22"/>
+              </w:rPr>
+              <w:t xml:space="preserve">80 000 ₸</w:t>
+            </w:r>
+          </w:p>
+        </w:tc>
+        <w:tc>
+          <w:tcPr>
+            <w:tcBorders>
+              <w:top w:val="single" w:color="CCCCCC" w:sz="4"/>
+              <w:left w:val="single" w:color="CCCCCC" w:sz="4"/>
+              <w:bottom w:val="single" w:color="CCCCCC" w:sz="4"/>
+              <w:right w:val="single" w:color="CCCCCC" w:sz="4"/>
+            </w:tcBorders>
+            <w:shd w:fill="F9F9F9" w:val="clear"/>
+            <w:tcMar>
+              <w:top w:type="dxa" w:w="60"/>
+              <w:left w:type="dxa" w:w="80"/>
+              <w:bottom w:type="dxa" w:w="60"/>
+              <w:right w:type="dxa" w:w="80"/>
+            </w:tcMar>
+            <w:vAlign w:val="center"/>
+          </w:tcPr>
+          <w:p>
+            <w:pPr>
+              <w:spacing w:after="0" w:before="0"/>
+              <w:jc w:val="right"/>
+            </w:pPr>
+            <w:r>
+              <w:rPr>
+                <w:rFonts w:ascii="Arial" w:cs="Arial" w:eastAsia="Arial" w:hAnsi="Arial"/>
+                <w:b/>
+                <w:bCs/>
+                <w:i w:val="false"/>
+                <w:iCs w:val="false"/>
+                <w:color w:val="2E8B57"/>
+                <w:sz w:val="22"/>
+                <w:szCs w:val="22"/>
+              </w:rPr>
+              <w:t xml:space="preserve">80 000 ₸</w:t>
+            </w:r>
+          </w:p>
+        </w:tc>
+      </w:tr>
+      <w:tr>
+        <w:tc>
+          <w:tcPr>
+            <w:tcBorders>
+              <w:top w:val="single" w:color="CCCCCC" w:sz="4"/>
+              <w:left w:val="single" w:color="CCCCCC" w:sz="4"/>
+              <w:bottom w:val="single" w:color="CCCCCC" w:sz="4"/>
+              <w:right w:val="single" w:color="CCCCCC" w:sz="4"/>
+            </w:tcBorders>
+            <w:tcMar>
+              <w:top w:type="dxa" w:w="60"/>
+              <w:left w:type="dxa" w:w="80"/>
+              <w:bottom w:type="dxa" w:w="60"/>
+              <w:right w:type="dxa" w:w="80"/>
+            </w:tcMar>
+            <w:vAlign w:val="center"/>
+          </w:tcPr>
+          <w:p>
+            <w:pPr>
+              <w:spacing w:after="0" w:before="0"/>
+              <w:jc w:val="left"/>
+            </w:pPr>
+            <w:r>
+              <w:rPr>
+                <w:rFonts w:ascii="Arial" w:cs="Arial" w:eastAsia="Arial" w:hAnsi="Arial"/>
+                <w:b w:val="false"/>
+                <w:bCs w:val="false"/>
+                <w:i w:val="false"/>
+                <w:iCs w:val="false"/>
+                <w:color w:val="1A1A1A"/>
+                <w:sz w:val="22"/>
+                <w:szCs w:val="22"/>
+              </w:rPr>
+              <w:t xml:space="preserve">Перенос</w:t>
+            </w:r>
+          </w:p>
+        </w:tc>
+        <w:tc>
+          <w:tcPr>
+            <w:tcBorders>
+              <w:top w:val="single" w:color="CCCCCC" w:sz="4"/>
+              <w:left w:val="single" w:color="CCCCCC" w:sz="4"/>
+              <w:bottom w:val="single" w:color="CCCCCC" w:sz="4"/>
+              <w:right w:val="single" w:color="CCCCCC" w:sz="4"/>
+            </w:tcBorders>
+            <w:tcMar>
+              <w:top w:type="dxa" w:w="60"/>
+              <w:left w:type="dxa" w:w="80"/>
+              <w:bottom w:type="dxa" w:w="60"/>
+              <w:right w:type="dxa" w:w="80"/>
+            </w:tcMar>
+            <w:vAlign w:val="center"/>
+          </w:tcPr>
+          <w:p>
+            <w:pPr>
+              <w:spacing w:after="0" w:before="0"/>
+              <w:jc w:val="center"/>
+            </w:pPr>
+            <w:r>
+              <w:rPr>
+                <w:rFonts w:ascii="Arial" w:cs="Arial" w:eastAsia="Arial" w:hAnsi="Arial"/>
+                <w:b w:val="false"/>
+                <w:bCs w:val="false"/>
+                <w:i w:val="false"/>
+                <w:iCs w:val="false"/>
+                <w:color w:val="1A1A1A"/>
+                <w:sz w:val="22"/>
+                <w:szCs w:val="22"/>
+              </w:rPr>
+              <w:t xml:space="preserve">2</w:t>
+            </w:r>
+          </w:p>
+        </w:tc>
+        <w:tc>
+          <w:tcPr>
+            <w:tcBorders>
+              <w:top w:val="single" w:color="CCCCCC" w:sz="4"/>
+              <w:left w:val="single" w:color="CCCCCC" w:sz="4"/>
+              <w:bottom w:val="single" w:color="CCCCCC" w:sz="4"/>
+              <w:right w:val="single" w:color="CCCCCC" w:sz="4"/>
+            </w:tcBorders>
+            <w:tcMar>
+              <w:top w:type="dxa" w:w="60"/>
+              <w:left w:type="dxa" w:w="80"/>
+              <w:bottom w:type="dxa" w:w="60"/>
+              <w:right w:type="dxa" w:w="80"/>
+            </w:tcMar>
+            <w:vAlign w:val="center"/>
+          </w:tcPr>
+          <w:p>
+            <w:pPr>
+              <w:spacing w:after="0" w:before="0"/>
+              <w:jc w:val="right"/>
+            </w:pPr>
+            <w:r>
+              <w:rPr>
+                <w:rFonts w:ascii="Arial" w:cs="Arial" w:eastAsia="Arial" w:hAnsi="Arial"/>
+                <w:b w:val="false"/>
+                <w:bCs w:val="false"/>
+                <w:i w:val="false"/>
+                <w:iCs w:val="false"/>
+                <w:color w:val="888888"/>
+                <w:sz w:val="22"/>
+                <w:szCs w:val="22"/>
+              </w:rPr>
+              <w:t xml:space="preserve">80 000 ₸</w:t>
+            </w:r>
+          </w:p>
+        </w:tc>
+        <w:tc>
+          <w:tcPr>
+            <w:tcBorders>
+              <w:top w:val="single" w:color="CCCCCC" w:sz="4"/>
+              <w:left w:val="single" w:color="CCCCCC" w:sz="4"/>
+              <w:bottom w:val="single" w:color="CCCCCC" w:sz="4"/>
+              <w:right w:val="single" w:color="CCCCCC" w:sz="4"/>
+            </w:tcBorders>
+            <w:tcMar>
+              <w:top w:type="dxa" w:w="60"/>
+              <w:left w:type="dxa" w:w="80"/>
+              <w:bottom w:type="dxa" w:w="60"/>
+              <w:right w:type="dxa" w:w="80"/>
+            </w:tcMar>
+            <w:vAlign w:val="center"/>
+          </w:tcPr>
+          <w:p>
+            <w:pPr>
+              <w:spacing w:after="0" w:before="0"/>
+              <w:jc w:val="right"/>
+            </w:pPr>
+            <w:r>
+              <w:rPr>
+                <w:rFonts w:ascii="Arial" w:cs="Arial" w:eastAsia="Arial" w:hAnsi="Arial"/>
+                <w:b/>
+                <w:bCs/>
+                <w:i w:val="false"/>
+                <w:iCs w:val="false"/>
+                <w:color w:val="2E8B57"/>
+                <w:sz w:val="22"/>
+                <w:szCs w:val="22"/>
+              </w:rPr>
+              <w:t xml:space="preserve">160 000 ₸</w:t>
+            </w:r>
+          </w:p>
+        </w:tc>
+      </w:tr>
+      <w:tr>
+        <w:tc>
+          <w:tcPr>
+            <w:tcBorders>
+              <w:top w:val="single" w:color="CCCCCC" w:sz="4"/>
+              <w:left w:val="single" w:color="CCCCCC" w:sz="4"/>
+              <w:bottom w:val="single" w:color="CCCCCC" w:sz="4"/>
+              <w:right w:val="single" w:color="CCCCCC" w:sz="4"/>
+            </w:tcBorders>
+            <w:tcMar>
+              <w:top w:type="dxa" w:w="60"/>
+              <w:left w:type="dxa" w:w="80"/>
+              <w:bottom w:type="dxa" w:w="60"/>
+              <w:right w:type="dxa" w:w="80"/>
+            </w:tcMar>
+            <w:vAlign w:val="center"/>
+          </w:tcPr>
+          <w:p>
+            <w:pPr>
+              <w:spacing w:after="0" w:before="0"/>
+              <w:jc w:val="left"/>
+            </w:pPr>
+            <w:r>
+              <w:rPr>
+                <w:rFonts w:ascii="Arial" w:cs="Arial" w:eastAsia="Arial" w:hAnsi="Arial"/>
+                <w:b/>
+                <w:bCs/>
+                <w:i w:val="false"/>
+                <w:iCs w:val="false"/>
+                <w:color w:val="1A1A1A"/>
+                <w:sz w:val="22"/>
+                <w:szCs w:val="22"/>
+              </w:rPr>
+              <w:t xml:space="preserve">Итого</w:t>
+            </w:r>
+          </w:p>
+        </w:tc>
+        <w:tc>
+          <w:tcPr>
+            <w:tcBorders>
+              <w:top w:val="single" w:color="CCCCCC" w:sz="4"/>
+              <w:left w:val="single" w:color="CCCCCC" w:sz="4"/>
+              <w:bottom w:val="single" w:color="CCCCCC" w:sz="4"/>
+              <w:right w:val="single" w:color="CCCCCC" w:sz="4"/>
+            </w:tcBorders>
+            <w:tcMar>
+              <w:top w:type="dxa" w:w="60"/>
+              <w:left w:type="dxa" w:w="80"/>
+              <w:bottom w:type="dxa" w:w="60"/>
+              <w:right w:type="dxa" w:w="80"/>
+            </w:tcMar>
+            <w:vAlign w:val="center"/>
+          </w:tcPr>
+          <w:p>
+            <w:pPr>
+              <w:spacing w:after="0" w:before="0"/>
+              <w:jc w:val="center"/>
+            </w:pPr>
+            <w:r>
+              <w:rPr>
+                <w:rFonts w:ascii="Arial" w:cs="Arial" w:eastAsia="Arial" w:hAnsi="Arial"/>
+                <w:b/>
+                <w:bCs/>
+                <w:i w:val="false"/>
+                <w:iCs w:val="false"/>
+                <w:color w:val="1A1A1A"/>
+                <w:sz w:val="22"/>
+                <w:szCs w:val="22"/>
+              </w:rPr>
+              <w:t xml:space="preserve">7</w:t>
+            </w:r>
+          </w:p>
+        </w:tc>
+        <w:tc>
+          <w:tcPr>
+            <w:tcBorders>
+              <w:top w:val="single" w:color="CCCCCC" w:sz="4"/>
+              <w:left w:val="single" w:color="CCCCCC" w:sz="4"/>
+              <w:bottom w:val="single" w:color="CCCCCC" w:sz="4"/>
+              <w:right w:val="single" w:color="CCCCCC" w:sz="4"/>
+            </w:tcBorders>
+            <w:tcMar>
+              <w:top w:type="dxa" w:w="60"/>
+              <w:left w:type="dxa" w:w="80"/>
+              <w:bottom w:type="dxa" w:w="60"/>
+              <w:right w:type="dxa" w:w="80"/>
+            </w:tcMar>
+            <w:vAlign w:val="center"/>
+          </w:tcPr>
+          <w:p>
+            <w:pPr>
+              <w:spacing w:after="0" w:before="0"/>
+              <w:jc w:val="right"/>
+            </w:pPr>
+            <w:r>
+              <w:rPr>
+                <w:rFonts w:ascii="Arial" w:cs="Arial" w:eastAsia="Arial" w:hAnsi="Arial"/>
+                <w:b w:val="false"/>
+                <w:bCs w:val="false"/>
+                <w:i w:val="false"/>
+                <w:iCs w:val="false"/>
+                <w:color w:val="888888"/>
+                <w:sz w:val="22"/>
+                <w:szCs w:val="22"/>
+              </w:rPr>
+              <w:t xml:space="preserve">—</w:t>
+            </w:r>
+          </w:p>
+        </w:tc>
+        <w:tc>
+          <w:tcPr>
+            <w:tcBorders>
+              <w:top w:val="single" w:color="CCCCCC" w:sz="4"/>
+              <w:left w:val="single" w:color="CCCCCC" w:sz="4"/>
+              <w:bottom w:val="single" w:color="CCCCCC" w:sz="4"/>
+              <w:right w:val="single" w:color="CCCCCC" w:sz="4"/>
+            </w:tcBorders>
+            <w:tcMar>
+              <w:top w:type="dxa" w:w="60"/>
+              <w:left w:type="dxa" w:w="80"/>
+              <w:bottom w:type="dxa" w:w="60"/>
+              <w:right w:type="dxa" w:w="80"/>
+            </w:tcMar>
+            <w:vAlign w:val="center"/>
+          </w:tcPr>
+          <w:p>
+            <w:pPr>
+              <w:spacing w:after="0" w:before="0"/>
+              <w:jc w:val="right"/>
+            </w:pPr>
+            <w:r>
+              <w:rPr>
+                <w:rFonts w:ascii="Arial" w:cs="Arial" w:eastAsia="Arial" w:hAnsi="Arial"/>
+                <w:b/>
+                <w:bCs/>
+                <w:i w:val="false"/>
+                <w:iCs w:val="false"/>
+                <w:color w:val="2E8B57"/>
+                <w:sz w:val="22"/>
+                <w:szCs w:val="22"/>
+              </w:rPr>
+              <w:t xml:space="preserve">560 000 ₸</w:t>
+            </w:r>
+          </w:p>
+        </w:tc>
+      </w:tr>
+    </w:tbl>
+    <w:p>
+      <w:pPr>
+        <w:spacing w:after="0" w:before="0"/>
+      </w:pPr>
+      <w:r>
+        <w:rPr>
+          <w:rFonts w:ascii="Arial" w:cs="Arial" w:eastAsia="Arial" w:hAnsi="Arial"/>
+          <w:sz w:val="8"/>
+          <w:szCs w:val="8"/>
+        </w:rPr>
+        <w:t xml:space="preserve"/>
       </w:r>
     </w:p>
     <w:p>
@@ -2476,9 +1227,912 @@
       <w:r>
         <w:rPr>
           <w:rFonts w:ascii="Arial" w:cs="Arial" w:eastAsia="Arial" w:hAnsi="Arial"/>
+          <w:b w:val="false"/>
+          <w:bCs w:val="false"/>
+          <w:color w:val="888888"/>
+          <w:sz w:val="18"/>
+          <w:szCs w:val="18"/>
+        </w:rPr>
+        <w:t xml:space="preserve">Предварительная оценка: пока используется средний чек 80 000 ₸. После подключения CRM сумма будет считаться по сделкам.</w:t>
+      </w:r>
+    </w:p>
+    <w:p>
+      <w:pPr>
+        <w:shd w:fill="1F3864" w:val="clear"/>
+        <w:spacing w:after="100" w:before="200"/>
+        <w:ind w:left="120" w:right="120"/>
+      </w:pPr>
+      <w:r>
+        <w:rPr>
+          <w:rFonts w:ascii="Arial" w:cs="Arial" w:eastAsia="Arial" w:hAnsi="Arial"/>
           <w:b/>
           <w:bCs/>
-          <w:color w:val="CC3333"/>
+          <w:color w:val="FFFFFF"/>
+          <w:sz w:val="26"/>
+          <w:szCs w:val="26"/>
+        </w:rPr>
+        <w:t xml:space="preserve">📈 БАЛЛЫ ПО ЭТАПАМ</w:t>
+      </w:r>
+    </w:p>
+    <w:tbl>
+      <w:tblPr>
+        <w:tblW w:type="pct" w:w="100%"/>
+        <w:tblBorders>
+          <w:top w:val="single" w:color="auto" w:sz="4"/>
+          <w:left w:val="single" w:color="auto" w:sz="4"/>
+          <w:bottom w:val="single" w:color="auto" w:sz="4"/>
+          <w:right w:val="single" w:color="auto" w:sz="4"/>
+          <w:insideH w:val="single" w:color="auto" w:sz="4"/>
+          <w:insideV w:val="single" w:color="auto" w:sz="4"/>
+        </w:tblBorders>
+      </w:tblPr>
+      <w:tblGrid>
+        <w:gridCol w:w="100"/>
+        <w:gridCol w:w="100"/>
+        <w:gridCol w:w="100"/>
+        <w:gridCol w:w="100"/>
+      </w:tblGrid>
+      <w:tr>
+        <w:tc>
+          <w:tcPr>
+            <w:tcW w:type="pct" w:w="34%"/>
+            <w:tcBorders>
+              <w:top w:val="single" w:color="CCCCCC" w:sz="4"/>
+              <w:left w:val="single" w:color="CCCCCC" w:sz="4"/>
+              <w:bottom w:val="single" w:color="CCCCCC" w:sz="4"/>
+              <w:right w:val="single" w:color="CCCCCC" w:sz="4"/>
+            </w:tcBorders>
+            <w:shd w:fill="C8DCF0" w:val="clear"/>
+            <w:tcMar>
+              <w:top w:type="dxa" w:w="60"/>
+              <w:left w:type="dxa" w:w="80"/>
+              <w:bottom w:type="dxa" w:w="60"/>
+              <w:right w:type="dxa" w:w="80"/>
+            </w:tcMar>
+            <w:vAlign w:val="center"/>
+          </w:tcPr>
+          <w:p>
+            <w:pPr>
+              <w:spacing w:after="0" w:before="0"/>
+              <w:jc w:val="left"/>
+            </w:pPr>
+            <w:r>
+              <w:rPr>
+                <w:rFonts w:ascii="Arial" w:cs="Arial" w:eastAsia="Arial" w:hAnsi="Arial"/>
+                <w:b/>
+                <w:bCs/>
+                <w:i w:val="false"/>
+                <w:iCs w:val="false"/>
+                <w:color w:val="1A1A1A"/>
+                <w:sz w:val="18"/>
+                <w:szCs w:val="18"/>
+              </w:rPr>
+              <w:t xml:space="preserve">Этап</w:t>
+            </w:r>
+          </w:p>
+        </w:tc>
+        <w:tc>
+          <w:tcPr>
+            <w:tcW w:type="pct" w:w="12%"/>
+            <w:tcBorders>
+              <w:top w:val="single" w:color="CCCCCC" w:sz="4"/>
+              <w:left w:val="single" w:color="CCCCCC" w:sz="4"/>
+              <w:bottom w:val="single" w:color="CCCCCC" w:sz="4"/>
+              <w:right w:val="single" w:color="CCCCCC" w:sz="4"/>
+            </w:tcBorders>
+            <w:shd w:fill="C8DCF0" w:val="clear"/>
+            <w:tcMar>
+              <w:top w:type="dxa" w:w="60"/>
+              <w:left w:type="dxa" w:w="80"/>
+              <w:bottom w:type="dxa" w:w="60"/>
+              <w:right w:type="dxa" w:w="80"/>
+            </w:tcMar>
+            <w:vAlign w:val="center"/>
+          </w:tcPr>
+          <w:p>
+            <w:pPr>
+              <w:spacing w:after="0" w:before="0"/>
+              <w:jc w:val="center"/>
+            </w:pPr>
+            <w:r>
+              <w:rPr>
+                <w:rFonts w:ascii="Arial" w:cs="Arial" w:eastAsia="Arial" w:hAnsi="Arial"/>
+                <w:b/>
+                <w:bCs/>
+                <w:i w:val="false"/>
+                <w:iCs w:val="false"/>
+                <w:color w:val="1A1A1A"/>
+                <w:sz w:val="18"/>
+                <w:szCs w:val="18"/>
+              </w:rPr>
+              <w:t xml:space="preserve">Балл</w:t>
+            </w:r>
+          </w:p>
+        </w:tc>
+        <w:tc>
+          <w:tcPr>
+            <w:tcW w:type="pct" w:w="18%"/>
+            <w:tcBorders>
+              <w:top w:val="single" w:color="CCCCCC" w:sz="4"/>
+              <w:left w:val="single" w:color="CCCCCC" w:sz="4"/>
+              <w:bottom w:val="single" w:color="CCCCCC" w:sz="4"/>
+              <w:right w:val="single" w:color="CCCCCC" w:sz="4"/>
+            </w:tcBorders>
+            <w:shd w:fill="C8DCF0" w:val="clear"/>
+            <w:tcMar>
+              <w:top w:type="dxa" w:w="60"/>
+              <w:left w:type="dxa" w:w="80"/>
+              <w:bottom w:type="dxa" w:w="60"/>
+              <w:right w:type="dxa" w:w="80"/>
+            </w:tcMar>
+            <w:vAlign w:val="center"/>
+          </w:tcPr>
+          <w:p>
+            <w:pPr>
+              <w:spacing w:after="0" w:before="0"/>
+              <w:jc w:val="center"/>
+            </w:pPr>
+            <w:r>
+              <w:rPr>
+                <w:rFonts w:ascii="Arial" w:cs="Arial" w:eastAsia="Arial" w:hAnsi="Arial"/>
+                <w:b/>
+                <w:bCs/>
+                <w:i w:val="false"/>
+                <w:iCs w:val="false"/>
+                <w:color w:val="1A1A1A"/>
+                <w:sz w:val="18"/>
+                <w:szCs w:val="18"/>
+              </w:rPr>
+              <w:t xml:space="preserve">Статус</w:t>
+            </w:r>
+          </w:p>
+        </w:tc>
+        <w:tc>
+          <w:tcPr>
+            <w:tcW w:type="pct" w:w="36%"/>
+            <w:tcBorders>
+              <w:top w:val="single" w:color="CCCCCC" w:sz="4"/>
+              <w:left w:val="single" w:color="CCCCCC" w:sz="4"/>
+              <w:bottom w:val="single" w:color="CCCCCC" w:sz="4"/>
+              <w:right w:val="single" w:color="CCCCCC" w:sz="4"/>
+            </w:tcBorders>
+            <w:shd w:fill="C8DCF0" w:val="clear"/>
+            <w:tcMar>
+              <w:top w:type="dxa" w:w="60"/>
+              <w:left w:type="dxa" w:w="80"/>
+              <w:bottom w:type="dxa" w:w="60"/>
+              <w:right w:type="dxa" w:w="80"/>
+            </w:tcMar>
+            <w:vAlign w:val="center"/>
+          </w:tcPr>
+          <w:p>
+            <w:pPr>
+              <w:spacing w:after="0" w:before="0"/>
+              <w:jc w:val="left"/>
+            </w:pPr>
+            <w:r>
+              <w:rPr>
+                <w:rFonts w:ascii="Arial" w:cs="Arial" w:eastAsia="Arial" w:hAnsi="Arial"/>
+                <w:b/>
+                <w:bCs/>
+                <w:i w:val="false"/>
+                <w:iCs w:val="false"/>
+                <w:color w:val="1A1A1A"/>
+                <w:sz w:val="18"/>
+                <w:szCs w:val="18"/>
+              </w:rPr>
+              <w:t xml:space="preserve">Основная проблема</w:t>
+            </w:r>
+          </w:p>
+        </w:tc>
+      </w:tr>
+      <w:tr>
+        <w:tc>
+          <w:tcPr>
+            <w:tcBorders>
+              <w:top w:val="single" w:color="CCCCCC" w:sz="4"/>
+              <w:left w:val="single" w:color="CCCCCC" w:sz="4"/>
+              <w:bottom w:val="single" w:color="CCCCCC" w:sz="4"/>
+              <w:right w:val="single" w:color="CCCCCC" w:sz="4"/>
+            </w:tcBorders>
+            <w:tcMar>
+              <w:top w:type="dxa" w:w="60"/>
+              <w:left w:type="dxa" w:w="80"/>
+              <w:bottom w:type="dxa" w:w="60"/>
+              <w:right w:type="dxa" w:w="80"/>
+            </w:tcMar>
+            <w:vAlign w:val="center"/>
+          </w:tcPr>
+          <w:p>
+            <w:pPr>
+              <w:spacing w:after="0" w:before="0"/>
+              <w:jc w:val="left"/>
+            </w:pPr>
+            <w:r>
+              <w:rPr>
+                <w:rFonts w:ascii="Arial" w:cs="Arial" w:eastAsia="Arial" w:hAnsi="Arial"/>
+                <w:b w:val="false"/>
+                <w:bCs w:val="false"/>
+                <w:i w:val="false"/>
+                <w:iCs w:val="false"/>
+                <w:color w:val="1A1A1A"/>
+                <w:sz w:val="22"/>
+                <w:szCs w:val="22"/>
+              </w:rPr>
+              <w:t xml:space="preserve">Э1 Первичный контакт</w:t>
+            </w:r>
+          </w:p>
+        </w:tc>
+        <w:tc>
+          <w:tcPr>
+            <w:tcBorders>
+              <w:top w:val="single" w:color="CCCCCC" w:sz="4"/>
+              <w:left w:val="single" w:color="CCCCCC" w:sz="4"/>
+              <w:bottom w:val="single" w:color="CCCCCC" w:sz="4"/>
+              <w:right w:val="single" w:color="CCCCCC" w:sz="4"/>
+            </w:tcBorders>
+            <w:tcMar>
+              <w:top w:type="dxa" w:w="60"/>
+              <w:left w:type="dxa" w:w="80"/>
+              <w:bottom w:type="dxa" w:w="60"/>
+              <w:right w:type="dxa" w:w="80"/>
+            </w:tcMar>
+            <w:vAlign w:val="center"/>
+          </w:tcPr>
+          <w:p>
+            <w:pPr>
+              <w:spacing w:after="0" w:before="0"/>
+              <w:jc w:val="center"/>
+            </w:pPr>
+            <w:r>
+              <w:rPr>
+                <w:rFonts w:ascii="Arial" w:cs="Arial" w:eastAsia="Arial" w:hAnsi="Arial"/>
+                <w:b w:val="false"/>
+                <w:bCs w:val="false"/>
+                <w:i w:val="false"/>
+                <w:iCs w:val="false"/>
+                <w:color w:val="1A1A1A"/>
+                <w:sz w:val="22"/>
+                <w:szCs w:val="22"/>
+              </w:rPr>
+              <w:t xml:space="preserve">3.8</w:t>
+            </w:r>
+          </w:p>
+        </w:tc>
+        <w:tc>
+          <w:tcPr>
+            <w:tcBorders>
+              <w:top w:val="single" w:color="CCCCCC" w:sz="4"/>
+              <w:left w:val="single" w:color="CCCCCC" w:sz="4"/>
+              <w:bottom w:val="single" w:color="CCCCCC" w:sz="4"/>
+              <w:right w:val="single" w:color="CCCCCC" w:sz="4"/>
+            </w:tcBorders>
+            <w:tcMar>
+              <w:top w:type="dxa" w:w="60"/>
+              <w:left w:type="dxa" w:w="80"/>
+              <w:bottom w:type="dxa" w:w="60"/>
+              <w:right w:type="dxa" w:w="80"/>
+            </w:tcMar>
+            <w:vAlign w:val="center"/>
+          </w:tcPr>
+          <w:p>
+            <w:pPr>
+              <w:spacing w:after="0" w:before="0"/>
+              <w:jc w:val="center"/>
+            </w:pPr>
+            <w:r>
+              <w:rPr>
+                <w:rFonts w:ascii="Arial" w:cs="Arial" w:eastAsia="Arial" w:hAnsi="Arial"/>
+                <w:b w:val="false"/>
+                <w:bCs w:val="false"/>
+                <w:i w:val="false"/>
+                <w:iCs w:val="false"/>
+                <w:color w:val="E87722"/>
+                <w:sz w:val="20"/>
+                <w:szCs w:val="20"/>
+              </w:rPr>
+              <w:t xml:space="preserve">Зона внимания</w:t>
+            </w:r>
+          </w:p>
+        </w:tc>
+        <w:tc>
+          <w:tcPr>
+            <w:tcBorders>
+              <w:top w:val="single" w:color="CCCCCC" w:sz="4"/>
+              <w:left w:val="single" w:color="CCCCCC" w:sz="4"/>
+              <w:bottom w:val="single" w:color="CCCCCC" w:sz="4"/>
+              <w:right w:val="single" w:color="CCCCCC" w:sz="4"/>
+            </w:tcBorders>
+            <w:tcMar>
+              <w:top w:type="dxa" w:w="60"/>
+              <w:left w:type="dxa" w:w="80"/>
+              <w:bottom w:type="dxa" w:w="60"/>
+              <w:right w:type="dxa" w:w="80"/>
+            </w:tcMar>
+            <w:vAlign w:val="center"/>
+          </w:tcPr>
+          <w:p>
+            <w:pPr>
+              <w:spacing w:after="0" w:before="0"/>
+              <w:jc w:val="left"/>
+            </w:pPr>
+            <w:r>
+              <w:rPr>
+                <w:rFonts w:ascii="Arial" w:cs="Arial" w:eastAsia="Arial" w:hAnsi="Arial"/>
+                <w:b w:val="false"/>
+                <w:bCs w:val="false"/>
+                <w:i w:val="false"/>
+                <w:iCs w:val="false"/>
+                <w:color w:val="1A1A1A"/>
+                <w:sz w:val="20"/>
+                <w:szCs w:val="20"/>
+              </w:rPr>
+              <w:t xml:space="preserve">Недостаточно данных для конкретного вывода по этапу.</w:t>
+            </w:r>
+          </w:p>
+        </w:tc>
+      </w:tr>
+      <w:tr>
+        <w:tc>
+          <w:tcPr>
+            <w:tcBorders>
+              <w:top w:val="single" w:color="CCCCCC" w:sz="4"/>
+              <w:left w:val="single" w:color="CCCCCC" w:sz="4"/>
+              <w:bottom w:val="single" w:color="CCCCCC" w:sz="4"/>
+              <w:right w:val="single" w:color="CCCCCC" w:sz="4"/>
+            </w:tcBorders>
+            <w:tcMar>
+              <w:top w:type="dxa" w:w="60"/>
+              <w:left w:type="dxa" w:w="80"/>
+              <w:bottom w:type="dxa" w:w="60"/>
+              <w:right w:type="dxa" w:w="80"/>
+            </w:tcMar>
+            <w:vAlign w:val="center"/>
+          </w:tcPr>
+          <w:p>
+            <w:pPr>
+              <w:spacing w:after="0" w:before="0"/>
+              <w:jc w:val="left"/>
+            </w:pPr>
+            <w:r>
+              <w:rPr>
+                <w:rFonts w:ascii="Arial" w:cs="Arial" w:eastAsia="Arial" w:hAnsi="Arial"/>
+                <w:b w:val="false"/>
+                <w:bCs w:val="false"/>
+                <w:i w:val="false"/>
+                <w:iCs w:val="false"/>
+                <w:color w:val="1A1A1A"/>
+                <w:sz w:val="22"/>
+                <w:szCs w:val="22"/>
+              </w:rPr>
+              <w:t xml:space="preserve">Э2 Квалификация и первичная потребность</w:t>
+            </w:r>
+          </w:p>
+        </w:tc>
+        <w:tc>
+          <w:tcPr>
+            <w:tcBorders>
+              <w:top w:val="single" w:color="CCCCCC" w:sz="4"/>
+              <w:left w:val="single" w:color="CCCCCC" w:sz="4"/>
+              <w:bottom w:val="single" w:color="CCCCCC" w:sz="4"/>
+              <w:right w:val="single" w:color="CCCCCC" w:sz="4"/>
+            </w:tcBorders>
+            <w:tcMar>
+              <w:top w:type="dxa" w:w="60"/>
+              <w:left w:type="dxa" w:w="80"/>
+              <w:bottom w:type="dxa" w:w="60"/>
+              <w:right w:type="dxa" w:w="80"/>
+            </w:tcMar>
+            <w:vAlign w:val="center"/>
+          </w:tcPr>
+          <w:p>
+            <w:pPr>
+              <w:spacing w:after="0" w:before="0"/>
+              <w:jc w:val="center"/>
+            </w:pPr>
+            <w:r>
+              <w:rPr>
+                <w:rFonts w:ascii="Arial" w:cs="Arial" w:eastAsia="Arial" w:hAnsi="Arial"/>
+                <w:b w:val="false"/>
+                <w:bCs w:val="false"/>
+                <w:i w:val="false"/>
+                <w:iCs w:val="false"/>
+                <w:color w:val="1A1A1A"/>
+                <w:sz w:val="22"/>
+                <w:szCs w:val="22"/>
+              </w:rPr>
+              <w:t xml:space="preserve">2.8</w:t>
+            </w:r>
+          </w:p>
+        </w:tc>
+        <w:tc>
+          <w:tcPr>
+            <w:tcBorders>
+              <w:top w:val="single" w:color="CCCCCC" w:sz="4"/>
+              <w:left w:val="single" w:color="CCCCCC" w:sz="4"/>
+              <w:bottom w:val="single" w:color="CCCCCC" w:sz="4"/>
+              <w:right w:val="single" w:color="CCCCCC" w:sz="4"/>
+            </w:tcBorders>
+            <w:tcMar>
+              <w:top w:type="dxa" w:w="60"/>
+              <w:left w:type="dxa" w:w="80"/>
+              <w:bottom w:type="dxa" w:w="60"/>
+              <w:right w:type="dxa" w:w="80"/>
+            </w:tcMar>
+            <w:vAlign w:val="center"/>
+          </w:tcPr>
+          <w:p>
+            <w:pPr>
+              <w:spacing w:after="0" w:before="0"/>
+              <w:jc w:val="center"/>
+            </w:pPr>
+            <w:r>
+              <w:rPr>
+                <w:rFonts w:ascii="Arial" w:cs="Arial" w:eastAsia="Arial" w:hAnsi="Arial"/>
+                <w:b w:val="false"/>
+                <w:bCs w:val="false"/>
+                <w:i w:val="false"/>
+                <w:iCs w:val="false"/>
+                <w:color w:val="E87722"/>
+                <w:sz w:val="20"/>
+                <w:szCs w:val="20"/>
+              </w:rPr>
+              <w:t xml:space="preserve">Зона внимания</w:t>
+            </w:r>
+          </w:p>
+        </w:tc>
+        <w:tc>
+          <w:tcPr>
+            <w:tcBorders>
+              <w:top w:val="single" w:color="CCCCCC" w:sz="4"/>
+              <w:left w:val="single" w:color="CCCCCC" w:sz="4"/>
+              <w:bottom w:val="single" w:color="CCCCCC" w:sz="4"/>
+              <w:right w:val="single" w:color="CCCCCC" w:sz="4"/>
+            </w:tcBorders>
+            <w:tcMar>
+              <w:top w:type="dxa" w:w="60"/>
+              <w:left w:type="dxa" w:w="80"/>
+              <w:bottom w:type="dxa" w:w="60"/>
+              <w:right w:type="dxa" w:w="80"/>
+            </w:tcMar>
+            <w:vAlign w:val="center"/>
+          </w:tcPr>
+          <w:p>
+            <w:pPr>
+              <w:spacing w:after="0" w:before="0"/>
+              <w:jc w:val="left"/>
+            </w:pPr>
+            <w:r>
+              <w:rPr>
+                <w:rFonts w:ascii="Arial" w:cs="Arial" w:eastAsia="Arial" w:hAnsi="Arial"/>
+                <w:b w:val="false"/>
+                <w:bCs w:val="false"/>
+                <w:i w:val="false"/>
+                <w:iCs w:val="false"/>
+                <w:color w:val="1A1A1A"/>
+                <w:sz w:val="20"/>
+                <w:szCs w:val="20"/>
+              </w:rPr>
+              <w:t xml:space="preserve">Недостаточно данных для конкретного вывода по этапу.</w:t>
+            </w:r>
+          </w:p>
+        </w:tc>
+      </w:tr>
+      <w:tr>
+        <w:tc>
+          <w:tcPr>
+            <w:tcBorders>
+              <w:top w:val="single" w:color="CCCCCC" w:sz="4"/>
+              <w:left w:val="single" w:color="CCCCCC" w:sz="4"/>
+              <w:bottom w:val="single" w:color="CCCCCC" w:sz="4"/>
+              <w:right w:val="single" w:color="CCCCCC" w:sz="4"/>
+            </w:tcBorders>
+            <w:shd w:fill="FFF3CD" w:val="clear"/>
+            <w:tcMar>
+              <w:top w:type="dxa" w:w="60"/>
+              <w:left w:type="dxa" w:w="80"/>
+              <w:bottom w:type="dxa" w:w="60"/>
+              <w:right w:type="dxa" w:w="80"/>
+            </w:tcMar>
+            <w:vAlign w:val="center"/>
+          </w:tcPr>
+          <w:p>
+            <w:pPr>
+              <w:spacing w:after="0" w:before="0"/>
+              <w:jc w:val="left"/>
+            </w:pPr>
+            <w:r>
+              <w:rPr>
+                <w:rFonts w:ascii="Arial" w:cs="Arial" w:eastAsia="Arial" w:hAnsi="Arial"/>
+                <w:b/>
+                <w:bCs/>
+                <w:i w:val="false"/>
+                <w:iCs w:val="false"/>
+                <w:color w:val="C0392B"/>
+                <w:sz w:val="22"/>
+                <w:szCs w:val="22"/>
+              </w:rPr>
+              <w:t xml:space="preserve">Э3 Выявление детальных потребностей</w:t>
+            </w:r>
+          </w:p>
+        </w:tc>
+        <w:tc>
+          <w:tcPr>
+            <w:tcBorders>
+              <w:top w:val="single" w:color="CCCCCC" w:sz="4"/>
+              <w:left w:val="single" w:color="CCCCCC" w:sz="4"/>
+              <w:bottom w:val="single" w:color="CCCCCC" w:sz="4"/>
+              <w:right w:val="single" w:color="CCCCCC" w:sz="4"/>
+            </w:tcBorders>
+            <w:shd w:fill="FFF3CD" w:val="clear"/>
+            <w:tcMar>
+              <w:top w:type="dxa" w:w="60"/>
+              <w:left w:type="dxa" w:w="80"/>
+              <w:bottom w:type="dxa" w:w="60"/>
+              <w:right w:type="dxa" w:w="80"/>
+            </w:tcMar>
+            <w:vAlign w:val="center"/>
+          </w:tcPr>
+          <w:p>
+            <w:pPr>
+              <w:spacing w:after="0" w:before="0"/>
+              <w:jc w:val="center"/>
+            </w:pPr>
+            <w:r>
+              <w:rPr>
+                <w:rFonts w:ascii="Arial" w:cs="Arial" w:eastAsia="Arial" w:hAnsi="Arial"/>
+                <w:b/>
+                <w:bCs/>
+                <w:i w:val="false"/>
+                <w:iCs w:val="false"/>
+                <w:color w:val="C0392B"/>
+                <w:sz w:val="22"/>
+                <w:szCs w:val="22"/>
+              </w:rPr>
+              <w:t xml:space="preserve">0.9</w:t>
+            </w:r>
+          </w:p>
+        </w:tc>
+        <w:tc>
+          <w:tcPr>
+            <w:tcBorders>
+              <w:top w:val="single" w:color="CCCCCC" w:sz="4"/>
+              <w:left w:val="single" w:color="CCCCCC" w:sz="4"/>
+              <w:bottom w:val="single" w:color="CCCCCC" w:sz="4"/>
+              <w:right w:val="single" w:color="CCCCCC" w:sz="4"/>
+            </w:tcBorders>
+            <w:shd w:fill="FFF3CD" w:val="clear"/>
+            <w:tcMar>
+              <w:top w:type="dxa" w:w="60"/>
+              <w:left w:type="dxa" w:w="80"/>
+              <w:bottom w:type="dxa" w:w="60"/>
+              <w:right w:type="dxa" w:w="80"/>
+            </w:tcMar>
+            <w:vAlign w:val="center"/>
+          </w:tcPr>
+          <w:p>
+            <w:pPr>
+              <w:spacing w:after="0" w:before="0"/>
+              <w:jc w:val="center"/>
+            </w:pPr>
+            <w:r>
+              <w:rPr>
+                <w:rFonts w:ascii="Arial" w:cs="Arial" w:eastAsia="Arial" w:hAnsi="Arial"/>
+                <w:b/>
+                <w:bCs/>
+                <w:i w:val="false"/>
+                <w:iCs w:val="false"/>
+                <w:color w:val="C0392B"/>
+                <w:sz w:val="20"/>
+                <w:szCs w:val="20"/>
+              </w:rPr>
+              <w:t xml:space="preserve">Фокус на завтра</w:t>
+            </w:r>
+          </w:p>
+        </w:tc>
+        <w:tc>
+          <w:tcPr>
+            <w:tcBorders>
+              <w:top w:val="single" w:color="CCCCCC" w:sz="4"/>
+              <w:left w:val="single" w:color="CCCCCC" w:sz="4"/>
+              <w:bottom w:val="single" w:color="CCCCCC" w:sz="4"/>
+              <w:right w:val="single" w:color="CCCCCC" w:sz="4"/>
+            </w:tcBorders>
+            <w:shd w:fill="FFF3CD" w:val="clear"/>
+            <w:tcMar>
+              <w:top w:type="dxa" w:w="60"/>
+              <w:left w:type="dxa" w:w="80"/>
+              <w:bottom w:type="dxa" w:w="60"/>
+              <w:right w:type="dxa" w:w="80"/>
+            </w:tcMar>
+            <w:vAlign w:val="center"/>
+          </w:tcPr>
+          <w:p>
+            <w:pPr>
+              <w:spacing w:after="0" w:before="0"/>
+              <w:jc w:val="left"/>
+            </w:pPr>
+            <w:r>
+              <w:rPr>
+                <w:rFonts w:ascii="Arial" w:cs="Arial" w:eastAsia="Arial" w:hAnsi="Arial"/>
+                <w:b w:val="false"/>
+                <w:bCs w:val="false"/>
+                <w:i w:val="false"/>
+                <w:iCs w:val="false"/>
+                <w:color w:val="1A1A1A"/>
+                <w:sz w:val="20"/>
+                <w:szCs w:val="20"/>
+              </w:rPr>
+              <w:t xml:space="preserve">Не выявляет детальные потребности — переходит в презентацию до понимания задачи клиента</w:t>
+            </w:r>
+          </w:p>
+        </w:tc>
+      </w:tr>
+      <w:tr>
+        <w:tc>
+          <w:tcPr>
+            <w:tcBorders>
+              <w:top w:val="single" w:color="CCCCCC" w:sz="4"/>
+              <w:left w:val="single" w:color="CCCCCC" w:sz="4"/>
+              <w:bottom w:val="single" w:color="CCCCCC" w:sz="4"/>
+              <w:right w:val="single" w:color="CCCCCC" w:sz="4"/>
+            </w:tcBorders>
+            <w:tcMar>
+              <w:top w:type="dxa" w:w="60"/>
+              <w:left w:type="dxa" w:w="80"/>
+              <w:bottom w:type="dxa" w:w="60"/>
+              <w:right w:type="dxa" w:w="80"/>
+            </w:tcMar>
+            <w:vAlign w:val="center"/>
+          </w:tcPr>
+          <w:p>
+            <w:pPr>
+              <w:spacing w:after="0" w:before="0"/>
+              <w:jc w:val="left"/>
+            </w:pPr>
+            <w:r>
+              <w:rPr>
+                <w:rFonts w:ascii="Arial" w:cs="Arial" w:eastAsia="Arial" w:hAnsi="Arial"/>
+                <w:b w:val="false"/>
+                <w:bCs w:val="false"/>
+                <w:i w:val="false"/>
+                <w:iCs w:val="false"/>
+                <w:color w:val="1A1A1A"/>
+                <w:sz w:val="22"/>
+                <w:szCs w:val="22"/>
+              </w:rPr>
+              <w:t xml:space="preserve">Э4 Формирование предложения</w:t>
+            </w:r>
+          </w:p>
+        </w:tc>
+        <w:tc>
+          <w:tcPr>
+            <w:tcBorders>
+              <w:top w:val="single" w:color="CCCCCC" w:sz="4"/>
+              <w:left w:val="single" w:color="CCCCCC" w:sz="4"/>
+              <w:bottom w:val="single" w:color="CCCCCC" w:sz="4"/>
+              <w:right w:val="single" w:color="CCCCCC" w:sz="4"/>
+            </w:tcBorders>
+            <w:tcMar>
+              <w:top w:type="dxa" w:w="60"/>
+              <w:left w:type="dxa" w:w="80"/>
+              <w:bottom w:type="dxa" w:w="60"/>
+              <w:right w:type="dxa" w:w="80"/>
+            </w:tcMar>
+            <w:vAlign w:val="center"/>
+          </w:tcPr>
+          <w:p>
+            <w:pPr>
+              <w:spacing w:after="0" w:before="0"/>
+              <w:jc w:val="center"/>
+            </w:pPr>
+            <w:r>
+              <w:rPr>
+                <w:rFonts w:ascii="Arial" w:cs="Arial" w:eastAsia="Arial" w:hAnsi="Arial"/>
+                <w:b w:val="false"/>
+                <w:bCs w:val="false"/>
+                <w:i w:val="false"/>
+                <w:iCs w:val="false"/>
+                <w:color w:val="1A1A1A"/>
+                <w:sz w:val="22"/>
+                <w:szCs w:val="22"/>
+              </w:rPr>
+              <w:t xml:space="preserve">2.6</w:t>
+            </w:r>
+          </w:p>
+        </w:tc>
+        <w:tc>
+          <w:tcPr>
+            <w:tcBorders>
+              <w:top w:val="single" w:color="CCCCCC" w:sz="4"/>
+              <w:left w:val="single" w:color="CCCCCC" w:sz="4"/>
+              <w:bottom w:val="single" w:color="CCCCCC" w:sz="4"/>
+              <w:right w:val="single" w:color="CCCCCC" w:sz="4"/>
+            </w:tcBorders>
+            <w:tcMar>
+              <w:top w:type="dxa" w:w="60"/>
+              <w:left w:type="dxa" w:w="80"/>
+              <w:bottom w:type="dxa" w:w="60"/>
+              <w:right w:type="dxa" w:w="80"/>
+            </w:tcMar>
+            <w:vAlign w:val="center"/>
+          </w:tcPr>
+          <w:p>
+            <w:pPr>
+              <w:spacing w:after="0" w:before="0"/>
+              <w:jc w:val="center"/>
+            </w:pPr>
+            <w:r>
+              <w:rPr>
+                <w:rFonts w:ascii="Arial" w:cs="Arial" w:eastAsia="Arial" w:hAnsi="Arial"/>
+                <w:b w:val="false"/>
+                <w:bCs w:val="false"/>
+                <w:i w:val="false"/>
+                <w:iCs w:val="false"/>
+                <w:color w:val="E87722"/>
+                <w:sz w:val="20"/>
+                <w:szCs w:val="20"/>
+              </w:rPr>
+              <w:t xml:space="preserve">Зона внимания</w:t>
+            </w:r>
+          </w:p>
+        </w:tc>
+        <w:tc>
+          <w:tcPr>
+            <w:tcBorders>
+              <w:top w:val="single" w:color="CCCCCC" w:sz="4"/>
+              <w:left w:val="single" w:color="CCCCCC" w:sz="4"/>
+              <w:bottom w:val="single" w:color="CCCCCC" w:sz="4"/>
+              <w:right w:val="single" w:color="CCCCCC" w:sz="4"/>
+            </w:tcBorders>
+            <w:tcMar>
+              <w:top w:type="dxa" w:w="60"/>
+              <w:left w:type="dxa" w:w="80"/>
+              <w:bottom w:type="dxa" w:w="60"/>
+              <w:right w:type="dxa" w:w="80"/>
+            </w:tcMar>
+            <w:vAlign w:val="center"/>
+          </w:tcPr>
+          <w:p>
+            <w:pPr>
+              <w:spacing w:after="0" w:before="0"/>
+              <w:jc w:val="left"/>
+            </w:pPr>
+            <w:r>
+              <w:rPr>
+                <w:rFonts w:ascii="Arial" w:cs="Arial" w:eastAsia="Arial" w:hAnsi="Arial"/>
+                <w:b w:val="false"/>
+                <w:bCs w:val="false"/>
+                <w:i w:val="false"/>
+                <w:iCs w:val="false"/>
+                <w:color w:val="1A1A1A"/>
+                <w:sz w:val="20"/>
+                <w:szCs w:val="20"/>
+              </w:rPr>
+              <w:t xml:space="preserve">Недостаточно данных для конкретного вывода по этапу.</w:t>
+            </w:r>
+          </w:p>
+        </w:tc>
+      </w:tr>
+    </w:tbl>
+    <w:p>
+      <w:pPr>
+        <w:spacing w:after="0" w:before="0"/>
+      </w:pPr>
+      <w:r>
+        <w:rPr>
+          <w:rFonts w:ascii="Arial" w:cs="Arial" w:eastAsia="Arial" w:hAnsi="Arial"/>
+          <w:sz w:val="8"/>
+          <w:szCs w:val="8"/>
+        </w:rPr>
+        <w:t xml:space="preserve"/>
+      </w:r>
+    </w:p>
+    <w:p>
+      <w:pPr>
+        <w:spacing w:after="60" w:before="0"/>
+      </w:pPr>
+      <w:r>
+        <w:rPr>
+          <w:rFonts w:ascii="Arial" w:cs="Arial" w:eastAsia="Arial" w:hAnsi="Arial"/>
+          <w:b w:val="false"/>
+          <w:bCs w:val="false"/>
+          <w:color w:val="888888"/>
+          <w:sz w:val="18"/>
+          <w:szCs w:val="18"/>
+        </w:rPr>
+        <w:t xml:space="preserve">Фокус на завтра — этап, который сейчас сильнее всего мешает продвинуть клиента дальше по воронке.</w:t>
+      </w:r>
+    </w:p>
+    <w:p>
+      <w:pPr>
+        <w:spacing w:after="0" w:before="0"/>
+      </w:pPr>
+      <w:r>
+        <w:rPr>
+          <w:rFonts w:ascii="Arial" w:cs="Arial" w:eastAsia="Arial" w:hAnsi="Arial"/>
+          <w:sz w:val="12"/>
+          <w:szCs w:val="12"/>
+        </w:rPr>
+        <w:t xml:space="preserve"/>
+      </w:r>
+    </w:p>
+    <w:p>
+      <w:pPr>
+        <w:spacing w:after="40" w:before="80"/>
+      </w:pPr>
+      <w:r>
+        <w:rPr>
+          <w:rFonts w:ascii="Arial" w:cs="Arial" w:eastAsia="Arial" w:hAnsi="Arial"/>
+          <w:b/>
+          <w:bCs/>
+          <w:color w:val="1F3864"/>
+          <w:sz w:val="22"/>
+          <w:szCs w:val="22"/>
+        </w:rPr>
+        <w:t xml:space="preserve">Фокус на завтра: Э3 Выявление детальных потребностей:</w:t>
+      </w:r>
+    </w:p>
+    <w:p>
+      <w:pPr>
+        <w:spacing w:after="60" w:before="0"/>
+      </w:pPr>
+      <w:r>
+        <w:rPr>
+          <w:rFonts w:ascii="Arial" w:cs="Arial" w:eastAsia="Arial" w:hAnsi="Arial"/>
+          <w:b w:val="false"/>
+          <w:bCs w:val="false"/>
+          <w:color w:val="1A1A1A"/>
+          <w:sz w:val="20"/>
+          <w:szCs w:val="20"/>
+        </w:rPr>
+        <w:t xml:space="preserve">1. Не понял приоритет и срок</w:t>
+      </w:r>
+    </w:p>
+    <w:p>
+      <w:pPr>
+        <w:spacing w:after="60" w:before="0"/>
+      </w:pPr>
+      <w:r>
+        <w:rPr>
+          <w:rFonts w:ascii="Arial" w:cs="Arial" w:eastAsia="Arial" w:hAnsi="Arial"/>
+          <w:b w:val="false"/>
+          <w:bCs w:val="false"/>
+          <w:color w:val="1A1A1A"/>
+          <w:sz w:val="20"/>
+          <w:szCs w:val="20"/>
+        </w:rPr>
+        <w:t xml:space="preserve">2. Не выявил боль и ограничения</w:t>
+      </w:r>
+    </w:p>
+    <w:p>
+      <w:pPr>
+        <w:shd w:fill="1F3864" w:val="clear"/>
+        <w:spacing w:after="100" w:before="200"/>
+        <w:ind w:left="120" w:right="120"/>
+      </w:pPr>
+      <w:r>
+        <w:rPr>
+          <w:rFonts w:ascii="Arial" w:cs="Arial" w:eastAsia="Arial" w:hAnsi="Arial"/>
+          <w:b/>
+          <w:bCs/>
+          <w:color w:val="FFFFFF"/>
+          <w:sz w:val="26"/>
+          <w:szCs w:val="26"/>
+        </w:rPr>
+        <w:t xml:space="preserve">🎯 СИТУАЦИЯ ДНЯ</w:t>
+      </w:r>
+    </w:p>
+    <w:p>
+      <w:pPr>
+        <w:spacing w:after="60" w:before="60"/>
+      </w:pPr>
+      <w:r>
+        <w:rPr>
+          <w:rFonts w:ascii="Arial" w:cs="Arial" w:eastAsia="Arial" w:hAnsi="Arial"/>
+          <w:b/>
+          <w:bCs/>
+          <w:color w:val="C0392B"/>
           <w:sz w:val="24"/>
           <w:szCs w:val="24"/>
         </w:rPr>
@@ -2498,294 +2152,428 @@
           <w:sz w:val="22"/>
           <w:szCs w:val="22"/>
         </w:rPr>
-        <w:t xml:space="preserve">Клиент не чувствует, что решение подобрано под его задачу. Повторяемость: 7 звонк(ов). Пример: Менеджер перешёл к презентации продукта, не задав ни одного вопроса о текущем документообороте, объёме контрагентов или болевых точках.</w:t>
+        <w:t xml:space="preserve">Что произошло: Клиент не чувствует, что решение подобрано под его задачу. Повторяемость: 7 звонк(ов). Пример: Менеджер перешёл к презентации продукта, не задав ни одного вопроса о текущем документообороте, объёме контрагентов или болевых точках.  Паттерн повторился в 7 из 8 звонков</w:t>
       </w:r>
     </w:p>
+    <w:tbl>
+      <w:tblPr>
+        <w:tblW w:type="pct" w:w="100%"/>
+        <w:tblBorders>
+          <w:top w:val="single" w:color="auto" w:sz="4"/>
+          <w:left w:val="single" w:color="auto" w:sz="4"/>
+          <w:bottom w:val="single" w:color="auto" w:sz="4"/>
+          <w:right w:val="single" w:color="auto" w:sz="4"/>
+          <w:insideH w:val="single" w:color="auto" w:sz="4"/>
+          <w:insideV w:val="single" w:color="auto" w:sz="4"/>
+        </w:tblBorders>
+      </w:tblPr>
+      <w:tblGrid>
+        <w:gridCol w:w="100"/>
+        <w:gridCol w:w="100"/>
+      </w:tblGrid>
+      <w:tr>
+        <w:tc>
+          <w:tcPr>
+            <w:tcW w:type="pct" w:w="30%"/>
+            <w:tcBorders>
+              <w:top w:val="single" w:color="CCCCCC" w:sz="4"/>
+              <w:left w:val="single" w:color="CCCCCC" w:sz="4"/>
+              <w:bottom w:val="single" w:color="CCCCCC" w:sz="4"/>
+              <w:right w:val="single" w:color="CCCCCC" w:sz="4"/>
+            </w:tcBorders>
+            <w:shd w:fill="C8DCF0" w:val="clear"/>
+            <w:tcMar>
+              <w:top w:type="dxa" w:w="60"/>
+              <w:left w:type="dxa" w:w="80"/>
+              <w:bottom w:type="dxa" w:w="60"/>
+              <w:right w:type="dxa" w:w="80"/>
+            </w:tcMar>
+            <w:vAlign w:val="top"/>
+          </w:tcPr>
+          <w:p>
+            <w:pPr>
+              <w:spacing w:after="0" w:before="0"/>
+            </w:pPr>
+            <w:r>
+              <w:rPr>
+                <w:rFonts w:ascii="Arial" w:cs="Arial" w:eastAsia="Arial" w:hAnsi="Arial"/>
+                <w:b/>
+                <w:bCs/>
+                <w:color w:val="1F3864"/>
+                <w:sz w:val="20"/>
+                <w:szCs w:val="20"/>
+              </w:rPr>
+              <w:t xml:space="preserve">Ошибка менеджера</w:t>
+            </w:r>
+          </w:p>
+        </w:tc>
+        <w:tc>
+          <w:tcPr>
+            <w:tcBorders>
+              <w:top w:val="single" w:color="CCCCCC" w:sz="4"/>
+              <w:left w:val="single" w:color="CCCCCC" w:sz="4"/>
+              <w:bottom w:val="single" w:color="CCCCCC" w:sz="4"/>
+              <w:right w:val="single" w:color="CCCCCC" w:sz="4"/>
+            </w:tcBorders>
+            <w:tcMar>
+              <w:top w:type="dxa" w:w="60"/>
+              <w:left w:type="dxa" w:w="80"/>
+              <w:bottom w:type="dxa" w:w="60"/>
+              <w:right w:type="dxa" w:w="80"/>
+            </w:tcMar>
+            <w:vAlign w:val="center"/>
+          </w:tcPr>
+          <w:p>
+            <w:pPr>
+              <w:spacing w:after="0" w:before="0"/>
+              <w:jc w:val="left"/>
+            </w:pPr>
+            <w:r>
+              <w:rPr>
+                <w:rFonts w:ascii="Arial" w:cs="Arial" w:eastAsia="Arial" w:hAnsi="Arial"/>
+                <w:b/>
+                <w:bCs/>
+                <w:i w:val="false"/>
+                <w:iCs w:val="false"/>
+                <w:color w:val="C0392B"/>
+                <w:sz w:val="22"/>
+                <w:szCs w:val="22"/>
+              </w:rPr>
+              <w:t xml:space="preserve">Не выявляет детальные потребности — переходит в презентацию до понимания задачи клиента</w:t>
+            </w:r>
+          </w:p>
+        </w:tc>
+      </w:tr>
+      <w:tr>
+        <w:tc>
+          <w:tcPr>
+            <w:tcW w:type="pct" w:w="30%"/>
+            <w:tcBorders>
+              <w:top w:val="single" w:color="CCCCCC" w:sz="4"/>
+              <w:left w:val="single" w:color="CCCCCC" w:sz="4"/>
+              <w:bottom w:val="single" w:color="CCCCCC" w:sz="4"/>
+              <w:right w:val="single" w:color="CCCCCC" w:sz="4"/>
+            </w:tcBorders>
+            <w:shd w:fill="C8DCF0" w:val="clear"/>
+            <w:tcMar>
+              <w:top w:type="dxa" w:w="60"/>
+              <w:left w:type="dxa" w:w="80"/>
+              <w:bottom w:type="dxa" w:w="60"/>
+              <w:right w:type="dxa" w:w="80"/>
+            </w:tcMar>
+            <w:vAlign w:val="top"/>
+          </w:tcPr>
+          <w:p>
+            <w:pPr>
+              <w:spacing w:after="0" w:before="0"/>
+            </w:pPr>
+            <w:r>
+              <w:rPr>
+                <w:rFonts w:ascii="Arial" w:cs="Arial" w:eastAsia="Arial" w:hAnsi="Arial"/>
+                <w:b/>
+                <w:bCs/>
+                <w:color w:val="1F3864"/>
+                <w:sz w:val="20"/>
+                <w:szCs w:val="20"/>
+              </w:rPr>
+              <w:t xml:space="preserve">Что это значит</w:t>
+            </w:r>
+          </w:p>
+        </w:tc>
+        <w:tc>
+          <w:tcPr>
+            <w:tcBorders>
+              <w:top w:val="single" w:color="CCCCCC" w:sz="4"/>
+              <w:left w:val="single" w:color="CCCCCC" w:sz="4"/>
+              <w:bottom w:val="single" w:color="CCCCCC" w:sz="4"/>
+              <w:right w:val="single" w:color="CCCCCC" w:sz="4"/>
+            </w:tcBorders>
+            <w:tcMar>
+              <w:top w:type="dxa" w:w="60"/>
+              <w:left w:type="dxa" w:w="80"/>
+              <w:bottom w:type="dxa" w:w="60"/>
+              <w:right w:type="dxa" w:w="80"/>
+            </w:tcMar>
+            <w:vAlign w:val="center"/>
+          </w:tcPr>
+          <w:p>
+            <w:pPr>
+              <w:spacing w:after="0" w:before="0"/>
+              <w:jc w:val="left"/>
+            </w:pPr>
+            <w:r>
+              <w:rPr>
+                <w:rFonts w:ascii="Arial" w:cs="Arial" w:eastAsia="Arial" w:hAnsi="Arial"/>
+                <w:b w:val="false"/>
+                <w:bCs w:val="false"/>
+                <w:i w:val="false"/>
+                <w:iCs w:val="false"/>
+                <w:color w:val="1A1A1A"/>
+                <w:sz w:val="22"/>
+                <w:szCs w:val="22"/>
+              </w:rPr>
+              <w:t xml:space="preserve">Клиент хотел услышать решение под свою конкретную задачу, а не общую презентацию. Клиент не чувствует, что решение подобрано под его задачу. Повторяемость: 7 звонк(ов). Пример: Менеджер перешёл к презентации продукта, не задав ни одного вопроса о текущем документообороте, объёме контрагентов или болевых точках.</w:t>
+            </w:r>
+          </w:p>
+        </w:tc>
+      </w:tr>
+      <w:tr>
+        <w:tc>
+          <w:tcPr>
+            <w:tcW w:type="pct" w:w="30%"/>
+            <w:tcBorders>
+              <w:top w:val="single" w:color="CCCCCC" w:sz="4"/>
+              <w:left w:val="single" w:color="CCCCCC" w:sz="4"/>
+              <w:bottom w:val="single" w:color="CCCCCC" w:sz="4"/>
+              <w:right w:val="single" w:color="CCCCCC" w:sz="4"/>
+            </w:tcBorders>
+            <w:shd w:fill="C8DCF0" w:val="clear"/>
+            <w:tcMar>
+              <w:top w:type="dxa" w:w="60"/>
+              <w:left w:type="dxa" w:w="80"/>
+              <w:bottom w:type="dxa" w:w="60"/>
+              <w:right w:type="dxa" w:w="80"/>
+            </w:tcMar>
+            <w:vAlign w:val="top"/>
+          </w:tcPr>
+          <w:p>
+            <w:pPr>
+              <w:spacing w:after="0" w:before="0"/>
+            </w:pPr>
+            <w:r>
+              <w:rPr>
+                <w:rFonts w:ascii="Arial" w:cs="Arial" w:eastAsia="Arial" w:hAnsi="Arial"/>
+                <w:b/>
+                <w:bCs/>
+                <w:color w:val="1F3864"/>
+                <w:sz w:val="20"/>
+                <w:szCs w:val="20"/>
+              </w:rPr>
+              <w:t xml:space="preserve">Что делать в следующий раз</w:t>
+            </w:r>
+          </w:p>
+        </w:tc>
+        <w:tc>
+          <w:tcPr>
+            <w:tcBorders>
+              <w:top w:val="single" w:color="CCCCCC" w:sz="4"/>
+              <w:left w:val="single" w:color="CCCCCC" w:sz="4"/>
+              <w:bottom w:val="single" w:color="CCCCCC" w:sz="4"/>
+              <w:right w:val="single" w:color="CCCCCC" w:sz="4"/>
+            </w:tcBorders>
+            <w:tcMar>
+              <w:top w:type="dxa" w:w="60"/>
+              <w:left w:type="dxa" w:w="80"/>
+              <w:bottom w:type="dxa" w:w="60"/>
+              <w:right w:type="dxa" w:w="80"/>
+            </w:tcMar>
+            <w:vAlign w:val="center"/>
+          </w:tcPr>
+          <w:p>
+            <w:pPr>
+              <w:spacing w:after="0" w:before="0"/>
+              <w:jc w:val="left"/>
+            </w:pPr>
+            <w:r>
+              <w:rPr>
+                <w:rFonts w:ascii="Arial" w:cs="Arial" w:eastAsia="Arial" w:hAnsi="Arial"/>
+                <w:b/>
+                <w:bCs/>
+                <w:i w:val="false"/>
+                <w:iCs w:val="false"/>
+                <w:color w:val="1A1A1A"/>
+                <w:sz w:val="22"/>
+                <w:szCs w:val="22"/>
+              </w:rPr>
+              <w:t xml:space="preserve">Поднять этап 'Выявление детальных потребностей' до 4.0+ и до презентации фиксировать 2–3 уточняющих вопроса.</w:t>
+            </w:r>
+          </w:p>
+        </w:tc>
+      </w:tr>
+      <w:tr>
+        <w:tc>
+          <w:tcPr>
+            <w:tcW w:type="pct" w:w="30%"/>
+            <w:tcBorders>
+              <w:top w:val="single" w:color="CCCCCC" w:sz="4"/>
+              <w:left w:val="single" w:color="CCCCCC" w:sz="4"/>
+              <w:bottom w:val="single" w:color="CCCCCC" w:sz="4"/>
+              <w:right w:val="single" w:color="CCCCCC" w:sz="4"/>
+            </w:tcBorders>
+            <w:shd w:fill="C8DCF0" w:val="clear"/>
+            <w:tcMar>
+              <w:top w:type="dxa" w:w="60"/>
+              <w:left w:type="dxa" w:w="80"/>
+              <w:bottom w:type="dxa" w:w="60"/>
+              <w:right w:type="dxa" w:w="80"/>
+            </w:tcMar>
+            <w:vAlign w:val="top"/>
+          </w:tcPr>
+          <w:p>
+            <w:pPr>
+              <w:spacing w:after="0" w:before="0"/>
+            </w:pPr>
+            <w:r>
+              <w:rPr>
+                <w:rFonts w:ascii="Arial" w:cs="Arial" w:eastAsia="Arial" w:hAnsi="Arial"/>
+                <w:b/>
+                <w:bCs/>
+                <w:color w:val="1F3864"/>
+                <w:sz w:val="20"/>
+                <w:szCs w:val="20"/>
+              </w:rPr>
+              <w:t xml:space="preserve">Варианты речёвок</w:t>
+            </w:r>
+          </w:p>
+        </w:tc>
+        <w:tc>
+          <w:tcPr>
+            <w:tcBorders>
+              <w:top w:val="single" w:color="CCCCCC" w:sz="4"/>
+              <w:left w:val="single" w:color="CCCCCC" w:sz="4"/>
+              <w:bottom w:val="single" w:color="CCCCCC" w:sz="4"/>
+              <w:right w:val="single" w:color="CCCCCC" w:sz="4"/>
+            </w:tcBorders>
+            <w:tcMar>
+              <w:top w:type="dxa" w:w="60"/>
+              <w:left w:type="dxa" w:w="80"/>
+              <w:bottom w:type="dxa" w:w="60"/>
+              <w:right w:type="dxa" w:w="80"/>
+            </w:tcMar>
+            <w:vAlign w:val="top"/>
+          </w:tcPr>
+          <w:p>
+            <w:pPr>
+              <w:spacing w:after="40" w:before="0"/>
+            </w:pPr>
+            <w:r>
+              <w:rPr>
+                <w:rFonts w:ascii="Arial" w:cs="Arial" w:eastAsia="Arial" w:hAnsi="Arial"/>
+                <w:color w:val="1F3864"/>
+                <w:sz w:val="22"/>
+                <w:szCs w:val="22"/>
+              </w:rPr>
+              <w:t xml:space="preserve">1. Расскажите, как у вас сейчас организован процесс подписания документов? Какие типы контрагентов вам важно закрыть в первую очередь?</w:t>
+            </w:r>
+          </w:p>
+          <w:p>
+            <w:pPr>
+              <w:spacing w:after="40" w:before="0"/>
+            </w:pPr>
+            <w:r>
+              <w:rPr>
+                <w:rFonts w:ascii="Arial" w:cs="Arial" w:eastAsia="Arial" w:hAnsi="Arial"/>
+                <w:color w:val="1F3864"/>
+                <w:sz w:val="22"/>
+                <w:szCs w:val="22"/>
+              </w:rPr>
+              <w:t xml:space="preserve">2. Удобно ли вам сейчас пару минут уделить — я расскажу, почему звоню?</w:t>
+            </w:r>
+          </w:p>
+          <w:p>
+            <w:pPr>
+              <w:spacing w:after="40" w:before="0"/>
+            </w:pPr>
+            <w:r>
+              <w:rPr>
+                <w:rFonts w:ascii="Arial" w:cs="Arial" w:eastAsia="Arial" w:hAnsi="Arial"/>
+                <w:color w:val="1F3864"/>
+                <w:sz w:val="22"/>
+                <w:szCs w:val="22"/>
+              </w:rPr>
+              <w:t xml:space="preserve">3. Итак, договариваемся: я пришлю договор до конца дня, вы ознакомитесь до пятницы — в пятницу созвонимся и подтвердим. Удобно?</w:t>
+            </w:r>
+          </w:p>
+        </w:tc>
+      </w:tr>
+      <w:tr>
+        <w:tc>
+          <w:tcPr>
+            <w:tcW w:type="pct" w:w="30%"/>
+            <w:tcBorders>
+              <w:top w:val="single" w:color="CCCCCC" w:sz="4"/>
+              <w:left w:val="single" w:color="CCCCCC" w:sz="4"/>
+              <w:bottom w:val="single" w:color="CCCCCC" w:sz="4"/>
+              <w:right w:val="single" w:color="CCCCCC" w:sz="4"/>
+            </w:tcBorders>
+            <w:shd w:fill="C8DCF0" w:val="clear"/>
+            <w:tcMar>
+              <w:top w:type="dxa" w:w="60"/>
+              <w:left w:type="dxa" w:w="80"/>
+              <w:bottom w:type="dxa" w:w="60"/>
+              <w:right w:type="dxa" w:w="80"/>
+            </w:tcMar>
+            <w:vAlign w:val="top"/>
+          </w:tcPr>
+          <w:p>
+            <w:pPr>
+              <w:spacing w:after="0" w:before="0"/>
+            </w:pPr>
+            <w:r>
+              <w:rPr>
+                <w:rFonts w:ascii="Arial" w:cs="Arial" w:eastAsia="Arial" w:hAnsi="Arial"/>
+                <w:b/>
+                <w:bCs/>
+                <w:color w:val="1F3864"/>
+                <w:sz w:val="20"/>
+                <w:szCs w:val="20"/>
+              </w:rPr>
+              <w:t xml:space="preserve">Почему работает</w:t>
+            </w:r>
+          </w:p>
+        </w:tc>
+        <w:tc>
+          <w:tcPr>
+            <w:tcBorders>
+              <w:top w:val="single" w:color="CCCCCC" w:sz="4"/>
+              <w:left w:val="single" w:color="CCCCCC" w:sz="4"/>
+              <w:bottom w:val="single" w:color="CCCCCC" w:sz="4"/>
+              <w:right w:val="single" w:color="CCCCCC" w:sz="4"/>
+            </w:tcBorders>
+            <w:tcMar>
+              <w:top w:type="dxa" w:w="60"/>
+              <w:left w:type="dxa" w:w="80"/>
+              <w:bottom w:type="dxa" w:w="60"/>
+              <w:right w:type="dxa" w:w="80"/>
+            </w:tcMar>
+            <w:vAlign w:val="center"/>
+          </w:tcPr>
+          <w:p>
+            <w:pPr>
+              <w:spacing w:after="0" w:before="0"/>
+              <w:jc w:val="left"/>
+            </w:pPr>
+            <w:r>
+              <w:rPr>
+                <w:rFonts w:ascii="Arial" w:cs="Arial" w:eastAsia="Arial" w:hAnsi="Arial"/>
+                <w:b w:val="false"/>
+                <w:bCs w:val="false"/>
+                <w:i w:val="false"/>
+                <w:iCs w:val="false"/>
+                <w:color w:val="888888"/>
+                <w:sz w:val="22"/>
+                <w:szCs w:val="22"/>
+              </w:rPr>
+              <w:t xml:space="preserve">Помогает сделать следующий шаг понятным и управляемым.</w:t>
+            </w:r>
+          </w:p>
+        </w:tc>
+      </w:tr>
+    </w:tbl>
     <w:p>
       <w:pPr>
-        <w:spacing w:after="60" w:before="0"/>
-      </w:pPr>
-      <w:r>
-        <w:rPr>
-          <w:rFonts w:ascii="Arial" w:cs="Arial" w:eastAsia="Arial" w:hAnsi="Arial"/>
-          <w:b w:val="false"/>
-          <w:bCs w:val="false"/>
-          <w:color w:val="888888"/>
-          <w:sz w:val="22"/>
-          <w:szCs w:val="22"/>
-        </w:rPr>
-        <w:t xml:space="preserve">Паттерн повторился в 7 из 8 звонков</w:t>
-      </w:r>
-    </w:p>
-    <w:p>
-      <w:pPr>
-        <w:spacing w:after="0" w:before="0"/>
-      </w:pPr>
-      <w:r>
-        <w:rPr>
-          <w:rFonts w:ascii="Arial" w:cs="Arial" w:eastAsia="Arial" w:hAnsi="Arial"/>
-          <w:sz w:val="8"/>
-          <w:szCs w:val="8"/>
-        </w:rPr>
-        <w:t xml:space="preserve"/>
-      </w:r>
-    </w:p>
-    <w:p>
-      <w:pPr>
-        <w:spacing w:after="40" w:before="80"/>
+        <w:shd w:fill="1F3864" w:val="clear"/>
+        <w:spacing w:after="100" w:before="200"/>
+        <w:ind w:left="120" w:right="120"/>
       </w:pPr>
       <w:r>
         <w:rPr>
           <w:rFonts w:ascii="Arial" w:cs="Arial" w:eastAsia="Arial" w:hAnsi="Arial"/>
           <w:b/>
           <w:bCs/>
-          <w:color w:val="1F3864"/>
-          <w:sz w:val="22"/>
-          <w:szCs w:val="22"/>
-        </w:rPr>
-        <w:t xml:space="preserve">Что хотел сказать клиент</w:t>
-      </w:r>
-    </w:p>
-    <w:p>
-      <w:pPr>
-        <w:spacing w:after="60" w:before="0"/>
-      </w:pPr>
-      <w:r>
-        <w:rPr>
-          <w:rFonts w:ascii="Arial" w:cs="Arial" w:eastAsia="Arial" w:hAnsi="Arial"/>
-          <w:b w:val="false"/>
-          <w:bCs w:val="false"/>
-          <w:color w:val="000000"/>
-          <w:sz w:val="22"/>
-          <w:szCs w:val="22"/>
-        </w:rPr>
-        <w:t xml:space="preserve">Клиент хотел услышать решение под свою конкретную задачу, а не общую презентацию. Клиент не чувствует, что решение подобрано под его задачу. Повторяемость: 7 звонк(ов). Пример: Менеджер перешёл к презентации продукта, не задав ни одного вопроса о текущем документообороте, объёме контрагентов или болевых точках.</w:t>
-      </w:r>
-    </w:p>
-    <w:p>
-      <w:pPr>
-        <w:spacing w:after="0" w:before="0"/>
-      </w:pPr>
-      <w:r>
-        <w:rPr>
-          <w:rFonts w:ascii="Arial" w:cs="Arial" w:eastAsia="Arial" w:hAnsi="Arial"/>
-          <w:sz w:val="8"/>
-          <w:szCs w:val="8"/>
-        </w:rPr>
-        <w:t xml:space="preserve"/>
-      </w:r>
-    </w:p>
-    <w:p>
-      <w:pPr>
-        <w:spacing w:after="40" w:before="80"/>
-      </w:pPr>
-      <w:r>
-        <w:rPr>
-          <w:rFonts w:ascii="Arial" w:cs="Arial" w:eastAsia="Arial" w:hAnsi="Arial"/>
-          <w:b/>
-          <w:bCs/>
-          <w:color w:val="1F3864"/>
-          <w:sz w:val="22"/>
-          <w:szCs w:val="22"/>
-        </w:rPr>
-        <w:t xml:space="preserve">Наша задача</w:t>
-      </w:r>
-    </w:p>
-    <w:p>
-      <w:pPr>
-        <w:spacing w:after="60" w:before="0"/>
-      </w:pPr>
-      <w:r>
-        <w:rPr>
-          <w:rFonts w:ascii="Arial" w:cs="Arial" w:eastAsia="Arial" w:hAnsi="Arial"/>
-          <w:b/>
-          <w:bCs/>
-          <w:color w:val="000000"/>
-          <w:sz w:val="22"/>
-          <w:szCs w:val="22"/>
-        </w:rPr>
-        <w:t xml:space="preserve">Поднять этап 'Выявление детальных потребностей' до 4.0+ и до презентации фиксировать 2–3 уточняющих вопроса.</w:t>
-      </w:r>
-    </w:p>
-    <w:p>
-      <w:pPr>
-        <w:spacing w:after="0" w:before="0"/>
-      </w:pPr>
-      <w:r>
-        <w:rPr>
-          <w:rFonts w:ascii="Arial" w:cs="Arial" w:eastAsia="Arial" w:hAnsi="Arial"/>
-          <w:sz w:val="8"/>
-          <w:szCs w:val="8"/>
-        </w:rPr>
-        <w:t xml:space="preserve"/>
-      </w:r>
-    </w:p>
-    <w:p>
-      <w:pPr>
-        <w:spacing w:after="40" w:before="80"/>
-      </w:pPr>
-      <w:r>
-        <w:rPr>
-          <w:rFonts w:ascii="Arial" w:cs="Arial" w:eastAsia="Arial" w:hAnsi="Arial"/>
-          <w:b/>
-          <w:bCs/>
-          <w:color w:val="1F3864"/>
-          <w:sz w:val="22"/>
-          <w:szCs w:val="22"/>
-        </w:rPr>
-        <w:t xml:space="preserve">Пример из сегодня</w:t>
-      </w:r>
-    </w:p>
-    <w:p>
-      <w:pPr>
-        <w:spacing w:after="60" w:before="0"/>
-      </w:pPr>
-      <w:r>
-        <w:rPr>
-          <w:rFonts w:ascii="Arial" w:cs="Arial" w:eastAsia="Arial" w:hAnsi="Arial"/>
-          <w:b w:val="false"/>
-          <w:bCs w:val="false"/>
-          <w:color w:val="000000"/>
-          <w:sz w:val="22"/>
-          <w:szCs w:val="22"/>
-        </w:rPr>
-        <w:t xml:space="preserve">Звонок 10:30 — Анна Сидорова. Менеджер перешёл к презентации продукта, не задав ни одного вопроса о текущем до…</w:t>
-      </w:r>
-    </w:p>
-    <w:p>
-      <w:pPr>
-        <w:spacing w:after="0" w:before="0"/>
-      </w:pPr>
-      <w:r>
-        <w:rPr>
-          <w:rFonts w:ascii="Arial" w:cs="Arial" w:eastAsia="Arial" w:hAnsi="Arial"/>
-          <w:sz w:val="8"/>
-          <w:szCs w:val="8"/>
-        </w:rPr>
-        <w:t xml:space="preserve"/>
-      </w:r>
-    </w:p>
-    <w:p>
-      <w:pPr>
-        <w:spacing w:after="40" w:before="80"/>
-      </w:pPr>
-      <w:r>
-        <w:rPr>
-          <w:rFonts w:ascii="Arial" w:cs="Arial" w:eastAsia="Arial" w:hAnsi="Arial"/>
-          <w:b/>
-          <w:bCs/>
-          <w:color w:val="1F3864"/>
-          <w:sz w:val="22"/>
-          <w:szCs w:val="22"/>
-        </w:rPr>
-        <w:t xml:space="preserve">Варианты речёвок</w:t>
-      </w:r>
-    </w:p>
-    <w:p>
-      <w:pPr>
-        <w:spacing w:after="60" w:before="0"/>
-      </w:pPr>
-      <w:r>
-        <w:rPr>
-          <w:rFonts w:ascii="Arial" w:cs="Arial" w:eastAsia="Arial" w:hAnsi="Arial"/>
-          <w:b w:val="false"/>
-          <w:bCs w:val="false"/>
-          <w:color w:val="000000"/>
-          <w:sz w:val="22"/>
-          <w:szCs w:val="22"/>
-        </w:rPr>
-        <w:t xml:space="preserve">1. Расскажите, как у вас сейчас организован процесс подписания документов? Какие типы контрагентов вам важно закрыть в первую очередь?</w:t>
-      </w:r>
-    </w:p>
-    <w:p>
-      <w:pPr>
-        <w:spacing w:after="60" w:before="0"/>
-      </w:pPr>
-      <w:r>
-        <w:rPr>
-          <w:rFonts w:ascii="Arial" w:cs="Arial" w:eastAsia="Arial" w:hAnsi="Arial"/>
-          <w:b w:val="false"/>
-          <w:bCs w:val="false"/>
-          <w:color w:val="000000"/>
-          <w:sz w:val="22"/>
-          <w:szCs w:val="22"/>
-        </w:rPr>
-        <w:t xml:space="preserve">2. Удобно ли вам сейчас пару минут уделить — я расскажу, почему звоню?</w:t>
-      </w:r>
-    </w:p>
-    <w:p>
-      <w:pPr>
-        <w:spacing w:after="60" w:before="0"/>
-      </w:pPr>
-      <w:r>
-        <w:rPr>
-          <w:rFonts w:ascii="Arial" w:cs="Arial" w:eastAsia="Arial" w:hAnsi="Arial"/>
-          <w:b w:val="false"/>
-          <w:bCs w:val="false"/>
-          <w:color w:val="000000"/>
-          <w:sz w:val="22"/>
-          <w:szCs w:val="22"/>
-        </w:rPr>
-        <w:t xml:space="preserve">3. Итак, договариваемся: я пришлю договор до конца дня, вы ознакомитесь до пятницы — в пятницу созвонимся и подтвердим. Удобно?</w:t>
-      </w:r>
-    </w:p>
-    <w:p>
-      <w:pPr>
-        <w:spacing w:after="0" w:before="0"/>
-      </w:pPr>
-      <w:r>
-        <w:rPr>
-          <w:rFonts w:ascii="Arial" w:cs="Arial" w:eastAsia="Arial" w:hAnsi="Arial"/>
-          <w:sz w:val="8"/>
-          <w:szCs w:val="8"/>
-        </w:rPr>
-        <w:t xml:space="preserve"/>
-      </w:r>
-    </w:p>
-    <w:p>
-      <w:pPr>
-        <w:spacing w:after="40" w:before="80"/>
-      </w:pPr>
-      <w:r>
-        <w:rPr>
-          <w:rFonts w:ascii="Arial" w:cs="Arial" w:eastAsia="Arial" w:hAnsi="Arial"/>
-          <w:b/>
-          <w:bCs/>
-          <w:color w:val="1F3864"/>
-          <w:sz w:val="22"/>
-          <w:szCs w:val="22"/>
-        </w:rPr>
-        <w:t xml:space="preserve">Почему работает</w:t>
-      </w:r>
-    </w:p>
-    <w:p>
-      <w:pPr>
-        <w:spacing w:after="60" w:before="0"/>
-      </w:pPr>
-      <w:r>
-        <w:rPr>
-          <w:rFonts w:ascii="Arial" w:cs="Arial" w:eastAsia="Arial" w:hAnsi="Arial"/>
-          <w:b w:val="false"/>
-          <w:bCs w:val="false"/>
-          <w:color w:val="000000"/>
-          <w:sz w:val="22"/>
-          <w:szCs w:val="22"/>
-        </w:rPr>
-        <w:t xml:space="preserve">Помогает сделать следующий шаг понятным и управляемым.</w:t>
-      </w:r>
-    </w:p>
-    <w:p>
-      <w:pPr>
-        <w:spacing w:after="80" w:before="160"/>
-      </w:pPr>
-      <w:r>
-        <w:rPr>
-          <w:rFonts w:ascii="Arial" w:cs="Arial" w:eastAsia="Arial" w:hAnsi="Arial"/>
-          <w:b/>
-          <w:bCs/>
-          <w:color w:val="1F3864"/>
-          <w:sz w:val="28"/>
-          <w:szCs w:val="28"/>
+          <w:color w:val="FFFFFF"/>
+          <w:sz w:val="26"/>
+          <w:szCs w:val="26"/>
         </w:rPr>
         <w:t xml:space="preserve">🔍 РАЗБОР ЗВОНКА</w:t>
       </w:r>
@@ -2846,7 +2634,7 @@
               <w:bottom w:val="single" w:color="CCCCCC" w:sz="4"/>
               <w:right w:val="single" w:color="CCCCCC" w:sz="4"/>
             </w:tcBorders>
-            <w:shd w:fill="E8F0F8" w:val="clear"/>
+            <w:shd w:fill="C8DCF0" w:val="clear"/>
             <w:tcMar>
               <w:top w:type="dxa" w:w="60"/>
               <w:left w:type="dxa" w:w="80"/>
@@ -2867,7 +2655,7 @@
                 <w:bCs/>
                 <w:i w:val="false"/>
                 <w:iCs w:val="false"/>
-                <w:color w:val="000000"/>
+                <w:color w:val="1A1A1A"/>
                 <w:sz w:val="18"/>
                 <w:szCs w:val="18"/>
               </w:rPr>
@@ -2884,7 +2672,7 @@
               <w:bottom w:val="single" w:color="CCCCCC" w:sz="4"/>
               <w:right w:val="single" w:color="CCCCCC" w:sz="4"/>
             </w:tcBorders>
-            <w:shd w:fill="E8F0F8" w:val="clear"/>
+            <w:shd w:fill="C8DCF0" w:val="clear"/>
             <w:tcMar>
               <w:top w:type="dxa" w:w="60"/>
               <w:left w:type="dxa" w:w="80"/>
@@ -2905,7 +2693,7 @@
                 <w:bCs/>
                 <w:i w:val="false"/>
                 <w:iCs w:val="false"/>
-                <w:color w:val="000000"/>
+                <w:color w:val="1A1A1A"/>
                 <w:sz w:val="18"/>
                 <w:szCs w:val="18"/>
               </w:rPr>
@@ -2922,7 +2710,7 @@
               <w:bottom w:val="single" w:color="CCCCCC" w:sz="4"/>
               <w:right w:val="single" w:color="CCCCCC" w:sz="4"/>
             </w:tcBorders>
-            <w:shd w:fill="E8F0F8" w:val="clear"/>
+            <w:shd w:fill="C8DCF0" w:val="clear"/>
             <w:tcMar>
               <w:top w:type="dxa" w:w="60"/>
               <w:left w:type="dxa" w:w="80"/>
@@ -2943,7 +2731,7 @@
                 <w:bCs/>
                 <w:i w:val="false"/>
                 <w:iCs w:val="false"/>
-                <w:color w:val="000000"/>
+                <w:color w:val="1A1A1A"/>
                 <w:sz w:val="18"/>
                 <w:szCs w:val="18"/>
               </w:rPr>
@@ -3017,7 +2805,7 @@
                 <w:bCs w:val="false"/>
                 <w:i w:val="false"/>
                 <w:iCs w:val="false"/>
-                <w:color w:val="000000"/>
+                <w:color w:val="1A1A1A"/>
                 <w:sz w:val="22"/>
                 <w:szCs w:val="22"/>
               </w:rPr>
@@ -3129,7 +2917,7 @@
                 <w:bCs w:val="false"/>
                 <w:i w:val="false"/>
                 <w:iCs w:val="false"/>
-                <w:color w:val="000000"/>
+                <w:color w:val="1A1A1A"/>
                 <w:sz w:val="22"/>
                 <w:szCs w:val="22"/>
               </w:rPr>
@@ -3240,7 +3028,7 @@
                 <w:bCs w:val="false"/>
                 <w:i w:val="false"/>
                 <w:iCs w:val="false"/>
-                <w:color w:val="000000"/>
+                <w:color w:val="1A1A1A"/>
                 <w:sz w:val="22"/>
                 <w:szCs w:val="22"/>
               </w:rPr>
@@ -3352,7 +3140,7 @@
                 <w:bCs w:val="false"/>
                 <w:i w:val="false"/>
                 <w:iCs w:val="false"/>
-                <w:color w:val="000000"/>
+                <w:color w:val="1A1A1A"/>
                 <w:sz w:val="22"/>
                 <w:szCs w:val="22"/>
               </w:rPr>
@@ -3401,16 +3189,18 @@
     </w:tbl>
     <w:p>
       <w:pPr>
-        <w:spacing w:after="80" w:before="160"/>
+        <w:shd w:fill="1F3864" w:val="clear"/>
+        <w:spacing w:after="100" w:before="200"/>
+        <w:ind w:left="120" w:right="120"/>
       </w:pPr>
       <w:r>
         <w:rPr>
           <w:rFonts w:ascii="Arial" w:cs="Arial" w:eastAsia="Arial" w:hAnsi="Arial"/>
           <w:b/>
           <w:bCs/>
-          <w:color w:val="1F3864"/>
-          <w:sz w:val="28"/>
-          <w:szCs w:val="28"/>
+          <w:color w:val="FFFFFF"/>
+          <w:sz w:val="26"/>
+          <w:szCs w:val="26"/>
         </w:rPr>
         <w:t xml:space="preserve">👤 ГОЛОС КЛИЕНТА</w:t>
       </w:r>
@@ -3428,7 +3218,7 @@
           <w:sz w:val="18"/>
           <w:szCs w:val="18"/>
         </w:rPr>
-        <w:t xml:space="preserve">3 наиболее показательные ситуации из всех звонков дня. Критерий выбора: скрытое возражение / незакрытая боль / упущенная связка.</w:t>
+        <w:t xml:space="preserve">Сгруппированы повторяющиеся клиентские сигналы: один смысл и один способ ответа на несколько похожих цитат.</w:t>
       </w:r>
     </w:p>
     <w:p>
@@ -3471,7 +3261,7 @@
               <w:bottom w:val="single" w:color="CCCCCC" w:sz="4"/>
               <w:right w:val="single" w:color="CCCCCC" w:sz="4"/>
             </w:tcBorders>
-            <w:shd w:fill="E8F0F8" w:val="clear"/>
+            <w:shd w:fill="C8DCF0" w:val="clear"/>
             <w:tcMar>
               <w:top w:type="dxa" w:w="60"/>
               <w:left w:type="dxa" w:w="80"/>
@@ -3492,11 +3282,11 @@
                 <w:bCs/>
                 <w:i w:val="false"/>
                 <w:iCs w:val="false"/>
-                <w:color w:val="000000"/>
+                <w:color w:val="1A1A1A"/>
                 <w:sz w:val="18"/>
                 <w:szCs w:val="18"/>
               </w:rPr>
-              <w:t xml:space="preserve">Клиент</w:t>
+              <w:t xml:space="preserve">Паттерн</w:t>
             </w:r>
           </w:p>
         </w:tc>
@@ -3509,7 +3299,7 @@
               <w:bottom w:val="single" w:color="CCCCCC" w:sz="4"/>
               <w:right w:val="single" w:color="CCCCCC" w:sz="4"/>
             </w:tcBorders>
-            <w:shd w:fill="E8F0F8" w:val="clear"/>
+            <w:shd w:fill="C8DCF0" w:val="clear"/>
             <w:tcMar>
               <w:top w:type="dxa" w:w="60"/>
               <w:left w:type="dxa" w:w="80"/>
@@ -3530,11 +3320,11 @@
                 <w:bCs/>
                 <w:i w:val="false"/>
                 <w:iCs w:val="false"/>
-                <w:color w:val="000000"/>
+                <w:color w:val="1A1A1A"/>
                 <w:sz w:val="18"/>
                 <w:szCs w:val="18"/>
               </w:rPr>
-              <w:t xml:space="preserve">Что сказал</w:t>
+              <w:t xml:space="preserve">Подтверждающие цитаты</w:t>
             </w:r>
           </w:p>
         </w:tc>
@@ -3547,7 +3337,7 @@
               <w:bottom w:val="single" w:color="CCCCCC" w:sz="4"/>
               <w:right w:val="single" w:color="CCCCCC" w:sz="4"/>
             </w:tcBorders>
-            <w:shd w:fill="E8F0F8" w:val="clear"/>
+            <w:shd w:fill="C8DCF0" w:val="clear"/>
             <w:tcMar>
               <w:top w:type="dxa" w:w="60"/>
               <w:left w:type="dxa" w:w="80"/>
@@ -3568,7 +3358,7 @@
                 <w:bCs/>
                 <w:i w:val="false"/>
                 <w:iCs w:val="false"/>
-                <w:color w:val="000000"/>
+                <w:color w:val="1A1A1A"/>
                 <w:sz w:val="18"/>
                 <w:szCs w:val="18"/>
               </w:rPr>
@@ -3606,7 +3396,7 @@
                 <w:bCs w:val="false"/>
                 <w:i w:val="false"/>
                 <w:iCs w:val="false"/>
-                <w:color w:val="000000"/>
+                <w:color w:val="1A1A1A"/>
                 <w:sz w:val="20"/>
                 <w:szCs w:val="20"/>
               </w:rPr>
@@ -3642,7 +3432,7 @@
                 <w:bCs w:val="false"/>
                 <w:i/>
                 <w:iCs/>
-                <w:color w:val="000000"/>
+                <w:color w:val="1A1A1A"/>
                 <w:sz w:val="22"/>
                 <w:szCs w:val="22"/>
               </w:rPr>
@@ -3717,7 +3507,7 @@
                 <w:bCs w:val="false"/>
                 <w:i w:val="false"/>
                 <w:iCs w:val="false"/>
-                <w:color w:val="000000"/>
+                <w:color w:val="1A1A1A"/>
                 <w:sz w:val="20"/>
                 <w:szCs w:val="20"/>
               </w:rPr>
@@ -3754,7 +3544,7 @@
                 <w:bCs w:val="false"/>
                 <w:i/>
                 <w:iCs/>
-                <w:color w:val="000000"/>
+                <w:color w:val="1A1A1A"/>
                 <w:sz w:val="22"/>
                 <w:szCs w:val="22"/>
               </w:rPr>
@@ -3829,7 +3619,7 @@
                 <w:bCs w:val="false"/>
                 <w:i w:val="false"/>
                 <w:iCs w:val="false"/>
-                <w:color w:val="000000"/>
+                <w:color w:val="1A1A1A"/>
                 <w:sz w:val="20"/>
                 <w:szCs w:val="20"/>
               </w:rPr>
@@ -3865,7 +3655,7 @@
                 <w:bCs w:val="false"/>
                 <w:i/>
                 <w:iCs/>
-                <w:color w:val="000000"/>
+                <w:color w:val="1A1A1A"/>
                 <w:sz w:val="22"/>
                 <w:szCs w:val="22"/>
               </w:rPr>
@@ -3913,16 +3703,18 @@
     </w:tbl>
     <w:p>
       <w:pPr>
-        <w:spacing w:after="80" w:before="160"/>
+        <w:shd w:fill="1F3864" w:val="clear"/>
+        <w:spacing w:after="100" w:before="200"/>
+        <w:ind w:left="120" w:right="120"/>
       </w:pPr>
       <w:r>
         <w:rPr>
           <w:rFonts w:ascii="Arial" w:cs="Arial" w:eastAsia="Arial" w:hAnsi="Arial"/>
           <w:b/>
           <w:bCs/>
-          <w:color w:val="1F3864"/>
-          <w:sz w:val="28"/>
-          <w:szCs w:val="28"/>
+          <w:color w:val="FFFFFF"/>
+          <w:sz w:val="26"/>
+          <w:szCs w:val="26"/>
         </w:rPr>
         <w:t xml:space="preserve">📋 ДОПОЛНИТЕЛЬНЫЕ 3 СИТУАЦИИ</w:t>
       </w:r>
@@ -3988,7 +3780,7 @@
           <w:sz w:val="20"/>
           <w:szCs w:val="20"/>
         </w:rPr>
-        <w:t xml:space="preserve">  🔶 Зона роста  ·  5 зв.</w:t>
+        <w:t xml:space="preserve">  Зона роста  ·  0 зв.</w:t>
       </w:r>
     </w:p>
     <w:tbl>
@@ -4017,7 +3809,7 @@
               <w:bottom w:val="single" w:color="CCCCCC" w:sz="4"/>
               <w:right w:val="single" w:color="CCCCCC" w:sz="4"/>
             </w:tcBorders>
-            <w:shd w:fill="E8F0F8" w:val="clear"/>
+            <w:shd w:fill="C8DCF0" w:val="clear"/>
             <w:tcMar>
               <w:top w:type="dxa" w:w="60"/>
               <w:left w:type="dxa" w:w="80"/>
@@ -4038,43 +3830,43 @@
                 <w:bCs/>
                 <w:i w:val="false"/>
                 <w:iCs w:val="false"/>
-                <w:color w:val="000000"/>
+                <w:color w:val="1A1A1A"/>
                 <w:sz w:val="18"/>
                 <w:szCs w:val="18"/>
               </w:rPr>
-              <w:t xml:space="preserve">Что сказал клиент</w:t>
-            </w:r>
-          </w:p>
-        </w:tc>
-        <w:tc>
-          <w:tcPr>
-            <w:tcBorders>
-              <w:top w:val="single" w:color="CCCCCC" w:sz="4"/>
-              <w:left w:val="single" w:color="CCCCCC" w:sz="4"/>
-              <w:bottom w:val="single" w:color="CCCCCC" w:sz="4"/>
-              <w:right w:val="single" w:color="CCCCCC" w:sz="4"/>
-            </w:tcBorders>
-            <w:tcMar>
-              <w:top w:type="dxa" w:w="60"/>
-              <w:left w:type="dxa" w:w="80"/>
-              <w:bottom w:type="dxa" w:w="60"/>
-              <w:right w:type="dxa" w:w="80"/>
-            </w:tcMar>
-            <w:vAlign w:val="center"/>
-          </w:tcPr>
-          <w:p>
-            <w:pPr>
-              <w:spacing w:after="0" w:before="0"/>
-              <w:jc w:val="left"/>
-            </w:pPr>
-            <w:r>
-              <w:rPr>
-                <w:rFonts w:ascii="Arial" w:cs="Arial" w:eastAsia="Arial" w:hAnsi="Arial"/>
-                <w:b w:val="false"/>
-                <w:bCs w:val="false"/>
-                <w:i w:val="false"/>
-                <w:iCs w:val="false"/>
-                <w:color w:val="000000"/>
+              <w:t xml:space="preserve">Ситуация / сигнал</w:t>
+            </w:r>
+          </w:p>
+        </w:tc>
+        <w:tc>
+          <w:tcPr>
+            <w:tcBorders>
+              <w:top w:val="single" w:color="CCCCCC" w:sz="4"/>
+              <w:left w:val="single" w:color="CCCCCC" w:sz="4"/>
+              <w:bottom w:val="single" w:color="CCCCCC" w:sz="4"/>
+              <w:right w:val="single" w:color="CCCCCC" w:sz="4"/>
+            </w:tcBorders>
+            <w:tcMar>
+              <w:top w:type="dxa" w:w="60"/>
+              <w:left w:type="dxa" w:w="80"/>
+              <w:bottom w:type="dxa" w:w="60"/>
+              <w:right w:type="dxa" w:w="80"/>
+            </w:tcMar>
+            <w:vAlign w:val="center"/>
+          </w:tcPr>
+          <w:p>
+            <w:pPr>
+              <w:spacing w:after="0" w:before="0"/>
+              <w:jc w:val="left"/>
+            </w:pPr>
+            <w:r>
+              <w:rPr>
+                <w:rFonts w:ascii="Arial" w:cs="Arial" w:eastAsia="Arial" w:hAnsi="Arial"/>
+                <w:b w:val="false"/>
+                <w:bCs w:val="false"/>
+                <w:i w:val="false"/>
+                <w:iCs w:val="false"/>
+                <w:color w:val="1A1A1A"/>
                 <w:sz w:val="22"/>
                 <w:szCs w:val="22"/>
               </w:rPr>
@@ -4092,7 +3884,7 @@
               <w:bottom w:val="single" w:color="CCCCCC" w:sz="4"/>
               <w:right w:val="single" w:color="CCCCCC" w:sz="4"/>
             </w:tcBorders>
-            <w:shd w:fill="E8F0F8" w:val="clear"/>
+            <w:shd w:fill="C8DCF0" w:val="clear"/>
             <w:tcMar>
               <w:top w:type="dxa" w:w="60"/>
               <w:left w:type="dxa" w:w="80"/>
@@ -4113,11 +3905,11 @@
                 <w:bCs/>
                 <w:i w:val="false"/>
                 <w:iCs w:val="false"/>
-                <w:color w:val="000000"/>
+                <w:color w:val="1A1A1A"/>
                 <w:sz w:val="18"/>
                 <w:szCs w:val="18"/>
               </w:rPr>
-              <w:t xml:space="preserve">Что имел в виду</w:t>
+              <w:t xml:space="preserve">Что хотел сказать клиент</w:t>
             </w:r>
           </w:p>
         </w:tc>
@@ -4167,7 +3959,7 @@
               <w:bottom w:val="single" w:color="CCCCCC" w:sz="4"/>
               <w:right w:val="single" w:color="CCCCCC" w:sz="4"/>
             </w:tcBorders>
-            <w:shd w:fill="E8F0F8" w:val="clear"/>
+            <w:shd w:fill="C8DCF0" w:val="clear"/>
             <w:tcMar>
               <w:top w:type="dxa" w:w="60"/>
               <w:left w:type="dxa" w:w="80"/>
@@ -4188,11 +3980,11 @@
                 <w:bCs/>
                 <w:i w:val="false"/>
                 <w:iCs w:val="false"/>
-                <w:color w:val="000000"/>
+                <w:color w:val="1A1A1A"/>
                 <w:sz w:val="18"/>
                 <w:szCs w:val="18"/>
               </w:rPr>
-              <w:t xml:space="preserve">Как надо было</w:t>
+              <w:t xml:space="preserve">Как лучше ответить / что делать</w:t>
             </w:r>
           </w:p>
         </w:tc>
@@ -4242,7 +4034,7 @@
               <w:bottom w:val="single" w:color="CCCCCC" w:sz="4"/>
               <w:right w:val="single" w:color="CCCCCC" w:sz="4"/>
             </w:tcBorders>
-            <w:shd w:fill="E8F0F8" w:val="clear"/>
+            <w:shd w:fill="C8DCF0" w:val="clear"/>
             <w:tcMar>
               <w:top w:type="dxa" w:w="60"/>
               <w:left w:type="dxa" w:w="80"/>
@@ -4263,11 +4055,11 @@
                 <w:bCs/>
                 <w:i w:val="false"/>
                 <w:iCs w:val="false"/>
-                <w:color w:val="000000"/>
+                <w:color w:val="1A1A1A"/>
                 <w:sz w:val="18"/>
                 <w:szCs w:val="18"/>
               </w:rPr>
-              <w:t xml:space="preserve">Почему так</w:t>
+              <w:t xml:space="preserve">Почему это важно</w:t>
             </w:r>
           </w:p>
         </w:tc>
@@ -4354,7 +4146,7 @@
           <w:sz w:val="20"/>
           <w:szCs w:val="20"/>
         </w:rPr>
-        <w:t xml:space="preserve">  🔶 Зона роста  ·  3 зв.</w:t>
+        <w:t xml:space="preserve">  Зона роста  ·  0 зв.</w:t>
       </w:r>
     </w:p>
     <w:tbl>
@@ -4383,7 +4175,7 @@
               <w:bottom w:val="single" w:color="CCCCCC" w:sz="4"/>
               <w:right w:val="single" w:color="CCCCCC" w:sz="4"/>
             </w:tcBorders>
-            <w:shd w:fill="E8F0F8" w:val="clear"/>
+            <w:shd w:fill="C8DCF0" w:val="clear"/>
             <w:tcMar>
               <w:top w:type="dxa" w:w="60"/>
               <w:left w:type="dxa" w:w="80"/>
@@ -4404,43 +4196,43 @@
                 <w:bCs/>
                 <w:i w:val="false"/>
                 <w:iCs w:val="false"/>
-                <w:color w:val="000000"/>
+                <w:color w:val="1A1A1A"/>
                 <w:sz w:val="18"/>
                 <w:szCs w:val="18"/>
               </w:rPr>
-              <w:t xml:space="preserve">Что сказал клиент</w:t>
-            </w:r>
-          </w:p>
-        </w:tc>
-        <w:tc>
-          <w:tcPr>
-            <w:tcBorders>
-              <w:top w:val="single" w:color="CCCCCC" w:sz="4"/>
-              <w:left w:val="single" w:color="CCCCCC" w:sz="4"/>
-              <w:bottom w:val="single" w:color="CCCCCC" w:sz="4"/>
-              <w:right w:val="single" w:color="CCCCCC" w:sz="4"/>
-            </w:tcBorders>
-            <w:tcMar>
-              <w:top w:type="dxa" w:w="60"/>
-              <w:left w:type="dxa" w:w="80"/>
-              <w:bottom w:type="dxa" w:w="60"/>
-              <w:right w:type="dxa" w:w="80"/>
-            </w:tcMar>
-            <w:vAlign w:val="center"/>
-          </w:tcPr>
-          <w:p>
-            <w:pPr>
-              <w:spacing w:after="0" w:before="0"/>
-              <w:jc w:val="left"/>
-            </w:pPr>
-            <w:r>
-              <w:rPr>
-                <w:rFonts w:ascii="Arial" w:cs="Arial" w:eastAsia="Arial" w:hAnsi="Arial"/>
-                <w:b w:val="false"/>
-                <w:bCs w:val="false"/>
-                <w:i w:val="false"/>
-                <w:iCs w:val="false"/>
-                <w:color w:val="000000"/>
+              <w:t xml:space="preserve">Ситуация / сигнал</w:t>
+            </w:r>
+          </w:p>
+        </w:tc>
+        <w:tc>
+          <w:tcPr>
+            <w:tcBorders>
+              <w:top w:val="single" w:color="CCCCCC" w:sz="4"/>
+              <w:left w:val="single" w:color="CCCCCC" w:sz="4"/>
+              <w:bottom w:val="single" w:color="CCCCCC" w:sz="4"/>
+              <w:right w:val="single" w:color="CCCCCC" w:sz="4"/>
+            </w:tcBorders>
+            <w:tcMar>
+              <w:top w:type="dxa" w:w="60"/>
+              <w:left w:type="dxa" w:w="80"/>
+              <w:bottom w:type="dxa" w:w="60"/>
+              <w:right w:type="dxa" w:w="80"/>
+            </w:tcMar>
+            <w:vAlign w:val="center"/>
+          </w:tcPr>
+          <w:p>
+            <w:pPr>
+              <w:spacing w:after="0" w:before="0"/>
+              <w:jc w:val="left"/>
+            </w:pPr>
+            <w:r>
+              <w:rPr>
+                <w:rFonts w:ascii="Arial" w:cs="Arial" w:eastAsia="Arial" w:hAnsi="Arial"/>
+                <w:b w:val="false"/>
+                <w:bCs w:val="false"/>
+                <w:i w:val="false"/>
+                <w:iCs w:val="false"/>
+                <w:color w:val="1A1A1A"/>
                 <w:sz w:val="22"/>
                 <w:szCs w:val="22"/>
               </w:rPr>
@@ -4458,7 +4250,7 @@
               <w:bottom w:val="single" w:color="CCCCCC" w:sz="4"/>
               <w:right w:val="single" w:color="CCCCCC" w:sz="4"/>
             </w:tcBorders>
-            <w:shd w:fill="E8F0F8" w:val="clear"/>
+            <w:shd w:fill="C8DCF0" w:val="clear"/>
             <w:tcMar>
               <w:top w:type="dxa" w:w="60"/>
               <w:left w:type="dxa" w:w="80"/>
@@ -4479,11 +4271,11 @@
                 <w:bCs/>
                 <w:i w:val="false"/>
                 <w:iCs w:val="false"/>
-                <w:color w:val="000000"/>
+                <w:color w:val="1A1A1A"/>
                 <w:sz w:val="18"/>
                 <w:szCs w:val="18"/>
               </w:rPr>
-              <w:t xml:space="preserve">Что имел в виду</w:t>
+              <w:t xml:space="preserve">Что хотел сказать клиент</w:t>
             </w:r>
           </w:p>
         </w:tc>
@@ -4533,7 +4325,7 @@
               <w:bottom w:val="single" w:color="CCCCCC" w:sz="4"/>
               <w:right w:val="single" w:color="CCCCCC" w:sz="4"/>
             </w:tcBorders>
-            <w:shd w:fill="E8F0F8" w:val="clear"/>
+            <w:shd w:fill="C8DCF0" w:val="clear"/>
             <w:tcMar>
               <w:top w:type="dxa" w:w="60"/>
               <w:left w:type="dxa" w:w="80"/>
@@ -4554,11 +4346,11 @@
                 <w:bCs/>
                 <w:i w:val="false"/>
                 <w:iCs w:val="false"/>
-                <w:color w:val="000000"/>
+                <w:color w:val="1A1A1A"/>
                 <w:sz w:val="18"/>
                 <w:szCs w:val="18"/>
               </w:rPr>
-              <w:t xml:space="preserve">Как надо было</w:t>
+              <w:t xml:space="preserve">Как лучше ответить / что делать</w:t>
             </w:r>
           </w:p>
         </w:tc>
@@ -4608,7 +4400,7 @@
               <w:bottom w:val="single" w:color="CCCCCC" w:sz="4"/>
               <w:right w:val="single" w:color="CCCCCC" w:sz="4"/>
             </w:tcBorders>
-            <w:shd w:fill="E8F0F8" w:val="clear"/>
+            <w:shd w:fill="C8DCF0" w:val="clear"/>
             <w:tcMar>
               <w:top w:type="dxa" w:w="60"/>
               <w:left w:type="dxa" w:w="80"/>
@@ -4629,11 +4421,11 @@
                 <w:bCs/>
                 <w:i w:val="false"/>
                 <w:iCs w:val="false"/>
-                <w:color w:val="000000"/>
+                <w:color w:val="1A1A1A"/>
                 <w:sz w:val="18"/>
                 <w:szCs w:val="18"/>
               </w:rPr>
-              <w:t xml:space="preserve">Почему так</w:t>
+              <w:t xml:space="preserve">Почему это важно</w:t>
             </w:r>
           </w:p>
         </w:tc>
@@ -4720,7 +4512,7 @@
           <w:sz w:val="20"/>
           <w:szCs w:val="20"/>
         </w:rPr>
-        <w:t xml:space="preserve">  ✅ Сильная сторона  ·  6 зв.</w:t>
+        <w:t xml:space="preserve">  Сильная сторона  ·  0 зв.</w:t>
       </w:r>
     </w:p>
     <w:tbl>
@@ -4749,7 +4541,7 @@
               <w:bottom w:val="single" w:color="CCCCCC" w:sz="4"/>
               <w:right w:val="single" w:color="CCCCCC" w:sz="4"/>
             </w:tcBorders>
-            <w:shd w:fill="E8F0F8" w:val="clear"/>
+            <w:shd w:fill="C8DCF0" w:val="clear"/>
             <w:tcMar>
               <w:top w:type="dxa" w:w="60"/>
               <w:left w:type="dxa" w:w="80"/>
@@ -4770,43 +4562,43 @@
                 <w:bCs/>
                 <w:i w:val="false"/>
                 <w:iCs w:val="false"/>
-                <w:color w:val="000000"/>
+                <w:color w:val="1A1A1A"/>
                 <w:sz w:val="18"/>
                 <w:szCs w:val="18"/>
               </w:rPr>
-              <w:t xml:space="preserve">Что сказал клиент</w:t>
-            </w:r>
-          </w:p>
-        </w:tc>
-        <w:tc>
-          <w:tcPr>
-            <w:tcBorders>
-              <w:top w:val="single" w:color="CCCCCC" w:sz="4"/>
-              <w:left w:val="single" w:color="CCCCCC" w:sz="4"/>
-              <w:bottom w:val="single" w:color="CCCCCC" w:sz="4"/>
-              <w:right w:val="single" w:color="CCCCCC" w:sz="4"/>
-            </w:tcBorders>
-            <w:tcMar>
-              <w:top w:type="dxa" w:w="60"/>
-              <w:left w:type="dxa" w:w="80"/>
-              <w:bottom w:type="dxa" w:w="60"/>
-              <w:right w:type="dxa" w:w="80"/>
-            </w:tcMar>
-            <w:vAlign w:val="center"/>
-          </w:tcPr>
-          <w:p>
-            <w:pPr>
-              <w:spacing w:after="0" w:before="0"/>
-              <w:jc w:val="left"/>
-            </w:pPr>
-            <w:r>
-              <w:rPr>
-                <w:rFonts w:ascii="Arial" w:cs="Arial" w:eastAsia="Arial" w:hAnsi="Arial"/>
-                <w:b w:val="false"/>
-                <w:bCs w:val="false"/>
-                <w:i w:val="false"/>
-                <w:iCs w:val="false"/>
-                <w:color w:val="000000"/>
+              <w:t xml:space="preserve">Ситуация / сигнал</w:t>
+            </w:r>
+          </w:p>
+        </w:tc>
+        <w:tc>
+          <w:tcPr>
+            <w:tcBorders>
+              <w:top w:val="single" w:color="CCCCCC" w:sz="4"/>
+              <w:left w:val="single" w:color="CCCCCC" w:sz="4"/>
+              <w:bottom w:val="single" w:color="CCCCCC" w:sz="4"/>
+              <w:right w:val="single" w:color="CCCCCC" w:sz="4"/>
+            </w:tcBorders>
+            <w:tcMar>
+              <w:top w:type="dxa" w:w="60"/>
+              <w:left w:type="dxa" w:w="80"/>
+              <w:bottom w:type="dxa" w:w="60"/>
+              <w:right w:type="dxa" w:w="80"/>
+            </w:tcMar>
+            <w:vAlign w:val="center"/>
+          </w:tcPr>
+          <w:p>
+            <w:pPr>
+              <w:spacing w:after="0" w:before="0"/>
+              <w:jc w:val="left"/>
+            </w:pPr>
+            <w:r>
+              <w:rPr>
+                <w:rFonts w:ascii="Arial" w:cs="Arial" w:eastAsia="Arial" w:hAnsi="Arial"/>
+                <w:b w:val="false"/>
+                <w:bCs w:val="false"/>
+                <w:i w:val="false"/>
+                <w:iCs w:val="false"/>
+                <w:color w:val="1A1A1A"/>
                 <w:sz w:val="22"/>
                 <w:szCs w:val="22"/>
               </w:rPr>
@@ -4824,7 +4616,7 @@
               <w:bottom w:val="single" w:color="CCCCCC" w:sz="4"/>
               <w:right w:val="single" w:color="CCCCCC" w:sz="4"/>
             </w:tcBorders>
-            <w:shd w:fill="E8F0F8" w:val="clear"/>
+            <w:shd w:fill="C8DCF0" w:val="clear"/>
             <w:tcMar>
               <w:top w:type="dxa" w:w="60"/>
               <w:left w:type="dxa" w:w="80"/>
@@ -4845,11 +4637,11 @@
                 <w:bCs/>
                 <w:i w:val="false"/>
                 <w:iCs w:val="false"/>
-                <w:color w:val="000000"/>
+                <w:color w:val="1A1A1A"/>
                 <w:sz w:val="18"/>
                 <w:szCs w:val="18"/>
               </w:rPr>
-              <w:t xml:space="preserve">Что имел в виду</w:t>
+              <w:t xml:space="preserve">Что хотел сказать клиент</w:t>
             </w:r>
           </w:p>
         </w:tc>
@@ -4899,7 +4691,7 @@
               <w:bottom w:val="single" w:color="CCCCCC" w:sz="4"/>
               <w:right w:val="single" w:color="CCCCCC" w:sz="4"/>
             </w:tcBorders>
-            <w:shd w:fill="E8F0F8" w:val="clear"/>
+            <w:shd w:fill="C8DCF0" w:val="clear"/>
             <w:tcMar>
               <w:top w:type="dxa" w:w="60"/>
               <w:left w:type="dxa" w:w="80"/>
@@ -4920,11 +4712,11 @@
                 <w:bCs/>
                 <w:i w:val="false"/>
                 <w:iCs w:val="false"/>
-                <w:color w:val="000000"/>
+                <w:color w:val="1A1A1A"/>
                 <w:sz w:val="18"/>
                 <w:szCs w:val="18"/>
               </w:rPr>
-              <w:t xml:space="preserve">Как надо было</w:t>
+              <w:t xml:space="preserve">Как лучше ответить / что делать</w:t>
             </w:r>
           </w:p>
         </w:tc>
@@ -4974,7 +4766,7 @@
               <w:bottom w:val="single" w:color="CCCCCC" w:sz="4"/>
               <w:right w:val="single" w:color="CCCCCC" w:sz="4"/>
             </w:tcBorders>
-            <w:shd w:fill="E8F0F8" w:val="clear"/>
+            <w:shd w:fill="C8DCF0" w:val="clear"/>
             <w:tcMar>
               <w:top w:type="dxa" w:w="60"/>
               <w:left w:type="dxa" w:w="80"/>
@@ -4995,11 +4787,11 @@
                 <w:bCs/>
                 <w:i w:val="false"/>
                 <w:iCs w:val="false"/>
-                <w:color w:val="000000"/>
+                <w:color w:val="1A1A1A"/>
                 <w:sz w:val="18"/>
                 <w:szCs w:val="18"/>
               </w:rPr>
-              <w:t xml:space="preserve">Почему так</w:t>
+              <w:t xml:space="preserve">Почему это важно</w:t>
             </w:r>
           </w:p>
         </w:tc>
@@ -5056,140 +4848,278 @@
     </w:p>
     <w:p>
       <w:pPr>
-        <w:spacing w:after="80" w:before="160"/>
+        <w:shd w:fill="1F3864" w:val="clear"/>
+        <w:spacing w:after="100" w:before="200"/>
+        <w:ind w:left="120" w:right="120"/>
       </w:pPr>
       <w:r>
         <w:rPr>
           <w:rFonts w:ascii="Arial" w:cs="Arial" w:eastAsia="Arial" w:hAnsi="Arial"/>
           <w:b/>
           <w:bCs/>
-          <w:color w:val="1F3864"/>
-          <w:sz w:val="28"/>
-          <w:szCs w:val="28"/>
+          <w:color w:val="FFFFFF"/>
+          <w:sz w:val="26"/>
+          <w:szCs w:val="26"/>
         </w:rPr>
         <w:t xml:space="preserve">🏆 ЧЕЛЛЕНДЖ НА ЗАВТРА</w:t>
       </w:r>
     </w:p>
+    <w:tbl>
+      <w:tblPr>
+        <w:tblW w:type="pct" w:w="100%"/>
+        <w:tblBorders>
+          <w:top w:val="single" w:color="auto" w:sz="4"/>
+          <w:left w:val="single" w:color="auto" w:sz="4"/>
+          <w:bottom w:val="single" w:color="auto" w:sz="4"/>
+          <w:right w:val="single" w:color="auto" w:sz="4"/>
+          <w:insideH w:val="single" w:color="auto" w:sz="4"/>
+          <w:insideV w:val="single" w:color="auto" w:sz="4"/>
+        </w:tblBorders>
+      </w:tblPr>
+      <w:tblGrid>
+        <w:gridCol w:w="100"/>
+        <w:gridCol w:w="100"/>
+      </w:tblGrid>
+      <w:tr>
+        <w:tc>
+          <w:tcPr>
+            <w:tcW w:type="pct" w:w="28%"/>
+            <w:tcBorders>
+              <w:top w:val="single" w:color="CCCCCC" w:sz="4"/>
+              <w:left w:val="single" w:color="CCCCCC" w:sz="4"/>
+              <w:bottom w:val="single" w:color="CCCCCC" w:sz="4"/>
+              <w:right w:val="single" w:color="CCCCCC" w:sz="4"/>
+            </w:tcBorders>
+            <w:shd w:fill="FFE082" w:val="clear"/>
+            <w:tcMar>
+              <w:top w:type="dxa" w:w="80"/>
+              <w:left w:type="dxa" w:w="100"/>
+              <w:bottom w:type="dxa" w:w="80"/>
+              <w:right w:type="dxa" w:w="80"/>
+            </w:tcMar>
+            <w:vAlign w:val="top"/>
+          </w:tcPr>
+          <w:p>
+            <w:pPr>
+              <w:spacing w:after="0" w:before="0"/>
+            </w:pPr>
+            <w:r>
+              <w:rPr>
+                <w:rFonts w:ascii="Arial" w:cs="Arial" w:eastAsia="Arial" w:hAnsi="Arial"/>
+                <w:b/>
+                <w:bCs/>
+                <w:color w:val="1F3864"/>
+                <w:sz w:val="20"/>
+                <w:szCs w:val="20"/>
+              </w:rPr>
+              <w:t xml:space="preserve">Цель</w:t>
+            </w:r>
+          </w:p>
+        </w:tc>
+        <w:tc>
+          <w:tcPr>
+            <w:tcBorders>
+              <w:top w:val="single" w:color="CCCCCC" w:sz="4"/>
+              <w:left w:val="single" w:color="CCCCCC" w:sz="4"/>
+              <w:bottom w:val="single" w:color="CCCCCC" w:sz="4"/>
+              <w:right w:val="single" w:color="CCCCCC" w:sz="4"/>
+            </w:tcBorders>
+            <w:shd w:fill="FFFBEA" w:val="clear"/>
+            <w:tcMar>
+              <w:top w:type="dxa" w:w="80"/>
+              <w:left w:type="dxa" w:w="100"/>
+              <w:bottom w:type="dxa" w:w="80"/>
+              <w:right w:type="dxa" w:w="100"/>
+            </w:tcMar>
+            <w:vAlign w:val="top"/>
+          </w:tcPr>
+          <w:p>
+            <w:pPr>
+              <w:spacing w:after="0" w:before="0"/>
+            </w:pPr>
+            <w:r>
+              <w:rPr>
+                <w:rFonts w:ascii="Arial" w:cs="Arial" w:eastAsia="Arial" w:hAnsi="Arial"/>
+                <w:b/>
+                <w:bCs/>
+                <w:color w:val="1F3864"/>
+                <w:sz w:val="22"/>
+                <w:szCs w:val="22"/>
+              </w:rPr>
+              <w:t xml:space="preserve">Из следующих 8 звонков — отработать 'Выявление детальных потребностей' минимум в 6 случаях.</w:t>
+            </w:r>
+          </w:p>
+        </w:tc>
+      </w:tr>
+      <w:tr>
+        <w:tc>
+          <w:tcPr>
+            <w:tcW w:type="pct" w:w="28%"/>
+            <w:tcBorders>
+              <w:top w:val="single" w:color="CCCCCC" w:sz="4"/>
+              <w:left w:val="single" w:color="CCCCCC" w:sz="4"/>
+              <w:bottom w:val="single" w:color="CCCCCC" w:sz="4"/>
+              <w:right w:val="single" w:color="CCCCCC" w:sz="4"/>
+            </w:tcBorders>
+            <w:shd w:fill="FFE082" w:val="clear"/>
+            <w:tcMar>
+              <w:top w:type="dxa" w:w="80"/>
+              <w:left w:type="dxa" w:w="100"/>
+              <w:bottom w:type="dxa" w:w="80"/>
+              <w:right w:type="dxa" w:w="80"/>
+            </w:tcMar>
+            <w:vAlign w:val="top"/>
+          </w:tcPr>
+          <w:p>
+            <w:pPr>
+              <w:spacing w:after="0" w:before="0"/>
+            </w:pPr>
+            <w:r>
+              <w:rPr>
+                <w:rFonts w:ascii="Arial" w:cs="Arial" w:eastAsia="Arial" w:hAnsi="Arial"/>
+                <w:b/>
+                <w:bCs/>
+                <w:color w:val="1F3864"/>
+                <w:sz w:val="20"/>
+                <w:szCs w:val="20"/>
+              </w:rPr>
+              <w:t xml:space="preserve">Фокус на завтра</w:t>
+            </w:r>
+          </w:p>
+        </w:tc>
+        <w:tc>
+          <w:tcPr>
+            <w:tcBorders>
+              <w:top w:val="single" w:color="CCCCCC" w:sz="4"/>
+              <w:left w:val="single" w:color="CCCCCC" w:sz="4"/>
+              <w:bottom w:val="single" w:color="CCCCCC" w:sz="4"/>
+              <w:right w:val="single" w:color="CCCCCC" w:sz="4"/>
+            </w:tcBorders>
+            <w:shd w:fill="FFFBEA" w:val="clear"/>
+            <w:tcMar>
+              <w:top w:type="dxa" w:w="80"/>
+              <w:left w:type="dxa" w:w="100"/>
+              <w:bottom w:type="dxa" w:w="80"/>
+              <w:right w:type="dxa" w:w="100"/>
+            </w:tcMar>
+            <w:vAlign w:val="top"/>
+          </w:tcPr>
+          <w:p>
+            <w:pPr>
+              <w:spacing w:after="20" w:before="0"/>
+            </w:pPr>
+            <w:r>
+              <w:rPr>
+                <w:rFonts w:ascii="Arial" w:cs="Arial" w:eastAsia="Arial" w:hAnsi="Arial"/>
+                <w:color w:val="888888"/>
+                <w:sz w:val="20"/>
+                <w:szCs w:val="20"/>
+              </w:rPr>
+              <w:t xml:space="preserve">Сегодня: 7 звонк(ов) с повторением основного паттерна дня.</w:t>
+            </w:r>
+          </w:p>
+          <w:p>
+            <w:pPr>
+              <w:spacing w:after="20" w:before="0"/>
+            </w:pPr>
+            <w:r>
+              <w:rPr>
+                <w:rFonts w:ascii="Arial" w:cs="Arial" w:eastAsia="Arial" w:hAnsi="Arial"/>
+                <w:color w:val="888888"/>
+                <w:sz w:val="20"/>
+                <w:szCs w:val="20"/>
+              </w:rPr>
+              <w:t xml:space="preserve">Рекорд: нет базы (первый период отслеживания).</w:t>
+            </w:r>
+          </w:p>
+        </w:tc>
+      </w:tr>
+      <w:tr>
+        <w:tc>
+          <w:tcPr>
+            <w:tcW w:type="pct" w:w="28%"/>
+            <w:tcBorders>
+              <w:top w:val="single" w:color="CCCCCC" w:sz="4"/>
+              <w:left w:val="single" w:color="CCCCCC" w:sz="4"/>
+              <w:bottom w:val="single" w:color="CCCCCC" w:sz="4"/>
+              <w:right w:val="single" w:color="CCCCCC" w:sz="4"/>
+            </w:tcBorders>
+            <w:shd w:fill="FFE082" w:val="clear"/>
+            <w:tcMar>
+              <w:top w:type="dxa" w:w="80"/>
+              <w:left w:type="dxa" w:w="100"/>
+              <w:bottom w:type="dxa" w:w="80"/>
+              <w:right w:type="dxa" w:w="80"/>
+            </w:tcMar>
+            <w:vAlign w:val="top"/>
+          </w:tcPr>
+          <w:p>
+            <w:pPr>
+              <w:spacing w:after="0" w:before="0"/>
+            </w:pPr>
+            <w:r>
+              <w:rPr>
+                <w:rFonts w:ascii="Arial" w:cs="Arial" w:eastAsia="Arial" w:hAnsi="Arial"/>
+                <w:b/>
+                <w:bCs/>
+                <w:color w:val="1F3864"/>
+                <w:sz w:val="20"/>
+                <w:szCs w:val="20"/>
+              </w:rPr>
+              <w:t xml:space="preserve">Фраза для завтра</w:t>
+            </w:r>
+          </w:p>
+        </w:tc>
+        <w:tc>
+          <w:tcPr>
+            <w:tcBorders>
+              <w:top w:val="single" w:color="CCCCCC" w:sz="4"/>
+              <w:left w:val="single" w:color="CCCCCC" w:sz="4"/>
+              <w:bottom w:val="single" w:color="CCCCCC" w:sz="4"/>
+              <w:right w:val="single" w:color="CCCCCC" w:sz="4"/>
+            </w:tcBorders>
+            <w:shd w:fill="FFFBEA" w:val="clear"/>
+            <w:tcMar>
+              <w:top w:type="dxa" w:w="80"/>
+              <w:left w:type="dxa" w:w="100"/>
+              <w:bottom w:type="dxa" w:w="80"/>
+              <w:right w:type="dxa" w:w="100"/>
+            </w:tcMar>
+            <w:vAlign w:val="top"/>
+          </w:tcPr>
+          <w:p>
+            <w:pPr>
+              <w:spacing w:after="0" w:before="0"/>
+            </w:pPr>
+            <w:r>
+              <w:rPr>
+                <w:rFonts w:ascii="Arial" w:cs="Arial" w:eastAsia="Arial" w:hAnsi="Arial"/>
+                <w:color w:val="1F3864"/>
+                <w:sz w:val="22"/>
+                <w:szCs w:val="22"/>
+              </w:rPr>
+              <w:t xml:space="preserve">«Сначала уточняем контекст клиента, затем даём решение и фиксируем следующий шаг.»</w:t>
+            </w:r>
+          </w:p>
+        </w:tc>
+      </w:tr>
+    </w:tbl>
     <w:p>
       <w:pPr>
-        <w:spacing w:after="60" w:before="0"/>
+        <w:shd w:fill="1F3864" w:val="clear"/>
+        <w:spacing w:after="100" w:before="200"/>
+        <w:ind w:left="120" w:right="120"/>
       </w:pPr>
       <w:r>
         <w:rPr>
           <w:rFonts w:ascii="Arial" w:cs="Arial" w:eastAsia="Arial" w:hAnsi="Arial"/>
           <w:b/>
           <w:bCs/>
-          <w:color w:val="000000"/>
-          <w:sz w:val="24"/>
-          <w:szCs w:val="24"/>
+          <w:color w:val="FFFFFF"/>
+          <w:sz w:val="26"/>
+          <w:szCs w:val="26"/>
         </w:rPr>
-        <w:t xml:space="preserve">Из следующих 8 звонков — отработать 'Выявление детальных потребностей' минимум в 6 случаях.</w:t>
-      </w:r>
-    </w:p>
-    <w:p>
-      <w:pPr>
-        <w:spacing w:after="0" w:before="0"/>
-      </w:pPr>
-      <w:r>
-        <w:rPr>
-          <w:rFonts w:ascii="Arial" w:cs="Arial" w:eastAsia="Arial" w:hAnsi="Arial"/>
-          <w:sz w:val="8"/>
-          <w:szCs w:val="8"/>
-        </w:rPr>
-        <w:t xml:space="preserve"/>
-      </w:r>
-    </w:p>
-    <w:p>
-      <w:pPr>
-        <w:spacing w:after="60" w:before="0"/>
-      </w:pPr>
-      <w:r>
-        <w:rPr>
-          <w:rFonts w:ascii="Arial" w:cs="Arial" w:eastAsia="Arial" w:hAnsi="Arial"/>
-          <w:b w:val="false"/>
-          <w:bCs w:val="false"/>
-          <w:color w:val="000000"/>
-          <w:sz w:val="22"/>
-          <w:szCs w:val="22"/>
-        </w:rPr>
-        <w:t xml:space="preserve">Сегодня: 7 звонк(ов) с повторением основного паттерна дня.</w:t>
-      </w:r>
-    </w:p>
-    <w:p>
-      <w:pPr>
-        <w:spacing w:after="60" w:before="0"/>
-      </w:pPr>
-      <w:r>
-        <w:rPr>
-          <w:rFonts w:ascii="Arial" w:cs="Arial" w:eastAsia="Arial" w:hAnsi="Arial"/>
-          <w:b w:val="false"/>
-          <w:bCs w:val="false"/>
-          <w:color w:val="000000"/>
-          <w:sz w:val="22"/>
-          <w:szCs w:val="22"/>
-        </w:rPr>
-        <w:t xml:space="preserve">Рекорд: нет базы (первый период отслеживания).</w:t>
-      </w:r>
-    </w:p>
-    <w:p>
-      <w:pPr>
-        <w:spacing w:after="0" w:before="0"/>
-      </w:pPr>
-      <w:r>
-        <w:rPr>
-          <w:rFonts w:ascii="Arial" w:cs="Arial" w:eastAsia="Arial" w:hAnsi="Arial"/>
-          <w:sz w:val="8"/>
-          <w:szCs w:val="8"/>
-        </w:rPr>
-        <w:t xml:space="preserve"/>
-      </w:r>
-    </w:p>
-    <w:p>
-      <w:pPr>
-        <w:spacing w:after="40" w:before="80"/>
-      </w:pPr>
-      <w:r>
-        <w:rPr>
-          <w:rFonts w:ascii="Arial" w:cs="Arial" w:eastAsia="Arial" w:hAnsi="Arial"/>
-          <w:b/>
-          <w:bCs/>
-          <w:color w:val="1F3864"/>
-          <w:sz w:val="22"/>
-          <w:szCs w:val="22"/>
-        </w:rPr>
-        <w:t xml:space="preserve">Фраза для завтра:</w:t>
-      </w:r>
-    </w:p>
-    <w:p>
-      <w:pPr>
-        <w:spacing w:after="60" w:before="0"/>
-      </w:pPr>
-      <w:r>
-        <w:rPr>
-          <w:rFonts w:ascii="Arial" w:cs="Arial" w:eastAsia="Arial" w:hAnsi="Arial"/>
-          <w:b w:val="false"/>
-          <w:bCs w:val="false"/>
-          <w:color w:val="1F3864"/>
-          <w:sz w:val="22"/>
-          <w:szCs w:val="22"/>
-        </w:rPr>
-        <w:t xml:space="preserve">Сначала уточняем контекст клиента, затем даём решение и фиксируем следующий шаг.</w:t>
-      </w:r>
-    </w:p>
-    <w:p>
-      <w:pPr>
-        <w:spacing w:after="80" w:before="160"/>
-      </w:pPr>
-      <w:r>
-        <w:rPr>
-          <w:rFonts w:ascii="Arial" w:cs="Arial" w:eastAsia="Arial" w:hAnsi="Arial"/>
-          <w:b/>
-          <w:bCs/>
-          <w:color w:val="1F3864"/>
-          <w:sz w:val="28"/>
-          <w:szCs w:val="28"/>
-        </w:rPr>
-        <w:t xml:space="preserve">📞 ПОЗВОНИ ЗАВТРА</w:t>
+        <w:t xml:space="preserve">📞 КОГО ВЗЯТЬ В РАБОТУ ЗАВТРА</w:t>
       </w:r>
     </w:p>
     <w:tbl>
@@ -5209,18 +5139,19 @@
         <w:gridCol w:w="100"/>
         <w:gridCol w:w="100"/>
         <w:gridCol w:w="100"/>
+        <w:gridCol w:w="100"/>
       </w:tblGrid>
       <w:tr>
         <w:tc>
           <w:tcPr>
-            <w:tcW w:type="pct" w:w="13%"/>
-            <w:tcBorders>
-              <w:top w:val="single" w:color="CCCCCC" w:sz="4"/>
-              <w:left w:val="single" w:color="CCCCCC" w:sz="4"/>
-              <w:bottom w:val="single" w:color="CCCCCC" w:sz="4"/>
-              <w:right w:val="single" w:color="CCCCCC" w:sz="4"/>
-            </w:tcBorders>
-            <w:shd w:fill="E8F0F8" w:val="clear"/>
+            <w:tcW w:type="pct" w:w="12%"/>
+            <w:tcBorders>
+              <w:top w:val="single" w:color="CCCCCC" w:sz="4"/>
+              <w:left w:val="single" w:color="CCCCCC" w:sz="4"/>
+              <w:bottom w:val="single" w:color="CCCCCC" w:sz="4"/>
+              <w:right w:val="single" w:color="CCCCCC" w:sz="4"/>
+            </w:tcBorders>
+            <w:shd w:fill="C8DCF0" w:val="clear"/>
             <w:tcMar>
               <w:top w:type="dxa" w:w="60"/>
               <w:left w:type="dxa" w:w="80"/>
@@ -5241,7 +5172,7 @@
                 <w:bCs/>
                 <w:i w:val="false"/>
                 <w:iCs w:val="false"/>
-                <w:color w:val="000000"/>
+                <w:color w:val="1A1A1A"/>
                 <w:sz w:val="18"/>
                 <w:szCs w:val="18"/>
               </w:rPr>
@@ -5251,14 +5182,14 @@
         </w:tc>
         <w:tc>
           <w:tcPr>
-            <w:tcW w:type="pct" w:w="20%"/>
-            <w:tcBorders>
-              <w:top w:val="single" w:color="CCCCCC" w:sz="4"/>
-              <w:left w:val="single" w:color="CCCCCC" w:sz="4"/>
-              <w:bottom w:val="single" w:color="CCCCCC" w:sz="4"/>
-              <w:right w:val="single" w:color="CCCCCC" w:sz="4"/>
-            </w:tcBorders>
-            <w:shd w:fill="E8F0F8" w:val="clear"/>
+            <w:tcW w:type="pct" w:w="18%"/>
+            <w:tcBorders>
+              <w:top w:val="single" w:color="CCCCCC" w:sz="4"/>
+              <w:left w:val="single" w:color="CCCCCC" w:sz="4"/>
+              <w:bottom w:val="single" w:color="CCCCCC" w:sz="4"/>
+              <w:right w:val="single" w:color="CCCCCC" w:sz="4"/>
+            </w:tcBorders>
+            <w:shd w:fill="C8DCF0" w:val="clear"/>
             <w:tcMar>
               <w:top w:type="dxa" w:w="60"/>
               <w:left w:type="dxa" w:w="80"/>
@@ -5279,7 +5210,7 @@
                 <w:bCs/>
                 <w:i w:val="false"/>
                 <w:iCs w:val="false"/>
-                <w:color w:val="000000"/>
+                <w:color w:val="1A1A1A"/>
                 <w:sz w:val="18"/>
                 <w:szCs w:val="18"/>
               </w:rPr>
@@ -5289,14 +5220,14 @@
         </w:tc>
         <w:tc>
           <w:tcPr>
-            <w:tcW w:type="pct" w:w="20%"/>
-            <w:tcBorders>
-              <w:top w:val="single" w:color="CCCCCC" w:sz="4"/>
-              <w:left w:val="single" w:color="CCCCCC" w:sz="4"/>
-              <w:bottom w:val="single" w:color="CCCCCC" w:sz="4"/>
-              <w:right w:val="single" w:color="CCCCCC" w:sz="4"/>
-            </w:tcBorders>
-            <w:shd w:fill="E8F0F8" w:val="clear"/>
+            <w:tcW w:type="pct" w:w="26%"/>
+            <w:tcBorders>
+              <w:top w:val="single" w:color="CCCCCC" w:sz="4"/>
+              <w:left w:val="single" w:color="CCCCCC" w:sz="4"/>
+              <w:bottom w:val="single" w:color="CCCCCC" w:sz="4"/>
+              <w:right w:val="single" w:color="CCCCCC" w:sz="4"/>
+            </w:tcBorders>
+            <w:shd w:fill="C8DCF0" w:val="clear"/>
             <w:tcMar>
               <w:top w:type="dxa" w:w="60"/>
               <w:left w:type="dxa" w:w="80"/>
@@ -5317,24 +5248,24 @@
                 <w:bCs/>
                 <w:i w:val="false"/>
                 <w:iCs w:val="false"/>
-                <w:color w:val="000000"/>
+                <w:color w:val="1A1A1A"/>
                 <w:sz w:val="18"/>
                 <w:szCs w:val="18"/>
               </w:rPr>
-              <w:t xml:space="preserve">Контекст</w:t>
-            </w:r>
-          </w:p>
-        </w:tc>
-        <w:tc>
-          <w:tcPr>
-            <w:tcW w:type="pct" w:w="47%"/>
-            <w:tcBorders>
-              <w:top w:val="single" w:color="CCCCCC" w:sz="4"/>
-              <w:left w:val="single" w:color="CCCCCC" w:sz="4"/>
-              <w:bottom w:val="single" w:color="CCCCCC" w:sz="4"/>
-              <w:right w:val="single" w:color="CCCCCC" w:sz="4"/>
-            </w:tcBorders>
-            <w:shd w:fill="E8F0F8" w:val="clear"/>
+              <w:t xml:space="preserve">Ситуация или договорённость</w:t>
+            </w:r>
+          </w:p>
+        </w:tc>
+        <w:tc>
+          <w:tcPr>
+            <w:tcW w:type="pct" w:w="22%"/>
+            <w:tcBorders>
+              <w:top w:val="single" w:color="CCCCCC" w:sz="4"/>
+              <w:left w:val="single" w:color="CCCCCC" w:sz="4"/>
+              <w:bottom w:val="single" w:color="CCCCCC" w:sz="4"/>
+              <w:right w:val="single" w:color="CCCCCC" w:sz="4"/>
+            </w:tcBorders>
+            <w:shd w:fill="C8DCF0" w:val="clear"/>
             <w:tcMar>
               <w:top w:type="dxa" w:w="60"/>
               <w:left w:type="dxa" w:w="80"/>
@@ -5355,11 +5286,49 @@
                 <w:bCs/>
                 <w:i w:val="false"/>
                 <w:iCs w:val="false"/>
-                <w:color w:val="000000"/>
+                <w:color w:val="1A1A1A"/>
                 <w:sz w:val="18"/>
                 <w:szCs w:val="18"/>
               </w:rPr>
-              <w:t xml:space="preserve">Скрипт открытия</w:t>
+              <w:t xml:space="preserve">Рекомендация</w:t>
+            </w:r>
+          </w:p>
+        </w:tc>
+        <w:tc>
+          <w:tcPr>
+            <w:tcW w:type="pct" w:w="22%"/>
+            <w:tcBorders>
+              <w:top w:val="single" w:color="CCCCCC" w:sz="4"/>
+              <w:left w:val="single" w:color="CCCCCC" w:sz="4"/>
+              <w:bottom w:val="single" w:color="CCCCCC" w:sz="4"/>
+              <w:right w:val="single" w:color="CCCCCC" w:sz="4"/>
+            </w:tcBorders>
+            <w:shd w:fill="C8DCF0" w:val="clear"/>
+            <w:tcMar>
+              <w:top w:type="dxa" w:w="60"/>
+              <w:left w:type="dxa" w:w="80"/>
+              <w:bottom w:type="dxa" w:w="60"/>
+              <w:right w:type="dxa" w:w="80"/>
+            </w:tcMar>
+            <w:vAlign w:val="center"/>
+          </w:tcPr>
+          <w:p>
+            <w:pPr>
+              <w:spacing w:after="0" w:before="0"/>
+              <w:jc w:val="left"/>
+            </w:pPr>
+            <w:r>
+              <w:rPr>
+                <w:rFonts w:ascii="Arial" w:cs="Arial" w:eastAsia="Arial" w:hAnsi="Arial"/>
+                <w:b/>
+                <w:bCs/>
+                <w:i w:val="false"/>
+                <w:iCs w:val="false"/>
+                <w:color w:val="1A1A1A"/>
+                <w:sz w:val="18"/>
+                <w:szCs w:val="18"/>
+              </w:rPr>
+              <w:t xml:space="preserve">Первая фраза</w:t>
             </w:r>
           </w:p>
         </w:tc>
@@ -5429,7 +5398,7 @@
                 <w:bCs w:val="false"/>
                 <w:i w:val="false"/>
                 <w:iCs w:val="false"/>
-                <w:color w:val="000000"/>
+                <w:color w:val="1A1A1A"/>
                 <w:sz w:val="22"/>
                 <w:szCs w:val="22"/>
               </w:rPr>
@@ -5469,7 +5438,43 @@
                 <w:sz w:val="20"/>
                 <w:szCs w:val="20"/>
               </w:rPr>
-              <w:t xml:space="preserve">→ 2026-04-07</w:t>
+              <w:t xml:space="preserve">Перезвонить: 2026-04-07</w:t>
+            </w:r>
+          </w:p>
+        </w:tc>
+        <w:tc>
+          <w:tcPr>
+            <w:tcBorders>
+              <w:top w:val="single" w:color="CCCCCC" w:sz="4"/>
+              <w:left w:val="single" w:color="CCCCCC" w:sz="4"/>
+              <w:bottom w:val="single" w:color="CCCCCC" w:sz="4"/>
+              <w:right w:val="single" w:color="CCCCCC" w:sz="4"/>
+            </w:tcBorders>
+            <w:tcMar>
+              <w:top w:type="dxa" w:w="60"/>
+              <w:left w:type="dxa" w:w="80"/>
+              <w:bottom w:type="dxa" w:w="60"/>
+              <w:right w:type="dxa" w:w="80"/>
+            </w:tcMar>
+            <w:vAlign w:val="center"/>
+          </w:tcPr>
+          <w:p>
+            <w:pPr>
+              <w:spacing w:after="0" w:before="0"/>
+              <w:jc w:val="left"/>
+            </w:pPr>
+            <w:r>
+              <w:rPr>
+                <w:rFonts w:ascii="Arial" w:cs="Arial" w:eastAsia="Arial" w:hAnsi="Arial"/>
+                <w:b w:val="false"/>
+                <w:bCs w:val="false"/>
+                <w:i w:val="false"/>
+                <w:iCs w:val="false"/>
+                <w:color w:val="1F3864"/>
+                <w:sz w:val="20"/>
+                <w:szCs w:val="20"/>
+              </w:rPr>
+              <w:t xml:space="preserve">Перезвонить по указанному поводу</w:t>
             </w:r>
           </w:p>
         </w:tc>
@@ -5502,8 +5507,8 @@
                 <w:i/>
                 <w:iCs/>
                 <w:color w:val="1F3864"/>
-                <w:sz w:val="22"/>
-                <w:szCs w:val="22"/>
+                <w:sz w:val="20"/>
+                <w:szCs w:val="20"/>
               </w:rPr>
               <w:t xml:space="preserve">«Анна, Эльмира из Договор-24. Договорились созвониться — удобно сейчас пару минут?»</w:t>
             </w:r>
@@ -5577,7 +5582,7 @@
                 <w:bCs w:val="false"/>
                 <w:i w:val="false"/>
                 <w:iCs w:val="false"/>
-                <w:color w:val="000000"/>
+                <w:color w:val="1A1A1A"/>
                 <w:sz w:val="22"/>
                 <w:szCs w:val="22"/>
               </w:rPr>
@@ -5618,7 +5623,44 @@
                 <w:sz w:val="20"/>
                 <w:szCs w:val="20"/>
               </w:rPr>
-              <w:t xml:space="preserve">→ 2026-04-10</w:t>
+              <w:t xml:space="preserve">Перезвонить: 2026-04-10</w:t>
+            </w:r>
+          </w:p>
+        </w:tc>
+        <w:tc>
+          <w:tcPr>
+            <w:tcBorders>
+              <w:top w:val="single" w:color="CCCCCC" w:sz="4"/>
+              <w:left w:val="single" w:color="CCCCCC" w:sz="4"/>
+              <w:bottom w:val="single" w:color="CCCCCC" w:sz="4"/>
+              <w:right w:val="single" w:color="CCCCCC" w:sz="4"/>
+            </w:tcBorders>
+            <w:shd w:fill="F9F9F9" w:val="clear"/>
+            <w:tcMar>
+              <w:top w:type="dxa" w:w="60"/>
+              <w:left w:type="dxa" w:w="80"/>
+              <w:bottom w:type="dxa" w:w="60"/>
+              <w:right w:type="dxa" w:w="80"/>
+            </w:tcMar>
+            <w:vAlign w:val="center"/>
+          </w:tcPr>
+          <w:p>
+            <w:pPr>
+              <w:spacing w:after="0" w:before="0"/>
+              <w:jc w:val="left"/>
+            </w:pPr>
+            <w:r>
+              <w:rPr>
+                <w:rFonts w:ascii="Arial" w:cs="Arial" w:eastAsia="Arial" w:hAnsi="Arial"/>
+                <w:b w:val="false"/>
+                <w:bCs w:val="false"/>
+                <w:i w:val="false"/>
+                <w:iCs w:val="false"/>
+                <w:color w:val="1F3864"/>
+                <w:sz w:val="20"/>
+                <w:szCs w:val="20"/>
+              </w:rPr>
+              <w:t xml:space="preserve">Перезвонить по указанному поводу</w:t>
             </w:r>
           </w:p>
         </w:tc>
@@ -5652,8 +5694,8 @@
                 <w:i/>
                 <w:iCs/>
                 <w:color w:val="1F3864"/>
-                <w:sz w:val="22"/>
-                <w:szCs w:val="22"/>
+                <w:sz w:val="20"/>
+                <w:szCs w:val="20"/>
               </w:rPr>
               <w:t xml:space="preserve">«Мария, Эльмира. Вы просили перезвонить в пятницу — звоню как договорились.»</w:t>
             </w:r>
@@ -5689,7 +5731,7 @@
                 <w:bCs/>
                 <w:i w:val="false"/>
                 <w:iCs w:val="false"/>
-                <w:color w:val="CC3333"/>
+                <w:color w:val="C0392B"/>
                 <w:sz w:val="22"/>
                 <w:szCs w:val="22"/>
               </w:rPr>
@@ -5725,7 +5767,7 @@
                 <w:bCs w:val="false"/>
                 <w:i w:val="false"/>
                 <w:iCs w:val="false"/>
-                <w:color w:val="000000"/>
+                <w:color w:val="1A1A1A"/>
                 <w:sz w:val="22"/>
                 <w:szCs w:val="22"/>
               </w:rPr>
@@ -5765,7 +5807,43 @@
                 <w:sz w:val="20"/>
                 <w:szCs w:val="20"/>
               </w:rPr>
-              <w:t xml:space="preserve">до 2026-04-06</w:t>
+              <w:t xml:space="preserve">Договорённость: «Алексей, Эльмира. Отправила договор — хотела уточнить, получили? Готовы подтвердить?»</w:t>
+            </w:r>
+          </w:p>
+        </w:tc>
+        <w:tc>
+          <w:tcPr>
+            <w:tcBorders>
+              <w:top w:val="single" w:color="CCCCCC" w:sz="4"/>
+              <w:left w:val="single" w:color="CCCCCC" w:sz="4"/>
+              <w:bottom w:val="single" w:color="CCCCCC" w:sz="4"/>
+              <w:right w:val="single" w:color="CCCCCC" w:sz="4"/>
+            </w:tcBorders>
+            <w:tcMar>
+              <w:top w:type="dxa" w:w="60"/>
+              <w:left w:type="dxa" w:w="80"/>
+              <w:bottom w:type="dxa" w:w="60"/>
+              <w:right w:type="dxa" w:w="80"/>
+            </w:tcMar>
+            <w:vAlign w:val="center"/>
+          </w:tcPr>
+          <w:p>
+            <w:pPr>
+              <w:spacing w:after="0" w:before="0"/>
+              <w:jc w:val="left"/>
+            </w:pPr>
+            <w:r>
+              <w:rPr>
+                <w:rFonts w:ascii="Arial" w:cs="Arial" w:eastAsia="Arial" w:hAnsi="Arial"/>
+                <w:b w:val="false"/>
+                <w:bCs w:val="false"/>
+                <w:i w:val="false"/>
+                <w:iCs w:val="false"/>
+                <w:color w:val="1F3864"/>
+                <w:sz w:val="20"/>
+                <w:szCs w:val="20"/>
+              </w:rPr>
+              <w:t xml:space="preserve">Подтвердить договорённость и довести до следующего шага</w:t>
             </w:r>
           </w:p>
         </w:tc>
@@ -5798,8 +5876,8 @@
                 <w:i/>
                 <w:iCs/>
                 <w:color w:val="1F3864"/>
-                <w:sz w:val="22"/>
-                <w:szCs w:val="22"/>
+                <w:sz w:val="20"/>
+                <w:szCs w:val="20"/>
               </w:rPr>
               <w:t xml:space="preserve">«Алексей, Эльмира. Отправила договор — хотела уточнить, получили? Готовы подтвердить?»</w:t>
             </w:r>
@@ -5836,7 +5914,7 @@
                 <w:bCs/>
                 <w:i w:val="false"/>
                 <w:iCs w:val="false"/>
-                <w:color w:val="CC3333"/>
+                <w:color w:val="C0392B"/>
                 <w:sz w:val="22"/>
                 <w:szCs w:val="22"/>
               </w:rPr>
@@ -5873,7 +5951,7 @@
                 <w:bCs w:val="false"/>
                 <w:i w:val="false"/>
                 <w:iCs w:val="false"/>
-                <w:color w:val="000000"/>
+                <w:color w:val="1A1A1A"/>
                 <w:sz w:val="22"/>
                 <w:szCs w:val="22"/>
               </w:rPr>
@@ -5914,7 +5992,44 @@
                 <w:sz w:val="20"/>
                 <w:szCs w:val="20"/>
               </w:rPr>
-              <w:t xml:space="preserve">до 2026-04-07</w:t>
+              <w:t xml:space="preserve">Договорённость: «Здравствуйте, Эльмира из Договор-24. Вчера договорились на демо — отправила ссылку, всё получили?»</w:t>
+            </w:r>
+          </w:p>
+        </w:tc>
+        <w:tc>
+          <w:tcPr>
+            <w:tcBorders>
+              <w:top w:val="single" w:color="CCCCCC" w:sz="4"/>
+              <w:left w:val="single" w:color="CCCCCC" w:sz="4"/>
+              <w:bottom w:val="single" w:color="CCCCCC" w:sz="4"/>
+              <w:right w:val="single" w:color="CCCCCC" w:sz="4"/>
+            </w:tcBorders>
+            <w:shd w:fill="F9F9F9" w:val="clear"/>
+            <w:tcMar>
+              <w:top w:type="dxa" w:w="60"/>
+              <w:left w:type="dxa" w:w="80"/>
+              <w:bottom w:type="dxa" w:w="60"/>
+              <w:right w:type="dxa" w:w="80"/>
+            </w:tcMar>
+            <w:vAlign w:val="center"/>
+          </w:tcPr>
+          <w:p>
+            <w:pPr>
+              <w:spacing w:after="0" w:before="0"/>
+              <w:jc w:val="left"/>
+            </w:pPr>
+            <w:r>
+              <w:rPr>
+                <w:rFonts w:ascii="Arial" w:cs="Arial" w:eastAsia="Arial" w:hAnsi="Arial"/>
+                <w:b w:val="false"/>
+                <w:bCs w:val="false"/>
+                <w:i w:val="false"/>
+                <w:iCs w:val="false"/>
+                <w:color w:val="1F3864"/>
+                <w:sz w:val="20"/>
+                <w:szCs w:val="20"/>
+              </w:rPr>
+              <w:t xml:space="preserve">Подтвердить договорённость и довести до следующего шага</w:t>
             </w:r>
           </w:p>
         </w:tc>
@@ -5948,8 +6063,8 @@
                 <w:i/>
                 <w:iCs/>
                 <w:color w:val="1F3864"/>
-                <w:sz w:val="22"/>
-                <w:szCs w:val="22"/>
+                <w:sz w:val="20"/>
+                <w:szCs w:val="20"/>
               </w:rPr>
               <w:t xml:space="preserve">«Здравствуйте, Эльмира из Договор-24. Вчера договорились на демо — отправила ссылку, всё получили?»</w:t>
             </w:r>
@@ -5985,7 +6100,7 @@
                 <w:bCs/>
                 <w:i w:val="false"/>
                 <w:iCs w:val="false"/>
-                <w:color w:val="CC3333"/>
+                <w:color w:val="C0392B"/>
                 <w:sz w:val="22"/>
                 <w:szCs w:val="22"/>
               </w:rPr>
@@ -6021,7 +6136,7 @@
                 <w:bCs w:val="false"/>
                 <w:i w:val="false"/>
                 <w:iCs w:val="false"/>
-                <w:color w:val="000000"/>
+                <w:color w:val="1A1A1A"/>
                 <w:sz w:val="22"/>
                 <w:szCs w:val="22"/>
               </w:rPr>
@@ -6061,7 +6176,43 @@
                 <w:sz w:val="20"/>
                 <w:szCs w:val="20"/>
               </w:rPr>
-              <w:t xml:space="preserve">до 2026-04-07</w:t>
+              <w:t xml:space="preserve">Договорённость: «Лариса, Эльмира. Активировала пробный доступ — отправила инструкцию. Удобно сейчас пройтись по первым шагам?»</w:t>
+            </w:r>
+          </w:p>
+        </w:tc>
+        <w:tc>
+          <w:tcPr>
+            <w:tcBorders>
+              <w:top w:val="single" w:color="CCCCCC" w:sz="4"/>
+              <w:left w:val="single" w:color="CCCCCC" w:sz="4"/>
+              <w:bottom w:val="single" w:color="CCCCCC" w:sz="4"/>
+              <w:right w:val="single" w:color="CCCCCC" w:sz="4"/>
+            </w:tcBorders>
+            <w:tcMar>
+              <w:top w:type="dxa" w:w="60"/>
+              <w:left w:type="dxa" w:w="80"/>
+              <w:bottom w:type="dxa" w:w="60"/>
+              <w:right w:type="dxa" w:w="80"/>
+            </w:tcMar>
+            <w:vAlign w:val="center"/>
+          </w:tcPr>
+          <w:p>
+            <w:pPr>
+              <w:spacing w:after="0" w:before="0"/>
+              <w:jc w:val="left"/>
+            </w:pPr>
+            <w:r>
+              <w:rPr>
+                <w:rFonts w:ascii="Arial" w:cs="Arial" w:eastAsia="Arial" w:hAnsi="Arial"/>
+                <w:b w:val="false"/>
+                <w:bCs w:val="false"/>
+                <w:i w:val="false"/>
+                <w:iCs w:val="false"/>
+                <w:color w:val="1F3864"/>
+                <w:sz w:val="20"/>
+                <w:szCs w:val="20"/>
+              </w:rPr>
+              <w:t xml:space="preserve">Подтвердить договорённость и довести до следующего шага</w:t>
             </w:r>
           </w:p>
         </w:tc>
@@ -6094,8 +6245,8 @@
                 <w:i/>
                 <w:iCs/>
                 <w:color w:val="1F3864"/>
-                <w:sz w:val="22"/>
-                <w:szCs w:val="22"/>
+                <w:sz w:val="20"/>
+                <w:szCs w:val="20"/>
               </w:rPr>
               <w:t xml:space="preserve">«Лариса, Эльмира. Активировала пробный доступ — отправила инструкцию. Удобно сейчас пройтись по первым шагам?»</w:t>
             </w:r>
@@ -6105,16 +6256,18 @@
     </w:tbl>
     <w:p>
       <w:pPr>
-        <w:spacing w:after="80" w:before="160"/>
+        <w:shd w:fill="1F3864" w:val="clear"/>
+        <w:spacing w:after="100" w:before="200"/>
+        <w:ind w:left="120" w:right="120"/>
       </w:pPr>
       <w:r>
         <w:rPr>
           <w:rFonts w:ascii="Arial" w:cs="Arial" w:eastAsia="Arial" w:hAnsi="Arial"/>
           <w:b/>
           <w:bCs/>
-          <w:color w:val="1F3864"/>
-          <w:sz w:val="28"/>
-          <w:szCs w:val="28"/>
+          <w:color w:val="FFFFFF"/>
+          <w:sz w:val="26"/>
+          <w:szCs w:val="26"/>
         </w:rPr>
         <w:t xml:space="preserve">📋 СПИСОК ВСЕХ ЗВОНКОВ ДНЯ</w:t>
       </w:r>
@@ -6149,7 +6302,7 @@
               <w:bottom w:val="single" w:color="CCCCCC" w:sz="4"/>
               <w:right w:val="single" w:color="CCCCCC" w:sz="4"/>
             </w:tcBorders>
-            <w:shd w:fill="E8F0F8" w:val="clear"/>
+            <w:shd w:fill="C8DCF0" w:val="clear"/>
             <w:tcMar>
               <w:top w:type="dxa" w:w="60"/>
               <w:left w:type="dxa" w:w="80"/>
@@ -6170,7 +6323,7 @@
                 <w:bCs/>
                 <w:i w:val="false"/>
                 <w:iCs w:val="false"/>
-                <w:color w:val="000000"/>
+                <w:color w:val="1A1A1A"/>
                 <w:sz w:val="18"/>
                 <w:szCs w:val="18"/>
               </w:rPr>
@@ -6187,7 +6340,7 @@
               <w:bottom w:val="single" w:color="CCCCCC" w:sz="4"/>
               <w:right w:val="single" w:color="CCCCCC" w:sz="4"/>
             </w:tcBorders>
-            <w:shd w:fill="E8F0F8" w:val="clear"/>
+            <w:shd w:fill="C8DCF0" w:val="clear"/>
             <w:tcMar>
               <w:top w:type="dxa" w:w="60"/>
               <w:left w:type="dxa" w:w="80"/>
@@ -6208,7 +6361,7 @@
                 <w:bCs/>
                 <w:i w:val="false"/>
                 <w:iCs w:val="false"/>
-                <w:color w:val="000000"/>
+                <w:color w:val="1A1A1A"/>
                 <w:sz w:val="18"/>
                 <w:szCs w:val="18"/>
               </w:rPr>
@@ -6225,7 +6378,7 @@
               <w:bottom w:val="single" w:color="CCCCCC" w:sz="4"/>
               <w:right w:val="single" w:color="CCCCCC" w:sz="4"/>
             </w:tcBorders>
-            <w:shd w:fill="E8F0F8" w:val="clear"/>
+            <w:shd w:fill="C8DCF0" w:val="clear"/>
             <w:tcMar>
               <w:top w:type="dxa" w:w="60"/>
               <w:left w:type="dxa" w:w="80"/>
@@ -6246,7 +6399,7 @@
                 <w:bCs/>
                 <w:i w:val="false"/>
                 <w:iCs w:val="false"/>
-                <w:color w:val="000000"/>
+                <w:color w:val="1A1A1A"/>
                 <w:sz w:val="18"/>
                 <w:szCs w:val="18"/>
               </w:rPr>
@@ -6263,7 +6416,7 @@
               <w:bottom w:val="single" w:color="CCCCCC" w:sz="4"/>
               <w:right w:val="single" w:color="CCCCCC" w:sz="4"/>
             </w:tcBorders>
-            <w:shd w:fill="E8F0F8" w:val="clear"/>
+            <w:shd w:fill="C8DCF0" w:val="clear"/>
             <w:tcMar>
               <w:top w:type="dxa" w:w="60"/>
               <w:left w:type="dxa" w:w="80"/>
@@ -6284,7 +6437,7 @@
                 <w:bCs/>
                 <w:i w:val="false"/>
                 <w:iCs w:val="false"/>
-                <w:color w:val="000000"/>
+                <w:color w:val="1A1A1A"/>
                 <w:sz w:val="18"/>
                 <w:szCs w:val="18"/>
               </w:rPr>
@@ -6301,7 +6454,7 @@
               <w:bottom w:val="single" w:color="CCCCCC" w:sz="4"/>
               <w:right w:val="single" w:color="CCCCCC" w:sz="4"/>
             </w:tcBorders>
-            <w:shd w:fill="E8F0F8" w:val="clear"/>
+            <w:shd w:fill="C8DCF0" w:val="clear"/>
             <w:tcMar>
               <w:top w:type="dxa" w:w="60"/>
               <w:left w:type="dxa" w:w="80"/>
@@ -6322,7 +6475,7 @@
                 <w:bCs/>
                 <w:i w:val="false"/>
                 <w:iCs w:val="false"/>
-                <w:color w:val="000000"/>
+                <w:color w:val="1A1A1A"/>
                 <w:sz w:val="18"/>
                 <w:szCs w:val="18"/>
               </w:rPr>
@@ -6339,7 +6492,7 @@
               <w:bottom w:val="single" w:color="CCCCCC" w:sz="4"/>
               <w:right w:val="single" w:color="CCCCCC" w:sz="4"/>
             </w:tcBorders>
-            <w:shd w:fill="E8F0F8" w:val="clear"/>
+            <w:shd w:fill="C8DCF0" w:val="clear"/>
             <w:tcMar>
               <w:top w:type="dxa" w:w="60"/>
               <w:left w:type="dxa" w:w="80"/>
@@ -6360,7 +6513,7 @@
                 <w:bCs/>
                 <w:i w:val="false"/>
                 <w:iCs w:val="false"/>
-                <w:color w:val="000000"/>
+                <w:color w:val="1A1A1A"/>
                 <w:sz w:val="18"/>
                 <w:szCs w:val="18"/>
               </w:rPr>
@@ -6434,7 +6587,7 @@
                 <w:bCs w:val="false"/>
                 <w:i w:val="false"/>
                 <w:iCs w:val="false"/>
-                <w:color w:val="000000"/>
+                <w:color w:val="1A1A1A"/>
                 <w:sz w:val="22"/>
                 <w:szCs w:val="22"/>
               </w:rPr>
@@ -6470,7 +6623,7 @@
                 <w:bCs w:val="false"/>
                 <w:i w:val="false"/>
                 <w:iCs w:val="false"/>
-                <w:color w:val="000000"/>
+                <w:color w:val="1A1A1A"/>
                 <w:sz w:val="22"/>
                 <w:szCs w:val="22"/>
               </w:rPr>
@@ -6582,7 +6735,7 @@
                 <w:sz w:val="22"/>
                 <w:szCs w:val="22"/>
               </w:rPr>
-              <w:t xml:space="preserve">Договор</w:t>
+              <w:t xml:space="preserve">Договорённость</w:t>
             </w:r>
           </w:p>
         </w:tc>
@@ -6654,7 +6807,7 @@
                 <w:bCs w:val="false"/>
                 <w:i w:val="false"/>
                 <w:iCs w:val="false"/>
-                <w:color w:val="000000"/>
+                <w:color w:val="1A1A1A"/>
                 <w:sz w:val="22"/>
                 <w:szCs w:val="22"/>
               </w:rPr>
@@ -6691,7 +6844,7 @@
                 <w:bCs w:val="false"/>
                 <w:i w:val="false"/>
                 <w:iCs w:val="false"/>
-                <w:color w:val="000000"/>
+                <w:color w:val="1A1A1A"/>
                 <w:sz w:val="22"/>
                 <w:szCs w:val="22"/>
               </w:rPr>
@@ -6876,7 +7029,7 @@
                 <w:bCs w:val="false"/>
                 <w:i w:val="false"/>
                 <w:iCs w:val="false"/>
-                <w:color w:val="000000"/>
+                <w:color w:val="1A1A1A"/>
                 <w:sz w:val="22"/>
                 <w:szCs w:val="22"/>
               </w:rPr>
@@ -6912,7 +7065,7 @@
                 <w:bCs w:val="false"/>
                 <w:i w:val="false"/>
                 <w:iCs w:val="false"/>
-                <w:color w:val="000000"/>
+                <w:color w:val="1A1A1A"/>
                 <w:sz w:val="22"/>
                 <w:szCs w:val="22"/>
               </w:rPr>
@@ -7024,7 +7177,7 @@
                 <w:sz w:val="22"/>
                 <w:szCs w:val="22"/>
               </w:rPr>
-              <w:t xml:space="preserve">Договор</w:t>
+              <w:t xml:space="preserve">Договорённость</w:t>
             </w:r>
           </w:p>
         </w:tc>
@@ -7096,7 +7249,7 @@
                 <w:bCs w:val="false"/>
                 <w:i w:val="false"/>
                 <w:iCs w:val="false"/>
-                <w:color w:val="000000"/>
+                <w:color w:val="1A1A1A"/>
                 <w:sz w:val="22"/>
                 <w:szCs w:val="22"/>
               </w:rPr>
@@ -7133,7 +7286,7 @@
                 <w:bCs w:val="false"/>
                 <w:i w:val="false"/>
                 <w:iCs w:val="false"/>
-                <w:color w:val="000000"/>
+                <w:color w:val="1A1A1A"/>
                 <w:sz w:val="22"/>
                 <w:szCs w:val="22"/>
               </w:rPr>
@@ -7248,7 +7401,7 @@
                 <w:sz w:val="22"/>
                 <w:szCs w:val="22"/>
               </w:rPr>
-              <w:t xml:space="preserve">Договор</w:t>
+              <w:t xml:space="preserve">Договорённость</w:t>
             </w:r>
           </w:p>
         </w:tc>
@@ -7318,7 +7471,7 @@
                 <w:bCs w:val="false"/>
                 <w:i w:val="false"/>
                 <w:iCs w:val="false"/>
-                <w:color w:val="000000"/>
+                <w:color w:val="1A1A1A"/>
                 <w:sz w:val="22"/>
                 <w:szCs w:val="22"/>
               </w:rPr>
@@ -7354,7 +7507,7 @@
                 <w:bCs w:val="false"/>
                 <w:i w:val="false"/>
                 <w:iCs w:val="false"/>
-                <w:color w:val="000000"/>
+                <w:color w:val="1A1A1A"/>
                 <w:sz w:val="22"/>
                 <w:szCs w:val="22"/>
               </w:rPr>
@@ -7538,7 +7691,7 @@
                 <w:bCs w:val="false"/>
                 <w:i w:val="false"/>
                 <w:iCs w:val="false"/>
-                <w:color w:val="000000"/>
+                <w:color w:val="1A1A1A"/>
                 <w:sz w:val="22"/>
                 <w:szCs w:val="22"/>
               </w:rPr>
@@ -7575,7 +7728,7 @@
                 <w:bCs w:val="false"/>
                 <w:i w:val="false"/>
                 <w:iCs w:val="false"/>
-                <w:color w:val="000000"/>
+                <w:color w:val="1A1A1A"/>
                 <w:sz w:val="22"/>
                 <w:szCs w:val="22"/>
               </w:rPr>
@@ -7686,7 +7839,7 @@
                 <w:bCs/>
                 <w:i w:val="false"/>
                 <w:iCs w:val="false"/>
-                <w:color w:val="CC3333"/>
+                <w:color w:val="C0392B"/>
                 <w:sz w:val="22"/>
                 <w:szCs w:val="22"/>
               </w:rPr>
@@ -7760,7 +7913,7 @@
                 <w:bCs w:val="false"/>
                 <w:i w:val="false"/>
                 <w:iCs w:val="false"/>
-                <w:color w:val="000000"/>
+                <w:color w:val="1A1A1A"/>
                 <w:sz w:val="22"/>
                 <w:szCs w:val="22"/>
               </w:rPr>
@@ -7796,7 +7949,7 @@
                 <w:bCs w:val="false"/>
                 <w:i w:val="false"/>
                 <w:iCs w:val="false"/>
-                <w:color w:val="000000"/>
+                <w:color w:val="1A1A1A"/>
                 <w:sz w:val="22"/>
                 <w:szCs w:val="22"/>
               </w:rPr>
@@ -7980,7 +8133,7 @@
                 <w:bCs w:val="false"/>
                 <w:i w:val="false"/>
                 <w:iCs w:val="false"/>
-                <w:color w:val="000000"/>
+                <w:color w:val="1A1A1A"/>
                 <w:sz w:val="22"/>
                 <w:szCs w:val="22"/>
               </w:rPr>
@@ -8017,7 +8170,7 @@
                 <w:bCs w:val="false"/>
                 <w:i w:val="false"/>
                 <w:iCs w:val="false"/>
-                <w:color w:val="000000"/>
+                <w:color w:val="1A1A1A"/>
                 <w:sz w:val="22"/>
                 <w:szCs w:val="22"/>
               </w:rPr>
@@ -8132,7 +8285,7 @@
                 <w:sz w:val="22"/>
                 <w:szCs w:val="22"/>
               </w:rPr>
-              <w:t xml:space="preserve">Договор</w:t>
+              <w:t xml:space="preserve">Договорённость</w:t>
             </w:r>
           </w:p>
         </w:tc>
@@ -8167,198 +8320,6 @@
         <w:t xml:space="preserve">Показаны все 8 звонков · полный список в CRM</w:t>
       </w:r>
     </w:p>
-    <w:p>
-      <w:pPr>
-        <w:spacing w:after="80" w:before="160"/>
-      </w:pPr>
-      <w:r>
-        <w:rPr>
-          <w:rFonts w:ascii="Arial" w:cs="Arial" w:eastAsia="Arial" w:hAnsi="Arial"/>
-          <w:b/>
-          <w:bCs/>
-          <w:color w:val="1F3864"/>
-          <w:sz w:val="28"/>
-          <w:szCs w:val="28"/>
-        </w:rPr>
-        <w:t xml:space="preserve">📱 УТРЕННЯЯ КАРТОЧКА (Telegram)</w:t>
-      </w:r>
-    </w:p>
-    <w:p>
-      <w:pPr>
-        <w:spacing w:after="0" w:before="0"/>
-      </w:pPr>
-      <w:r>
-        <w:rPr>
-          <w:rFonts w:ascii="Arial" w:cs="Arial" w:eastAsia="Arial" w:hAnsi="Arial"/>
-          <w:sz w:val="8"/>
-          <w:szCs w:val="8"/>
-        </w:rPr>
-        <w:t xml:space="preserve"/>
-      </w:r>
-    </w:p>
-    <w:tbl>
-      <w:tblPr>
-        <w:tblW w:type="pct" w:w="100%"/>
-        <w:tblBorders>
-          <w:top w:val="single" w:color="auto" w:sz="4"/>
-          <w:left w:val="single" w:color="auto" w:sz="4"/>
-          <w:bottom w:val="single" w:color="auto" w:sz="4"/>
-          <w:right w:val="single" w:color="auto" w:sz="4"/>
-          <w:insideH w:val="single" w:color="auto" w:sz="4"/>
-          <w:insideV w:val="single" w:color="auto" w:sz="4"/>
-        </w:tblBorders>
-      </w:tblPr>
-      <w:tblGrid>
-        <w:gridCol w:w="100"/>
-      </w:tblGrid>
-      <w:tr>
-        <w:tc>
-          <w:tcPr>
-            <w:tcBorders>
-              <w:top w:val="single" w:color="CCCCCC" w:sz="4"/>
-              <w:left w:val="single" w:color="CCCCCC" w:sz="4"/>
-              <w:bottom w:val="single" w:color="CCCCCC" w:sz="4"/>
-              <w:right w:val="single" w:color="CCCCCC" w:sz="4"/>
-            </w:tcBorders>
-            <w:shd w:fill="EFF4FB" w:val="clear"/>
-            <w:tcMar>
-              <w:top w:type="dxa" w:w="120"/>
-              <w:left w:type="dxa" w:w="160"/>
-              <w:bottom w:type="dxa" w:w="120"/>
-              <w:right w:type="dxa" w:w="160"/>
-            </w:tcMar>
-          </w:tcPr>
-          <w:p>
-            <w:pPr>
-              <w:spacing w:after="80" w:before="0"/>
-            </w:pPr>
-            <w:r>
-              <w:rPr>
-                <w:rFonts w:ascii="Arial" w:cs="Arial" w:eastAsia="Arial" w:hAnsi="Arial"/>
-                <w:b/>
-                <w:bCs/>
-                <w:sz w:val="26"/>
-                <w:szCs w:val="26"/>
-              </w:rPr>
-              <w:t xml:space="preserve">Эльмира, доброе утро! 👋</w:t>
-            </w:r>
-          </w:p>
-          <w:p>
-            <w:pPr>
-              <w:spacing w:after="60" w:before="0"/>
-            </w:pPr>
-            <w:r>
-              <w:rPr>
-                <w:rFonts w:ascii="Arial" w:cs="Arial" w:eastAsia="Arial" w:hAnsi="Arial"/>
-                <w:sz w:val="22"/>
-                <w:szCs w:val="22"/>
-              </w:rPr>
-              <w:t xml:space="preserve">Вчерашний итог: 8 звонков → 4 договорённостей, 1 открытых</w:t>
-            </w:r>
-          </w:p>
-          <w:p>
-            <w:pPr>
-              <w:spacing w:after="80" w:before="0"/>
-            </w:pPr>
-            <w:r>
-              <w:rPr>
-                <w:rFonts w:ascii="Arial" w:cs="Arial" w:eastAsia="Arial" w:hAnsi="Arial"/>
-                <w:b/>
-                <w:bCs/>
-                <w:color w:val="E87722"/>
-                <w:sz w:val="22"/>
-                <w:szCs w:val="22"/>
-              </w:rPr>
-              <w:t xml:space="preserve">Потенциал: ~180 000 тенге годовых подписок (1 × 180к) — не подобраны. 📞</w:t>
-            </w:r>
-          </w:p>
-          <w:p>
-            <w:pPr>
-              <w:spacing w:after="40" w:before="0"/>
-            </w:pPr>
-            <w:r>
-              <w:rPr>
-                <w:rFonts w:ascii="Arial" w:cs="Arial" w:eastAsia="Arial" w:hAnsi="Arial"/>
-                <w:b/>
-                <w:bCs/>
-                <w:sz w:val="22"/>
-                <w:szCs w:val="22"/>
-              </w:rPr>
-              <w:t xml:space="preserve">Позвони сегодня:</w:t>
-            </w:r>
-          </w:p>
-          <w:p>
-            <w:pPr>
-              <w:spacing w:after="40" w:before="0"/>
-              <w:ind w:left="200"/>
-            </w:pPr>
-            <w:r>
-              <w:rPr>
-                <w:rFonts w:ascii="Arial" w:cs="Arial" w:eastAsia="Arial" w:hAnsi="Arial"/>
-                <w:sz w:val="20"/>
-                <w:szCs w:val="20"/>
-              </w:rPr>
-              <w:t xml:space="preserve">1. Анна Сидорова — «Анна, Эльмира из Договор-24. Договорились созвониться — удобно сейчас пару минут?»</w:t>
-            </w:r>
-          </w:p>
-          <w:p>
-            <w:pPr>
-              <w:spacing w:after="40" w:before="0"/>
-              <w:ind w:left="200"/>
-            </w:pPr>
-            <w:r>
-              <w:rPr>
-                <w:rFonts w:ascii="Arial" w:cs="Arial" w:eastAsia="Arial" w:hAnsi="Arial"/>
-                <w:sz w:val="20"/>
-                <w:szCs w:val="20"/>
-              </w:rPr>
-              <w:t xml:space="preserve">2. Мария Петрова — «Мария, Эльмира. Вы просили перезвонить в пятницу — звоню как договорились.»</w:t>
-            </w:r>
-          </w:p>
-          <w:p>
-            <w:pPr>
-              <w:spacing w:after="40" w:before="0"/>
-              <w:ind w:left="200"/>
-            </w:pPr>
-            <w:r>
-              <w:rPr>
-                <w:rFonts w:ascii="Arial" w:cs="Arial" w:eastAsia="Arial" w:hAnsi="Arial"/>
-                <w:sz w:val="20"/>
-                <w:szCs w:val="20"/>
-              </w:rPr>
-              <w:t xml:space="preserve">3. Алексей Морозов — «Алексей, Эльмира. Отправила договор — хотела уточнить, получили? Готовы подтвердить?»</w:t>
-            </w:r>
-          </w:p>
-          <w:p>
-            <w:pPr>
-              <w:spacing w:after="0" w:before="0"/>
-            </w:pPr>
-            <w:r>
-              <w:rPr>
-                <w:rFonts w:ascii="Arial" w:cs="Arial" w:eastAsia="Arial" w:hAnsi="Arial"/>
-                <w:sz w:val="8"/>
-                <w:szCs w:val="8"/>
-              </w:rPr>
-              <w:t xml:space="preserve"/>
-            </w:r>
-          </w:p>
-          <w:p>
-            <w:pPr>
-              <w:spacing w:after="0" w:before="40"/>
-            </w:pPr>
-            <w:r>
-              <w:rPr>
-                <w:rFonts w:ascii="Arial" w:cs="Arial" w:eastAsia="Arial" w:hAnsi="Arial"/>
-                <w:color w:val="1F3864"/>
-                <w:sz w:val="20"/>
-                <w:szCs w:val="20"/>
-              </w:rPr>
-              <w:t xml:space="preserve">🏆 Челлендж: Сквозной фокус периода: Не выявляет детальные потребности — переходит в презентацию до понимания задачи клиента повторяется чаще всего и должен стать темой ближайших разборов.</w:t>
-            </w:r>
-          </w:p>
-        </w:tc>
-      </w:tr>
-    </w:tbl>
     <w:sectPr>
       <w:footerReference w:type="default" r:id="rId7"/>
       <w:footerReference w:type="first" r:id="rId8"/>
